--- a/docs/documentation_zub.docx
+++ b/docs/documentation_zub.docx
@@ -2,21 +2,21 @@
 <file path=word/document.xml><?xml version="1.0" encoding="utf-8"?>
 <w:document xmlns:wpc="http://schemas.microsoft.com/office/word/2010/wordprocessingCanvas" xmlns:cx="http://schemas.microsoft.com/office/drawing/2014/chartex" xmlns:mc="http://schemas.openxmlformats.org/markup-compatibility/2006" xmlns:o="urn:schemas-microsoft-com:office:office" xmlns:r="http://schemas.openxmlformats.org/officeDocument/2006/relationships" xmlns:m="http://schemas.openxmlformats.org/officeDocument/2006/math" xmlns:v="urn:schemas-microsoft-com:vml" xmlns:wp14="http://schemas.microsoft.com/office/word/2010/wordprocessingDrawing" xmlns:wp="http://schemas.openxmlformats.org/drawingml/2006/wordprocessingDrawing" xmlns:w10="urn:schemas-microsoft-com:office:word" xmlns:w="http://schemas.openxmlformats.org/wordprocessingml/2006/main" xmlns:w14="http://schemas.microsoft.com/office/word/2010/wordml" xmlns:w15="http://schemas.microsoft.com/office/word/2012/wordml" xmlns:w16se="http://schemas.microsoft.com/office/word/2015/wordml/symex" xmlns:wpg="http://schemas.microsoft.com/office/word/2010/wordprocessingGroup" xmlns:wpi="http://schemas.microsoft.com/office/word/2010/wordprocessingInk" xmlns:wne="http://schemas.microsoft.com/office/word/2006/wordml" xmlns:wps="http://schemas.microsoft.com/office/word/2010/wordprocessingShape" mc:Ignorable="w14 w15 w16se wp14">
   <w:body>
-    <w:bookmarkStart w:id="0" w:name="_Toc198758304" w:displacedByCustomXml="next"/>
-    <w:bookmarkStart w:id="1" w:name="_Toc168420870" w:displacedByCustomXml="next"/>
-    <w:bookmarkStart w:id="2" w:name="_Toc168419587" w:displacedByCustomXml="next"/>
-    <w:bookmarkStart w:id="3" w:name="_Toc168419094" w:displacedByCustomXml="next"/>
-    <w:bookmarkStart w:id="4" w:name="_Toc168247003" w:displacedByCustomXml="next"/>
-    <w:bookmarkStart w:id="5" w:name="_Toc168233593" w:displacedByCustomXml="next"/>
-    <w:bookmarkStart w:id="6" w:name="_Toc168224550" w:displacedByCustomXml="next"/>
-    <w:bookmarkStart w:id="7" w:name="_Toc168080631" w:displacedByCustomXml="next"/>
-    <w:bookmarkStart w:id="8" w:name="_Toc167917532" w:displacedByCustomXml="next"/>
-    <w:bookmarkStart w:id="9" w:name="_Toc167820111" w:displacedByCustomXml="next"/>
-    <w:bookmarkStart w:id="10" w:name="_Toc167819800" w:displacedByCustomXml="next"/>
-    <w:bookmarkStart w:id="11" w:name="_Toc167791834" w:displacedByCustomXml="next"/>
-    <w:bookmarkStart w:id="12" w:name="_Toc167790289" w:displacedByCustomXml="next"/>
-    <w:bookmarkStart w:id="13" w:name="_Toc168054382" w:displacedByCustomXml="next"/>
-    <w:bookmarkStart w:id="14" w:name="_Toc168421298" w:displacedByCustomXml="next"/>
+    <w:bookmarkStart w:id="0" w:name="_Toc198761369" w:displacedByCustomXml="next"/>
+    <w:bookmarkStart w:id="1" w:name="_Toc168421298" w:displacedByCustomXml="next"/>
+    <w:bookmarkStart w:id="2" w:name="_Toc168054382" w:displacedByCustomXml="next"/>
+    <w:bookmarkStart w:id="3" w:name="_Toc167790289" w:displacedByCustomXml="next"/>
+    <w:bookmarkStart w:id="4" w:name="_Toc167791834" w:displacedByCustomXml="next"/>
+    <w:bookmarkStart w:id="5" w:name="_Toc167819800" w:displacedByCustomXml="next"/>
+    <w:bookmarkStart w:id="6" w:name="_Toc167820111" w:displacedByCustomXml="next"/>
+    <w:bookmarkStart w:id="7" w:name="_Toc167917532" w:displacedByCustomXml="next"/>
+    <w:bookmarkStart w:id="8" w:name="_Toc168080631" w:displacedByCustomXml="next"/>
+    <w:bookmarkStart w:id="9" w:name="_Toc168224550" w:displacedByCustomXml="next"/>
+    <w:bookmarkStart w:id="10" w:name="_Toc168233593" w:displacedByCustomXml="next"/>
+    <w:bookmarkStart w:id="11" w:name="_Toc168247003" w:displacedByCustomXml="next"/>
+    <w:bookmarkStart w:id="12" w:name="_Toc168419094" w:displacedByCustomXml="next"/>
+    <w:bookmarkStart w:id="13" w:name="_Toc168419587" w:displacedByCustomXml="next"/>
+    <w:bookmarkStart w:id="14" w:name="_Toc168420870" w:displacedByCustomXml="next"/>
     <w:sdt>
       <w:sdtPr>
         <w:rPr>
@@ -90,7 +90,7 @@
           <w:r>
             <w:fldChar w:fldCharType="separate"/>
           </w:r>
-          <w:hyperlink w:anchor="_Toc198758304" w:history="1">
+          <w:hyperlink w:anchor="_Toc198761369" w:history="1">
             <w:r>
               <w:rPr>
                 <w:rStyle w:val="afb"/>
@@ -117,7 +117,7 @@
                 <w:noProof/>
                 <w:webHidden/>
               </w:rPr>
-              <w:instrText xml:space="preserve"> PAGEREF _Toc198758304 \h </w:instrText>
+              <w:instrText xml:space="preserve"> PAGEREF _Toc198761369 \h </w:instrText>
             </w:r>
             <w:r>
               <w:rPr>
@@ -161,7 +161,7 @@
               <w:lang w:eastAsia="ru-RU"/>
             </w:rPr>
           </w:pPr>
-          <w:hyperlink w:anchor="_Toc198758305" w:history="1">
+          <w:hyperlink w:anchor="_Toc198761370" w:history="1">
             <w:r>
               <w:rPr>
                 <w:rStyle w:val="afb"/>
@@ -188,7 +188,7 @@
                 <w:noProof/>
                 <w:webHidden/>
               </w:rPr>
-              <w:instrText xml:space="preserve"> PAGEREF _Toc198758305 \h </w:instrText>
+              <w:instrText xml:space="preserve"> PAGEREF _Toc198761370 \h </w:instrText>
             </w:r>
             <w:r>
               <w:rPr>
@@ -232,7 +232,7 @@
               <w:lang w:eastAsia="ru-RU"/>
             </w:rPr>
           </w:pPr>
-          <w:hyperlink w:anchor="_Toc198758306" w:history="1">
+          <w:hyperlink w:anchor="_Toc198761371" w:history="1">
             <w:r>
               <w:rPr>
                 <w:rStyle w:val="afb"/>
@@ -259,7 +259,7 @@
                 <w:noProof/>
                 <w:webHidden/>
               </w:rPr>
-              <w:instrText xml:space="preserve"> PAGEREF _Toc198758306 \h </w:instrText>
+              <w:instrText xml:space="preserve"> PAGEREF _Toc198761371 \h </w:instrText>
             </w:r>
             <w:r>
               <w:rPr>
@@ -303,7 +303,7 @@
               <w:lang w:eastAsia="ru-RU"/>
             </w:rPr>
           </w:pPr>
-          <w:hyperlink w:anchor="_Toc198758307" w:history="1">
+          <w:hyperlink w:anchor="_Toc198761372" w:history="1">
             <w:r>
               <w:rPr>
                 <w:rStyle w:val="afb"/>
@@ -330,7 +330,7 @@
                 <w:noProof/>
                 <w:webHidden/>
               </w:rPr>
-              <w:instrText xml:space="preserve"> PAGEREF _Toc198758307 \h </w:instrText>
+              <w:instrText xml:space="preserve"> PAGEREF _Toc198761372 \h </w:instrText>
             </w:r>
             <w:r>
               <w:rPr>
@@ -374,7 +374,7 @@
               <w:lang w:eastAsia="ru-RU"/>
             </w:rPr>
           </w:pPr>
-          <w:hyperlink w:anchor="_Toc198758308" w:history="1">
+          <w:hyperlink w:anchor="_Toc198761373" w:history="1">
             <w:r>
               <w:rPr>
                 <w:rStyle w:val="afb"/>
@@ -401,7 +401,7 @@
                 <w:noProof/>
                 <w:webHidden/>
               </w:rPr>
-              <w:instrText xml:space="preserve"> PAGEREF _Toc198758308 \h </w:instrText>
+              <w:instrText xml:space="preserve"> PAGEREF _Toc198761373 \h </w:instrText>
             </w:r>
             <w:r>
               <w:rPr>
@@ -421,7 +421,7 @@
                 <w:noProof/>
                 <w:webHidden/>
               </w:rPr>
-              <w:t>14</w:t>
+              <w:t>12</w:t>
             </w:r>
             <w:r>
               <w:rPr>
@@ -445,7 +445,7 @@
               <w:lang w:eastAsia="ru-RU"/>
             </w:rPr>
           </w:pPr>
-          <w:hyperlink w:anchor="_Toc198758309" w:history="1">
+          <w:hyperlink w:anchor="_Toc198761374" w:history="1">
             <w:r>
               <w:rPr>
                 <w:rStyle w:val="afb"/>
@@ -472,7 +472,7 @@
                 <w:noProof/>
                 <w:webHidden/>
               </w:rPr>
-              <w:instrText xml:space="preserve"> PAGEREF _Toc198758309 \h </w:instrText>
+              <w:instrText xml:space="preserve"> PAGEREF _Toc198761374 \h </w:instrText>
             </w:r>
             <w:r>
               <w:rPr>
@@ -492,7 +492,7 @@
                 <w:noProof/>
                 <w:webHidden/>
               </w:rPr>
-              <w:t>16</w:t>
+              <w:t>14</w:t>
             </w:r>
             <w:r>
               <w:rPr>
@@ -517,7 +517,7 @@
               <w:lang w:eastAsia="ru-RU"/>
             </w:rPr>
           </w:pPr>
-          <w:hyperlink w:anchor="_Toc198758310" w:history="1">
+          <w:hyperlink w:anchor="_Toc198761375" w:history="1">
             <w:r>
               <w:rPr>
                 <w:rStyle w:val="afb"/>
@@ -560,7 +560,7 @@
                 <w:noProof/>
                 <w:webHidden/>
               </w:rPr>
-              <w:instrText xml:space="preserve"> PAGEREF _Toc198758310 \h </w:instrText>
+              <w:instrText xml:space="preserve"> PAGEREF _Toc198761375 \h </w:instrText>
             </w:r>
             <w:r>
               <w:rPr>
@@ -580,7 +580,254 @@
                 <w:noProof/>
                 <w:webHidden/>
               </w:rPr>
-              <w:t>16</w:t>
+              <w:t>14</w:t>
+            </w:r>
+            <w:r>
+              <w:rPr>
+                <w:noProof/>
+                <w:webHidden/>
+              </w:rPr>
+              <w:fldChar w:fldCharType="end"/>
+            </w:r>
+          </w:hyperlink>
+        </w:p>
+        <w:p>
+          <w:pPr>
+            <w:pStyle w:val="21"/>
+            <w:tabs>
+              <w:tab w:val="left" w:pos="1760"/>
+              <w:tab w:val="right" w:leader="dot" w:pos="9628"/>
+            </w:tabs>
+            <w:rPr>
+              <w:rFonts w:asciiTheme="minorHAnsi" w:eastAsiaTheme="minorEastAsia" w:hAnsiTheme="minorHAnsi"/>
+              <w:noProof/>
+              <w:sz w:val="22"/>
+              <w:lang w:eastAsia="ru-RU"/>
+            </w:rPr>
+          </w:pPr>
+          <w:hyperlink w:anchor="_Toc198761376" w:history="1">
+            <w:r>
+              <w:rPr>
+                <w:rStyle w:val="afb"/>
+                <w:noProof/>
+              </w:rPr>
+              <w:t>2.7</w:t>
+            </w:r>
+            <w:r>
+              <w:rPr>
+                <w:rFonts w:asciiTheme="minorHAnsi" w:eastAsiaTheme="minorEastAsia" w:hAnsiTheme="minorHAnsi"/>
+                <w:noProof/>
+                <w:sz w:val="22"/>
+                <w:lang w:eastAsia="ru-RU"/>
+              </w:rPr>
+              <w:tab/>
+            </w:r>
+            <w:r>
+              <w:rPr>
+                <w:rStyle w:val="afb"/>
+                <w:noProof/>
+              </w:rPr>
+              <w:t>Расчет лопатки вентилятора на прочность</w:t>
+            </w:r>
+            <w:r>
+              <w:rPr>
+                <w:noProof/>
+                <w:webHidden/>
+              </w:rPr>
+              <w:tab/>
+            </w:r>
+            <w:r>
+              <w:rPr>
+                <w:noProof/>
+                <w:webHidden/>
+              </w:rPr>
+              <w:fldChar w:fldCharType="begin"/>
+            </w:r>
+            <w:r>
+              <w:rPr>
+                <w:noProof/>
+                <w:webHidden/>
+              </w:rPr>
+              <w:instrText xml:space="preserve"> PAGEREF _Toc198761376 \h </w:instrText>
+            </w:r>
+            <w:r>
+              <w:rPr>
+                <w:noProof/>
+                <w:webHidden/>
+              </w:rPr>
+            </w:r>
+            <w:r>
+              <w:rPr>
+                <w:noProof/>
+                <w:webHidden/>
+              </w:rPr>
+              <w:fldChar w:fldCharType="separate"/>
+            </w:r>
+            <w:r>
+              <w:rPr>
+                <w:noProof/>
+                <w:webHidden/>
+              </w:rPr>
+              <w:t>15</w:t>
+            </w:r>
+            <w:r>
+              <w:rPr>
+                <w:noProof/>
+                <w:webHidden/>
+              </w:rPr>
+              <w:fldChar w:fldCharType="end"/>
+            </w:r>
+          </w:hyperlink>
+        </w:p>
+        <w:p>
+          <w:pPr>
+            <w:pStyle w:val="21"/>
+            <w:tabs>
+              <w:tab w:val="right" w:leader="dot" w:pos="9628"/>
+            </w:tabs>
+            <w:rPr>
+              <w:rFonts w:asciiTheme="minorHAnsi" w:eastAsiaTheme="minorEastAsia" w:hAnsiTheme="minorHAnsi"/>
+              <w:noProof/>
+              <w:sz w:val="22"/>
+              <w:lang w:eastAsia="ru-RU"/>
+            </w:rPr>
+          </w:pPr>
+          <w:hyperlink w:anchor="_Toc198761377" w:history="1">
+            <w:r>
+              <w:rPr>
+                <w:rStyle w:val="afb"/>
+                <w:noProof/>
+              </w:rPr>
+              <w:t>3. Технологическая часть</w:t>
+            </w:r>
+            <w:r>
+              <w:rPr>
+                <w:noProof/>
+                <w:webHidden/>
+              </w:rPr>
+              <w:tab/>
+            </w:r>
+            <w:r>
+              <w:rPr>
+                <w:noProof/>
+                <w:webHidden/>
+              </w:rPr>
+              <w:fldChar w:fldCharType="begin"/>
+            </w:r>
+            <w:r>
+              <w:rPr>
+                <w:noProof/>
+                <w:webHidden/>
+              </w:rPr>
+              <w:instrText xml:space="preserve"> PAGEREF _Toc198761377 \h </w:instrText>
+            </w:r>
+            <w:r>
+              <w:rPr>
+                <w:noProof/>
+                <w:webHidden/>
+              </w:rPr>
+            </w:r>
+            <w:r>
+              <w:rPr>
+                <w:noProof/>
+                <w:webHidden/>
+              </w:rPr>
+              <w:fldChar w:fldCharType="separate"/>
+            </w:r>
+            <w:r>
+              <w:rPr>
+                <w:noProof/>
+                <w:webHidden/>
+              </w:rPr>
+              <w:t>17</w:t>
+            </w:r>
+            <w:r>
+              <w:rPr>
+                <w:noProof/>
+                <w:webHidden/>
+              </w:rPr>
+              <w:fldChar w:fldCharType="end"/>
+            </w:r>
+          </w:hyperlink>
+        </w:p>
+        <w:p>
+          <w:pPr>
+            <w:pStyle w:val="21"/>
+            <w:tabs>
+              <w:tab w:val="left" w:pos="1760"/>
+              <w:tab w:val="right" w:leader="dot" w:pos="9628"/>
+            </w:tabs>
+            <w:rPr>
+              <w:rFonts w:asciiTheme="minorHAnsi" w:eastAsiaTheme="minorEastAsia" w:hAnsiTheme="minorHAnsi"/>
+              <w:noProof/>
+              <w:sz w:val="22"/>
+              <w:lang w:eastAsia="ru-RU"/>
+            </w:rPr>
+          </w:pPr>
+          <w:hyperlink w:anchor="_Toc198761378" w:history="1">
+            <w:r>
+              <w:rPr>
+                <w:rStyle w:val="afb"/>
+                <w:noProof/>
+              </w:rPr>
+              <w:t>3.1</w:t>
+            </w:r>
+            <w:r>
+              <w:rPr>
+                <w:rFonts w:asciiTheme="minorHAnsi" w:eastAsiaTheme="minorEastAsia" w:hAnsiTheme="minorHAnsi"/>
+                <w:noProof/>
+                <w:sz w:val="22"/>
+                <w:lang w:eastAsia="ru-RU"/>
+              </w:rPr>
+              <w:tab/>
+            </w:r>
+            <w:r>
+              <w:rPr>
+                <w:rStyle w:val="afb"/>
+                <w:noProof/>
+              </w:rPr>
+              <w:t>Проектирование технологического процесса изготовления детали</w:t>
+            </w:r>
+            <w:r>
+              <w:rPr>
+                <w:noProof/>
+                <w:webHidden/>
+              </w:rPr>
+              <w:tab/>
+            </w:r>
+            <w:r>
+              <w:rPr>
+                <w:noProof/>
+                <w:webHidden/>
+              </w:rPr>
+              <w:fldChar w:fldCharType="begin"/>
+            </w:r>
+            <w:r>
+              <w:rPr>
+                <w:noProof/>
+                <w:webHidden/>
+              </w:rPr>
+              <w:instrText xml:space="preserve"> PAGEREF _Toc198761378 \h </w:instrText>
+            </w:r>
+            <w:r>
+              <w:rPr>
+                <w:noProof/>
+                <w:webHidden/>
+              </w:rPr>
+            </w:r>
+            <w:r>
+              <w:rPr>
+                <w:noProof/>
+                <w:webHidden/>
+              </w:rPr>
+              <w:fldChar w:fldCharType="separate"/>
+            </w:r>
+            <w:r>
+              <w:rPr>
+                <w:noProof/>
+                <w:webHidden/>
+              </w:rPr>
+              <w:t>17</w:t>
             </w:r>
             <w:r>
               <w:rPr>
@@ -605,13 +852,13 @@
               <w:lang w:eastAsia="ru-RU"/>
             </w:rPr>
           </w:pPr>
-          <w:hyperlink w:anchor="_Toc198758311" w:history="1">
+          <w:hyperlink w:anchor="_Toc198761379" w:history="1">
             <w:r>
               <w:rPr>
                 <w:rStyle w:val="afb"/>
                 <w:noProof/>
               </w:rPr>
-              <w:t>2.6.2</w:t>
+              <w:t>3.1.1</w:t>
             </w:r>
             <w:r>
               <w:rPr>
@@ -627,7 +874,7 @@
                 <w:rStyle w:val="afb"/>
                 <w:noProof/>
               </w:rPr>
-              <w:t>Профилирование</w:t>
+              <w:t>Назначение и описание детали, выбор материала</w:t>
             </w:r>
             <w:r>
               <w:rPr>
@@ -648,7 +895,7 @@
                 <w:noProof/>
                 <w:webHidden/>
               </w:rPr>
-              <w:instrText xml:space="preserve"> PAGEREF _Toc198758311 \h </w:instrText>
+              <w:instrText xml:space="preserve"> PAGEREF _Toc198761379 \h </w:instrText>
             </w:r>
             <w:r>
               <w:rPr>
@@ -668,7 +915,711 @@
                 <w:noProof/>
                 <w:webHidden/>
               </w:rPr>
-              <w:t>16</w:t>
+              <w:t>17</w:t>
+            </w:r>
+            <w:r>
+              <w:rPr>
+                <w:noProof/>
+                <w:webHidden/>
+              </w:rPr>
+              <w:fldChar w:fldCharType="end"/>
+            </w:r>
+          </w:hyperlink>
+        </w:p>
+        <w:p>
+          <w:pPr>
+            <w:pStyle w:val="21"/>
+            <w:tabs>
+              <w:tab w:val="left" w:pos="1769"/>
+              <w:tab w:val="right" w:leader="dot" w:pos="9628"/>
+            </w:tabs>
+            <w:rPr>
+              <w:rFonts w:asciiTheme="minorHAnsi" w:eastAsiaTheme="minorEastAsia" w:hAnsiTheme="minorHAnsi"/>
+              <w:noProof/>
+              <w:sz w:val="22"/>
+              <w:lang w:eastAsia="ru-RU"/>
+            </w:rPr>
+          </w:pPr>
+          <w:hyperlink w:anchor="_Toc198761380" w:history="1">
+            <w:r>
+              <w:rPr>
+                <w:rStyle w:val="afb"/>
+                <w:noProof/>
+              </w:rPr>
+              <w:t>3.1.2</w:t>
+            </w:r>
+            <w:r>
+              <w:rPr>
+                <w:rFonts w:asciiTheme="minorHAnsi" w:eastAsiaTheme="minorEastAsia" w:hAnsiTheme="minorHAnsi"/>
+                <w:noProof/>
+                <w:sz w:val="22"/>
+                <w:lang w:eastAsia="ru-RU"/>
+              </w:rPr>
+              <w:tab/>
+            </w:r>
+            <w:r>
+              <w:rPr>
+                <w:rStyle w:val="afb"/>
+                <w:noProof/>
+              </w:rPr>
+              <w:t>Назначение и анализ технических требований к детали</w:t>
+            </w:r>
+            <w:r>
+              <w:rPr>
+                <w:noProof/>
+                <w:webHidden/>
+              </w:rPr>
+              <w:tab/>
+            </w:r>
+            <w:r>
+              <w:rPr>
+                <w:noProof/>
+                <w:webHidden/>
+              </w:rPr>
+              <w:fldChar w:fldCharType="begin"/>
+            </w:r>
+            <w:r>
+              <w:rPr>
+                <w:noProof/>
+                <w:webHidden/>
+              </w:rPr>
+              <w:instrText xml:space="preserve"> PAGEREF _Toc198761380 \h </w:instrText>
+            </w:r>
+            <w:r>
+              <w:rPr>
+                <w:noProof/>
+                <w:webHidden/>
+              </w:rPr>
+            </w:r>
+            <w:r>
+              <w:rPr>
+                <w:noProof/>
+                <w:webHidden/>
+              </w:rPr>
+              <w:fldChar w:fldCharType="separate"/>
+            </w:r>
+            <w:r>
+              <w:rPr>
+                <w:noProof/>
+                <w:webHidden/>
+              </w:rPr>
+              <w:t>20</w:t>
+            </w:r>
+            <w:r>
+              <w:rPr>
+                <w:noProof/>
+                <w:webHidden/>
+              </w:rPr>
+              <w:fldChar w:fldCharType="end"/>
+            </w:r>
+          </w:hyperlink>
+        </w:p>
+        <w:p>
+          <w:pPr>
+            <w:pStyle w:val="21"/>
+            <w:tabs>
+              <w:tab w:val="left" w:pos="1769"/>
+              <w:tab w:val="right" w:leader="dot" w:pos="9628"/>
+            </w:tabs>
+            <w:rPr>
+              <w:rFonts w:asciiTheme="minorHAnsi" w:eastAsiaTheme="minorEastAsia" w:hAnsiTheme="minorHAnsi"/>
+              <w:noProof/>
+              <w:sz w:val="22"/>
+              <w:lang w:eastAsia="ru-RU"/>
+            </w:rPr>
+          </w:pPr>
+          <w:hyperlink w:anchor="_Toc198761381" w:history="1">
+            <w:r>
+              <w:rPr>
+                <w:rStyle w:val="afb"/>
+                <w:noProof/>
+              </w:rPr>
+              <w:t>3.1.4</w:t>
+            </w:r>
+            <w:r>
+              <w:rPr>
+                <w:rFonts w:asciiTheme="minorHAnsi" w:eastAsiaTheme="minorEastAsia" w:hAnsiTheme="minorHAnsi"/>
+                <w:noProof/>
+                <w:sz w:val="22"/>
+                <w:lang w:eastAsia="ru-RU"/>
+              </w:rPr>
+              <w:tab/>
+            </w:r>
+            <w:r>
+              <w:rPr>
+                <w:rStyle w:val="afb"/>
+                <w:noProof/>
+              </w:rPr>
+              <w:t>Анализ технологичности конструкции детали</w:t>
+            </w:r>
+            <w:r>
+              <w:rPr>
+                <w:noProof/>
+                <w:webHidden/>
+              </w:rPr>
+              <w:tab/>
+            </w:r>
+            <w:r>
+              <w:rPr>
+                <w:noProof/>
+                <w:webHidden/>
+              </w:rPr>
+              <w:fldChar w:fldCharType="begin"/>
+            </w:r>
+            <w:r>
+              <w:rPr>
+                <w:noProof/>
+                <w:webHidden/>
+              </w:rPr>
+              <w:instrText xml:space="preserve"> PAGEREF _Toc198761381 \h </w:instrText>
+            </w:r>
+            <w:r>
+              <w:rPr>
+                <w:noProof/>
+                <w:webHidden/>
+              </w:rPr>
+            </w:r>
+            <w:r>
+              <w:rPr>
+                <w:noProof/>
+                <w:webHidden/>
+              </w:rPr>
+              <w:fldChar w:fldCharType="separate"/>
+            </w:r>
+            <w:r>
+              <w:rPr>
+                <w:noProof/>
+                <w:webHidden/>
+              </w:rPr>
+              <w:t>24</w:t>
+            </w:r>
+            <w:r>
+              <w:rPr>
+                <w:noProof/>
+                <w:webHidden/>
+              </w:rPr>
+              <w:fldChar w:fldCharType="end"/>
+            </w:r>
+          </w:hyperlink>
+        </w:p>
+        <w:p>
+          <w:pPr>
+            <w:pStyle w:val="21"/>
+            <w:tabs>
+              <w:tab w:val="left" w:pos="1979"/>
+              <w:tab w:val="right" w:leader="dot" w:pos="9628"/>
+            </w:tabs>
+            <w:rPr>
+              <w:rFonts w:asciiTheme="minorHAnsi" w:eastAsiaTheme="minorEastAsia" w:hAnsiTheme="minorHAnsi"/>
+              <w:noProof/>
+              <w:sz w:val="22"/>
+              <w:lang w:eastAsia="ru-RU"/>
+            </w:rPr>
+          </w:pPr>
+          <w:hyperlink w:anchor="_Toc198761382" w:history="1">
+            <w:r>
+              <w:rPr>
+                <w:rStyle w:val="afb"/>
+                <w:noProof/>
+              </w:rPr>
+              <w:t>3.1.4.1</w:t>
+            </w:r>
+            <w:r>
+              <w:rPr>
+                <w:rFonts w:asciiTheme="minorHAnsi" w:eastAsiaTheme="minorEastAsia" w:hAnsiTheme="minorHAnsi"/>
+                <w:noProof/>
+                <w:sz w:val="22"/>
+                <w:lang w:eastAsia="ru-RU"/>
+              </w:rPr>
+              <w:tab/>
+            </w:r>
+            <w:r>
+              <w:rPr>
+                <w:rStyle w:val="afb"/>
+                <w:noProof/>
+              </w:rPr>
+              <w:t>Качественная оценка технологичности</w:t>
+            </w:r>
+            <w:r>
+              <w:rPr>
+                <w:noProof/>
+                <w:webHidden/>
+              </w:rPr>
+              <w:tab/>
+            </w:r>
+            <w:r>
+              <w:rPr>
+                <w:noProof/>
+                <w:webHidden/>
+              </w:rPr>
+              <w:fldChar w:fldCharType="begin"/>
+            </w:r>
+            <w:r>
+              <w:rPr>
+                <w:noProof/>
+                <w:webHidden/>
+              </w:rPr>
+              <w:instrText xml:space="preserve"> PAGEREF _Toc198761382 \h </w:instrText>
+            </w:r>
+            <w:r>
+              <w:rPr>
+                <w:noProof/>
+                <w:webHidden/>
+              </w:rPr>
+            </w:r>
+            <w:r>
+              <w:rPr>
+                <w:noProof/>
+                <w:webHidden/>
+              </w:rPr>
+              <w:fldChar w:fldCharType="separate"/>
+            </w:r>
+            <w:r>
+              <w:rPr>
+                <w:noProof/>
+                <w:webHidden/>
+              </w:rPr>
+              <w:t>24</w:t>
+            </w:r>
+            <w:r>
+              <w:rPr>
+                <w:noProof/>
+                <w:webHidden/>
+              </w:rPr>
+              <w:fldChar w:fldCharType="end"/>
+            </w:r>
+          </w:hyperlink>
+        </w:p>
+        <w:p>
+          <w:pPr>
+            <w:pStyle w:val="21"/>
+            <w:tabs>
+              <w:tab w:val="left" w:pos="1979"/>
+              <w:tab w:val="right" w:leader="dot" w:pos="9628"/>
+            </w:tabs>
+            <w:rPr>
+              <w:rFonts w:asciiTheme="minorHAnsi" w:eastAsiaTheme="minorEastAsia" w:hAnsiTheme="minorHAnsi"/>
+              <w:noProof/>
+              <w:sz w:val="22"/>
+              <w:lang w:eastAsia="ru-RU"/>
+            </w:rPr>
+          </w:pPr>
+          <w:hyperlink w:anchor="_Toc198761383" w:history="1">
+            <w:r>
+              <w:rPr>
+                <w:rStyle w:val="afb"/>
+                <w:noProof/>
+              </w:rPr>
+              <w:t>3.1.4.2</w:t>
+            </w:r>
+            <w:r>
+              <w:rPr>
+                <w:rFonts w:asciiTheme="minorHAnsi" w:eastAsiaTheme="minorEastAsia" w:hAnsiTheme="minorHAnsi"/>
+                <w:noProof/>
+                <w:sz w:val="22"/>
+                <w:lang w:eastAsia="ru-RU"/>
+              </w:rPr>
+              <w:tab/>
+            </w:r>
+            <w:r>
+              <w:rPr>
+                <w:rStyle w:val="afb"/>
+                <w:noProof/>
+              </w:rPr>
+              <w:t>Количественная оценка технологичности</w:t>
+            </w:r>
+            <w:r>
+              <w:rPr>
+                <w:noProof/>
+                <w:webHidden/>
+              </w:rPr>
+              <w:tab/>
+            </w:r>
+            <w:r>
+              <w:rPr>
+                <w:noProof/>
+                <w:webHidden/>
+              </w:rPr>
+              <w:fldChar w:fldCharType="begin"/>
+            </w:r>
+            <w:r>
+              <w:rPr>
+                <w:noProof/>
+                <w:webHidden/>
+              </w:rPr>
+              <w:instrText xml:space="preserve"> PAGEREF _Toc198761383 \h </w:instrText>
+            </w:r>
+            <w:r>
+              <w:rPr>
+                <w:noProof/>
+                <w:webHidden/>
+              </w:rPr>
+            </w:r>
+            <w:r>
+              <w:rPr>
+                <w:noProof/>
+                <w:webHidden/>
+              </w:rPr>
+              <w:fldChar w:fldCharType="separate"/>
+            </w:r>
+            <w:r>
+              <w:rPr>
+                <w:noProof/>
+                <w:webHidden/>
+              </w:rPr>
+              <w:t>25</w:t>
+            </w:r>
+            <w:r>
+              <w:rPr>
+                <w:noProof/>
+                <w:webHidden/>
+              </w:rPr>
+              <w:fldChar w:fldCharType="end"/>
+            </w:r>
+          </w:hyperlink>
+        </w:p>
+        <w:p>
+          <w:pPr>
+            <w:pStyle w:val="21"/>
+            <w:tabs>
+              <w:tab w:val="left" w:pos="1769"/>
+              <w:tab w:val="right" w:leader="dot" w:pos="9628"/>
+            </w:tabs>
+            <w:rPr>
+              <w:rFonts w:asciiTheme="minorHAnsi" w:eastAsiaTheme="minorEastAsia" w:hAnsiTheme="minorHAnsi"/>
+              <w:noProof/>
+              <w:sz w:val="22"/>
+              <w:lang w:eastAsia="ru-RU"/>
+            </w:rPr>
+          </w:pPr>
+          <w:hyperlink w:anchor="_Toc198761384" w:history="1">
+            <w:r>
+              <w:rPr>
+                <w:rStyle w:val="afb"/>
+                <w:noProof/>
+              </w:rPr>
+              <w:t>3.1.5</w:t>
+            </w:r>
+            <w:r>
+              <w:rPr>
+                <w:rFonts w:asciiTheme="minorHAnsi" w:eastAsiaTheme="minorEastAsia" w:hAnsiTheme="minorHAnsi"/>
+                <w:noProof/>
+                <w:sz w:val="22"/>
+                <w:lang w:eastAsia="ru-RU"/>
+              </w:rPr>
+              <w:tab/>
+            </w:r>
+            <w:r>
+              <w:rPr>
+                <w:rStyle w:val="afb"/>
+                <w:noProof/>
+              </w:rPr>
+              <w:t>Выбор метода изготовления заготовки</w:t>
+            </w:r>
+            <w:r>
+              <w:rPr>
+                <w:noProof/>
+                <w:webHidden/>
+              </w:rPr>
+              <w:tab/>
+            </w:r>
+            <w:r>
+              <w:rPr>
+                <w:noProof/>
+                <w:webHidden/>
+              </w:rPr>
+              <w:fldChar w:fldCharType="begin"/>
+            </w:r>
+            <w:r>
+              <w:rPr>
+                <w:noProof/>
+                <w:webHidden/>
+              </w:rPr>
+              <w:instrText xml:space="preserve"> PAGEREF _Toc198761384 \h </w:instrText>
+            </w:r>
+            <w:r>
+              <w:rPr>
+                <w:noProof/>
+                <w:webHidden/>
+              </w:rPr>
+            </w:r>
+            <w:r>
+              <w:rPr>
+                <w:noProof/>
+                <w:webHidden/>
+              </w:rPr>
+              <w:fldChar w:fldCharType="separate"/>
+            </w:r>
+            <w:r>
+              <w:rPr>
+                <w:noProof/>
+                <w:webHidden/>
+              </w:rPr>
+              <w:t>27</w:t>
+            </w:r>
+            <w:r>
+              <w:rPr>
+                <w:noProof/>
+                <w:webHidden/>
+              </w:rPr>
+              <w:fldChar w:fldCharType="end"/>
+            </w:r>
+          </w:hyperlink>
+        </w:p>
+        <w:p>
+          <w:pPr>
+            <w:pStyle w:val="21"/>
+            <w:tabs>
+              <w:tab w:val="left" w:pos="1769"/>
+              <w:tab w:val="right" w:leader="dot" w:pos="9628"/>
+            </w:tabs>
+            <w:rPr>
+              <w:rFonts w:asciiTheme="minorHAnsi" w:eastAsiaTheme="minorEastAsia" w:hAnsiTheme="minorHAnsi"/>
+              <w:noProof/>
+              <w:sz w:val="22"/>
+              <w:lang w:eastAsia="ru-RU"/>
+            </w:rPr>
+          </w:pPr>
+          <w:hyperlink w:anchor="_Toc198761385" w:history="1">
+            <w:r>
+              <w:rPr>
+                <w:rStyle w:val="afb"/>
+                <w:noProof/>
+              </w:rPr>
+              <w:t>3.1.6</w:t>
+            </w:r>
+            <w:r>
+              <w:rPr>
+                <w:rFonts w:asciiTheme="minorHAnsi" w:eastAsiaTheme="minorEastAsia" w:hAnsiTheme="minorHAnsi"/>
+                <w:noProof/>
+                <w:sz w:val="22"/>
+                <w:lang w:eastAsia="ru-RU"/>
+              </w:rPr>
+              <w:tab/>
+            </w:r>
+            <w:r>
+              <w:rPr>
+                <w:rStyle w:val="afb"/>
+                <w:noProof/>
+              </w:rPr>
+              <w:t>Разработка маршрутов обработки всех основных поверхностей детали</w:t>
+            </w:r>
+            <w:r>
+              <w:rPr>
+                <w:noProof/>
+                <w:webHidden/>
+              </w:rPr>
+              <w:tab/>
+            </w:r>
+            <w:r>
+              <w:rPr>
+                <w:noProof/>
+                <w:webHidden/>
+              </w:rPr>
+              <w:fldChar w:fldCharType="begin"/>
+            </w:r>
+            <w:r>
+              <w:rPr>
+                <w:noProof/>
+                <w:webHidden/>
+              </w:rPr>
+              <w:instrText xml:space="preserve"> PAGEREF _Toc198761385 \h </w:instrText>
+            </w:r>
+            <w:r>
+              <w:rPr>
+                <w:noProof/>
+                <w:webHidden/>
+              </w:rPr>
+            </w:r>
+            <w:r>
+              <w:rPr>
+                <w:noProof/>
+                <w:webHidden/>
+              </w:rPr>
+              <w:fldChar w:fldCharType="separate"/>
+            </w:r>
+            <w:r>
+              <w:rPr>
+                <w:noProof/>
+                <w:webHidden/>
+              </w:rPr>
+              <w:t>30</w:t>
+            </w:r>
+            <w:r>
+              <w:rPr>
+                <w:noProof/>
+                <w:webHidden/>
+              </w:rPr>
+              <w:fldChar w:fldCharType="end"/>
+            </w:r>
+          </w:hyperlink>
+        </w:p>
+        <w:p>
+          <w:pPr>
+            <w:pStyle w:val="21"/>
+            <w:tabs>
+              <w:tab w:val="left" w:pos="1769"/>
+              <w:tab w:val="right" w:leader="dot" w:pos="9628"/>
+            </w:tabs>
+            <w:rPr>
+              <w:rFonts w:asciiTheme="minorHAnsi" w:eastAsiaTheme="minorEastAsia" w:hAnsiTheme="minorHAnsi"/>
+              <w:noProof/>
+              <w:sz w:val="22"/>
+              <w:lang w:eastAsia="ru-RU"/>
+            </w:rPr>
+          </w:pPr>
+          <w:hyperlink w:anchor="_Toc198761386" w:history="1">
+            <w:r>
+              <w:rPr>
+                <w:rStyle w:val="afb"/>
+                <w:noProof/>
+              </w:rPr>
+              <w:t>3.1.7</w:t>
+            </w:r>
+            <w:r>
+              <w:rPr>
+                <w:rFonts w:asciiTheme="minorHAnsi" w:eastAsiaTheme="minorEastAsia" w:hAnsiTheme="minorHAnsi"/>
+                <w:noProof/>
+                <w:sz w:val="22"/>
+                <w:lang w:eastAsia="ru-RU"/>
+              </w:rPr>
+              <w:tab/>
+            </w:r>
+            <w:r>
+              <w:rPr>
+                <w:rStyle w:val="afb"/>
+                <w:noProof/>
+              </w:rPr>
+              <w:t>Маршрутный технологический процесс изготовления детали</w:t>
+            </w:r>
+            <w:r>
+              <w:rPr>
+                <w:noProof/>
+                <w:webHidden/>
+              </w:rPr>
+              <w:tab/>
+            </w:r>
+            <w:r>
+              <w:rPr>
+                <w:noProof/>
+                <w:webHidden/>
+              </w:rPr>
+              <w:fldChar w:fldCharType="begin"/>
+            </w:r>
+            <w:r>
+              <w:rPr>
+                <w:noProof/>
+                <w:webHidden/>
+              </w:rPr>
+              <w:instrText xml:space="preserve"> PAGEREF _Toc198761386 \h </w:instrText>
+            </w:r>
+            <w:r>
+              <w:rPr>
+                <w:noProof/>
+                <w:webHidden/>
+              </w:rPr>
+            </w:r>
+            <w:r>
+              <w:rPr>
+                <w:noProof/>
+                <w:webHidden/>
+              </w:rPr>
+              <w:fldChar w:fldCharType="separate"/>
+            </w:r>
+            <w:r>
+              <w:rPr>
+                <w:noProof/>
+                <w:webHidden/>
+              </w:rPr>
+              <w:t>31</w:t>
+            </w:r>
+            <w:r>
+              <w:rPr>
+                <w:noProof/>
+                <w:webHidden/>
+              </w:rPr>
+              <w:fldChar w:fldCharType="end"/>
+            </w:r>
+          </w:hyperlink>
+        </w:p>
+        <w:p>
+          <w:pPr>
+            <w:pStyle w:val="21"/>
+            <w:tabs>
+              <w:tab w:val="left" w:pos="1769"/>
+              <w:tab w:val="right" w:leader="dot" w:pos="9628"/>
+            </w:tabs>
+            <w:rPr>
+              <w:rFonts w:asciiTheme="minorHAnsi" w:eastAsiaTheme="minorEastAsia" w:hAnsiTheme="minorHAnsi"/>
+              <w:noProof/>
+              <w:sz w:val="22"/>
+              <w:lang w:eastAsia="ru-RU"/>
+            </w:rPr>
+          </w:pPr>
+          <w:hyperlink w:anchor="_Toc198761387" w:history="1">
+            <w:r>
+              <w:rPr>
+                <w:rStyle w:val="afb"/>
+                <w:noProof/>
+              </w:rPr>
+              <w:t>3.1.8</w:t>
+            </w:r>
+            <w:r>
+              <w:rPr>
+                <w:rFonts w:asciiTheme="minorHAnsi" w:eastAsiaTheme="minorEastAsia" w:hAnsiTheme="minorHAnsi"/>
+                <w:noProof/>
+                <w:sz w:val="22"/>
+                <w:lang w:eastAsia="ru-RU"/>
+              </w:rPr>
+              <w:tab/>
+            </w:r>
+            <w:r>
+              <w:rPr>
+                <w:rStyle w:val="afb"/>
+                <w:noProof/>
+              </w:rPr>
+              <w:t>Разработка операционной технологии обработки. Оформление операционных эскизов механической обработки</w:t>
+            </w:r>
+            <w:r>
+              <w:rPr>
+                <w:noProof/>
+                <w:webHidden/>
+              </w:rPr>
+              <w:tab/>
+            </w:r>
+            <w:r>
+              <w:rPr>
+                <w:noProof/>
+                <w:webHidden/>
+              </w:rPr>
+              <w:fldChar w:fldCharType="begin"/>
+            </w:r>
+            <w:r>
+              <w:rPr>
+                <w:noProof/>
+                <w:webHidden/>
+              </w:rPr>
+              <w:instrText xml:space="preserve"> PAGEREF _Toc198761387 \h </w:instrText>
+            </w:r>
+            <w:r>
+              <w:rPr>
+                <w:noProof/>
+                <w:webHidden/>
+              </w:rPr>
+            </w:r>
+            <w:r>
+              <w:rPr>
+                <w:noProof/>
+                <w:webHidden/>
+              </w:rPr>
+              <w:fldChar w:fldCharType="separate"/>
+            </w:r>
+            <w:r>
+              <w:rPr>
+                <w:noProof/>
+                <w:webHidden/>
+              </w:rPr>
+              <w:t>45</w:t>
             </w:r>
             <w:r>
               <w:rPr>
@@ -693,13 +1644,13 @@
               <w:lang w:eastAsia="ru-RU"/>
             </w:rPr>
           </w:pPr>
-          <w:hyperlink w:anchor="_Toc198758312" w:history="1">
+          <w:hyperlink w:anchor="_Toc198761388" w:history="1">
             <w:r>
               <w:rPr>
                 <w:rStyle w:val="afb"/>
                 <w:noProof/>
               </w:rPr>
-              <w:t>2.7</w:t>
+              <w:t>3.2</w:t>
             </w:r>
             <w:r>
               <w:rPr>
@@ -715,7 +1666,7 @@
                 <w:rStyle w:val="afb"/>
                 <w:noProof/>
               </w:rPr>
-              <w:t>Расчет лопатки вентилятора на прочность</w:t>
+              <w:t>Заключение</w:t>
             </w:r>
             <w:r>
               <w:rPr>
@@ -736,7 +1687,7 @@
                 <w:noProof/>
                 <w:webHidden/>
               </w:rPr>
-              <w:instrText xml:space="preserve"> PAGEREF _Toc198758312 \h </w:instrText>
+              <w:instrText xml:space="preserve"> PAGEREF _Toc198761388 \h </w:instrText>
             </w:r>
             <w:r>
               <w:rPr>
@@ -756,95 +1707,7 @@
                 <w:noProof/>
                 <w:webHidden/>
               </w:rPr>
-              <w:t>19</w:t>
-            </w:r>
-            <w:r>
-              <w:rPr>
-                <w:noProof/>
-                <w:webHidden/>
-              </w:rPr>
-              <w:fldChar w:fldCharType="end"/>
-            </w:r>
-          </w:hyperlink>
-        </w:p>
-        <w:p>
-          <w:pPr>
-            <w:pStyle w:val="21"/>
-            <w:tabs>
-              <w:tab w:val="left" w:pos="1760"/>
-              <w:tab w:val="right" w:leader="dot" w:pos="9628"/>
-            </w:tabs>
-            <w:rPr>
-              <w:rFonts w:asciiTheme="minorHAnsi" w:eastAsiaTheme="minorEastAsia" w:hAnsiTheme="minorHAnsi"/>
-              <w:noProof/>
-              <w:sz w:val="22"/>
-              <w:lang w:eastAsia="ru-RU"/>
-            </w:rPr>
-          </w:pPr>
-          <w:hyperlink w:anchor="_Toc198758313" w:history="1">
-            <w:r>
-              <w:rPr>
-                <w:rStyle w:val="afb"/>
-                <w:noProof/>
-              </w:rPr>
-              <w:t>2.8</w:t>
-            </w:r>
-            <w:r>
-              <w:rPr>
-                <w:rFonts w:asciiTheme="minorHAnsi" w:eastAsiaTheme="minorEastAsia" w:hAnsiTheme="minorHAnsi"/>
-                <w:noProof/>
-                <w:sz w:val="22"/>
-                <w:lang w:eastAsia="ru-RU"/>
-              </w:rPr>
-              <w:tab/>
-            </w:r>
-            <w:r>
-              <w:rPr>
-                <w:rStyle w:val="afb"/>
-                <w:noProof/>
-              </w:rPr>
-              <w:t>Расположение воздухозаборника</w:t>
-            </w:r>
-            <w:r>
-              <w:rPr>
-                <w:noProof/>
-                <w:webHidden/>
-              </w:rPr>
-              <w:tab/>
-            </w:r>
-            <w:r>
-              <w:rPr>
-                <w:noProof/>
-                <w:webHidden/>
-              </w:rPr>
-              <w:fldChar w:fldCharType="begin"/>
-            </w:r>
-            <w:r>
-              <w:rPr>
-                <w:noProof/>
-                <w:webHidden/>
-              </w:rPr>
-              <w:instrText xml:space="preserve"> PAGEREF _Toc198758313 \h </w:instrText>
-            </w:r>
-            <w:r>
-              <w:rPr>
-                <w:noProof/>
-                <w:webHidden/>
-              </w:rPr>
-            </w:r>
-            <w:r>
-              <w:rPr>
-                <w:noProof/>
-                <w:webHidden/>
-              </w:rPr>
-              <w:fldChar w:fldCharType="separate"/>
-            </w:r>
-            <w:r>
-              <w:rPr>
-                <w:noProof/>
-                <w:webHidden/>
-              </w:rPr>
-              <w:t>22</w:t>
+              <w:t>49</w:t>
             </w:r>
             <w:r>
               <w:rPr>
@@ -868,13 +1731,13 @@
               <w:lang w:eastAsia="ru-RU"/>
             </w:rPr>
           </w:pPr>
-          <w:hyperlink w:anchor="_Toc198758314" w:history="1">
+          <w:hyperlink w:anchor="_Toc198761389" w:history="1">
             <w:r>
               <w:rPr>
                 <w:rStyle w:val="afb"/>
                 <w:noProof/>
               </w:rPr>
-              <w:t>3. Технологическая часть</w:t>
+              <w:t>ЗАКЛЮЧЕНИЕ</w:t>
             </w:r>
             <w:r>
               <w:rPr>
@@ -895,7 +1758,7 @@
                 <w:noProof/>
                 <w:webHidden/>
               </w:rPr>
-              <w:instrText xml:space="preserve"> PAGEREF _Toc198758314 \h </w:instrText>
+              <w:instrText xml:space="preserve"> PAGEREF _Toc198761389 \h </w:instrText>
             </w:r>
             <w:r>
               <w:rPr>
@@ -915,975 +1778,7 @@
                 <w:noProof/>
                 <w:webHidden/>
               </w:rPr>
-              <w:t>26</w:t>
-            </w:r>
-            <w:r>
-              <w:rPr>
-                <w:noProof/>
-                <w:webHidden/>
-              </w:rPr>
-              <w:fldChar w:fldCharType="end"/>
-            </w:r>
-          </w:hyperlink>
-        </w:p>
-        <w:p>
-          <w:pPr>
-            <w:pStyle w:val="21"/>
-            <w:tabs>
-              <w:tab w:val="left" w:pos="1760"/>
-              <w:tab w:val="right" w:leader="dot" w:pos="9628"/>
-            </w:tabs>
-            <w:rPr>
-              <w:rFonts w:asciiTheme="minorHAnsi" w:eastAsiaTheme="minorEastAsia" w:hAnsiTheme="minorHAnsi"/>
-              <w:noProof/>
-              <w:sz w:val="22"/>
-              <w:lang w:eastAsia="ru-RU"/>
-            </w:rPr>
-          </w:pPr>
-          <w:hyperlink w:anchor="_Toc198758315" w:history="1">
-            <w:r>
-              <w:rPr>
-                <w:rStyle w:val="afb"/>
-                <w:noProof/>
-              </w:rPr>
-              <w:t>3.1</w:t>
-            </w:r>
-            <w:r>
-              <w:rPr>
-                <w:rFonts w:asciiTheme="minorHAnsi" w:eastAsiaTheme="minorEastAsia" w:hAnsiTheme="minorHAnsi"/>
-                <w:noProof/>
-                <w:sz w:val="22"/>
-                <w:lang w:eastAsia="ru-RU"/>
-              </w:rPr>
-              <w:tab/>
-            </w:r>
-            <w:r>
-              <w:rPr>
-                <w:rStyle w:val="afb"/>
-                <w:noProof/>
-              </w:rPr>
-              <w:t>Проектирование технологического процесса изготовления детали</w:t>
-            </w:r>
-            <w:r>
-              <w:rPr>
-                <w:noProof/>
-                <w:webHidden/>
-              </w:rPr>
-              <w:tab/>
-            </w:r>
-            <w:r>
-              <w:rPr>
-                <w:noProof/>
-                <w:webHidden/>
-              </w:rPr>
-              <w:fldChar w:fldCharType="begin"/>
-            </w:r>
-            <w:r>
-              <w:rPr>
-                <w:noProof/>
-                <w:webHidden/>
-              </w:rPr>
-              <w:instrText xml:space="preserve"> PAGEREF _Toc198758315 \h </w:instrText>
-            </w:r>
-            <w:r>
-              <w:rPr>
-                <w:noProof/>
-                <w:webHidden/>
-              </w:rPr>
-            </w:r>
-            <w:r>
-              <w:rPr>
-                <w:noProof/>
-                <w:webHidden/>
-              </w:rPr>
-              <w:fldChar w:fldCharType="separate"/>
-            </w:r>
-            <w:r>
-              <w:rPr>
-                <w:noProof/>
-                <w:webHidden/>
-              </w:rPr>
-              <w:t>26</w:t>
-            </w:r>
-            <w:r>
-              <w:rPr>
-                <w:noProof/>
-                <w:webHidden/>
-              </w:rPr>
-              <w:fldChar w:fldCharType="end"/>
-            </w:r>
-          </w:hyperlink>
-        </w:p>
-        <w:p>
-          <w:pPr>
-            <w:pStyle w:val="21"/>
-            <w:tabs>
-              <w:tab w:val="left" w:pos="1769"/>
-              <w:tab w:val="right" w:leader="dot" w:pos="9628"/>
-            </w:tabs>
-            <w:rPr>
-              <w:rFonts w:asciiTheme="minorHAnsi" w:eastAsiaTheme="minorEastAsia" w:hAnsiTheme="minorHAnsi"/>
-              <w:noProof/>
-              <w:sz w:val="22"/>
-              <w:lang w:eastAsia="ru-RU"/>
-            </w:rPr>
-          </w:pPr>
-          <w:hyperlink w:anchor="_Toc198758316" w:history="1">
-            <w:r>
-              <w:rPr>
-                <w:rStyle w:val="afb"/>
-                <w:noProof/>
-              </w:rPr>
-              <w:t>3.1.1</w:t>
-            </w:r>
-            <w:r>
-              <w:rPr>
-                <w:rFonts w:asciiTheme="minorHAnsi" w:eastAsiaTheme="minorEastAsia" w:hAnsiTheme="minorHAnsi"/>
-                <w:noProof/>
-                <w:sz w:val="22"/>
-                <w:lang w:eastAsia="ru-RU"/>
-              </w:rPr>
-              <w:tab/>
-            </w:r>
-            <w:r>
-              <w:rPr>
-                <w:rStyle w:val="afb"/>
-                <w:noProof/>
-              </w:rPr>
-              <w:t>Назначение и описание детали, выбор материала</w:t>
-            </w:r>
-            <w:r>
-              <w:rPr>
-                <w:noProof/>
-                <w:webHidden/>
-              </w:rPr>
-              <w:tab/>
-            </w:r>
-            <w:r>
-              <w:rPr>
-                <w:noProof/>
-                <w:webHidden/>
-              </w:rPr>
-              <w:fldChar w:fldCharType="begin"/>
-            </w:r>
-            <w:r>
-              <w:rPr>
-                <w:noProof/>
-                <w:webHidden/>
-              </w:rPr>
-              <w:instrText xml:space="preserve"> PAGEREF _Toc198758316 \h </w:instrText>
-            </w:r>
-            <w:r>
-              <w:rPr>
-                <w:noProof/>
-                <w:webHidden/>
-              </w:rPr>
-            </w:r>
-            <w:r>
-              <w:rPr>
-                <w:noProof/>
-                <w:webHidden/>
-              </w:rPr>
-              <w:fldChar w:fldCharType="separate"/>
-            </w:r>
-            <w:r>
-              <w:rPr>
-                <w:noProof/>
-                <w:webHidden/>
-              </w:rPr>
-              <w:t>26</w:t>
-            </w:r>
-            <w:r>
-              <w:rPr>
-                <w:noProof/>
-                <w:webHidden/>
-              </w:rPr>
-              <w:fldChar w:fldCharType="end"/>
-            </w:r>
-          </w:hyperlink>
-        </w:p>
-        <w:p>
-          <w:pPr>
-            <w:pStyle w:val="21"/>
-            <w:tabs>
-              <w:tab w:val="left" w:pos="1769"/>
-              <w:tab w:val="right" w:leader="dot" w:pos="9628"/>
-            </w:tabs>
-            <w:rPr>
-              <w:rFonts w:asciiTheme="minorHAnsi" w:eastAsiaTheme="minorEastAsia" w:hAnsiTheme="minorHAnsi"/>
-              <w:noProof/>
-              <w:sz w:val="22"/>
-              <w:lang w:eastAsia="ru-RU"/>
-            </w:rPr>
-          </w:pPr>
-          <w:hyperlink w:anchor="_Toc198758317" w:history="1">
-            <w:r>
-              <w:rPr>
-                <w:rStyle w:val="afb"/>
-                <w:noProof/>
-              </w:rPr>
-              <w:t>3.1.2</w:t>
-            </w:r>
-            <w:r>
-              <w:rPr>
-                <w:rFonts w:asciiTheme="minorHAnsi" w:eastAsiaTheme="minorEastAsia" w:hAnsiTheme="minorHAnsi"/>
-                <w:noProof/>
-                <w:sz w:val="22"/>
-                <w:lang w:eastAsia="ru-RU"/>
-              </w:rPr>
-              <w:tab/>
-            </w:r>
-            <w:r>
-              <w:rPr>
-                <w:rStyle w:val="afb"/>
-                <w:noProof/>
-              </w:rPr>
-              <w:t>Назначение и анализ технических требований к детали</w:t>
-            </w:r>
-            <w:r>
-              <w:rPr>
-                <w:noProof/>
-                <w:webHidden/>
-              </w:rPr>
-              <w:tab/>
-            </w:r>
-            <w:r>
-              <w:rPr>
-                <w:noProof/>
-                <w:webHidden/>
-              </w:rPr>
-              <w:fldChar w:fldCharType="begin"/>
-            </w:r>
-            <w:r>
-              <w:rPr>
-                <w:noProof/>
-                <w:webHidden/>
-              </w:rPr>
-              <w:instrText xml:space="preserve"> PAGEREF _Toc198758317 \h </w:instrText>
-            </w:r>
-            <w:r>
-              <w:rPr>
-                <w:noProof/>
-                <w:webHidden/>
-              </w:rPr>
-            </w:r>
-            <w:r>
-              <w:rPr>
-                <w:noProof/>
-                <w:webHidden/>
-              </w:rPr>
-              <w:fldChar w:fldCharType="separate"/>
-            </w:r>
-            <w:r>
-              <w:rPr>
-                <w:noProof/>
-                <w:webHidden/>
-              </w:rPr>
-              <w:t>29</w:t>
-            </w:r>
-            <w:r>
-              <w:rPr>
-                <w:noProof/>
-                <w:webHidden/>
-              </w:rPr>
-              <w:fldChar w:fldCharType="end"/>
-            </w:r>
-          </w:hyperlink>
-        </w:p>
-        <w:p>
-          <w:pPr>
-            <w:pStyle w:val="21"/>
-            <w:tabs>
-              <w:tab w:val="left" w:pos="1769"/>
-              <w:tab w:val="right" w:leader="dot" w:pos="9628"/>
-            </w:tabs>
-            <w:rPr>
-              <w:rFonts w:asciiTheme="minorHAnsi" w:eastAsiaTheme="minorEastAsia" w:hAnsiTheme="minorHAnsi"/>
-              <w:noProof/>
-              <w:sz w:val="22"/>
-              <w:lang w:eastAsia="ru-RU"/>
-            </w:rPr>
-          </w:pPr>
-          <w:hyperlink w:anchor="_Toc198758318" w:history="1">
-            <w:r>
-              <w:rPr>
-                <w:rStyle w:val="afb"/>
-                <w:noProof/>
-              </w:rPr>
-              <w:t>3.1.4</w:t>
-            </w:r>
-            <w:r>
-              <w:rPr>
-                <w:rFonts w:asciiTheme="minorHAnsi" w:eastAsiaTheme="minorEastAsia" w:hAnsiTheme="minorHAnsi"/>
-                <w:noProof/>
-                <w:sz w:val="22"/>
-                <w:lang w:eastAsia="ru-RU"/>
-              </w:rPr>
-              <w:tab/>
-            </w:r>
-            <w:r>
-              <w:rPr>
-                <w:rStyle w:val="afb"/>
-                <w:noProof/>
-              </w:rPr>
-              <w:t>Анализ технологичности конструкции детали</w:t>
-            </w:r>
-            <w:r>
-              <w:rPr>
-                <w:noProof/>
-                <w:webHidden/>
-              </w:rPr>
-              <w:tab/>
-            </w:r>
-            <w:r>
-              <w:rPr>
-                <w:noProof/>
-                <w:webHidden/>
-              </w:rPr>
-              <w:fldChar w:fldCharType="begin"/>
-            </w:r>
-            <w:r>
-              <w:rPr>
-                <w:noProof/>
-                <w:webHidden/>
-              </w:rPr>
-              <w:instrText xml:space="preserve"> PAGEREF _Toc198758318 \h </w:instrText>
-            </w:r>
-            <w:r>
-              <w:rPr>
-                <w:noProof/>
-                <w:webHidden/>
-              </w:rPr>
-            </w:r>
-            <w:r>
-              <w:rPr>
-                <w:noProof/>
-                <w:webHidden/>
-              </w:rPr>
-              <w:fldChar w:fldCharType="separate"/>
-            </w:r>
-            <w:r>
-              <w:rPr>
-                <w:noProof/>
-                <w:webHidden/>
-              </w:rPr>
-              <w:t>33</w:t>
-            </w:r>
-            <w:r>
-              <w:rPr>
-                <w:noProof/>
-                <w:webHidden/>
-              </w:rPr>
-              <w:fldChar w:fldCharType="end"/>
-            </w:r>
-          </w:hyperlink>
-        </w:p>
-        <w:p>
-          <w:pPr>
-            <w:pStyle w:val="21"/>
-            <w:tabs>
-              <w:tab w:val="left" w:pos="1979"/>
-              <w:tab w:val="right" w:leader="dot" w:pos="9628"/>
-            </w:tabs>
-            <w:rPr>
-              <w:rFonts w:asciiTheme="minorHAnsi" w:eastAsiaTheme="minorEastAsia" w:hAnsiTheme="minorHAnsi"/>
-              <w:noProof/>
-              <w:sz w:val="22"/>
-              <w:lang w:eastAsia="ru-RU"/>
-            </w:rPr>
-          </w:pPr>
-          <w:hyperlink w:anchor="_Toc198758319" w:history="1">
-            <w:r>
-              <w:rPr>
-                <w:rStyle w:val="afb"/>
-                <w:noProof/>
-              </w:rPr>
-              <w:t>3.1.4.1</w:t>
-            </w:r>
-            <w:r>
-              <w:rPr>
-                <w:rFonts w:asciiTheme="minorHAnsi" w:eastAsiaTheme="minorEastAsia" w:hAnsiTheme="minorHAnsi"/>
-                <w:noProof/>
-                <w:sz w:val="22"/>
-                <w:lang w:eastAsia="ru-RU"/>
-              </w:rPr>
-              <w:tab/>
-            </w:r>
-            <w:r>
-              <w:rPr>
-                <w:rStyle w:val="afb"/>
-                <w:noProof/>
-              </w:rPr>
-              <w:t>Качественная оценка технологичности</w:t>
-            </w:r>
-            <w:r>
-              <w:rPr>
-                <w:noProof/>
-                <w:webHidden/>
-              </w:rPr>
-              <w:tab/>
-            </w:r>
-            <w:r>
-              <w:rPr>
-                <w:noProof/>
-                <w:webHidden/>
-              </w:rPr>
-              <w:fldChar w:fldCharType="begin"/>
-            </w:r>
-            <w:r>
-              <w:rPr>
-                <w:noProof/>
-                <w:webHidden/>
-              </w:rPr>
-              <w:instrText xml:space="preserve"> PAGEREF _Toc198758319 \h </w:instrText>
-            </w:r>
-            <w:r>
-              <w:rPr>
-                <w:noProof/>
-                <w:webHidden/>
-              </w:rPr>
-            </w:r>
-            <w:r>
-              <w:rPr>
-                <w:noProof/>
-                <w:webHidden/>
-              </w:rPr>
-              <w:fldChar w:fldCharType="separate"/>
-            </w:r>
-            <w:r>
-              <w:rPr>
-                <w:noProof/>
-                <w:webHidden/>
-              </w:rPr>
-              <w:t>33</w:t>
-            </w:r>
-            <w:r>
-              <w:rPr>
-                <w:noProof/>
-                <w:webHidden/>
-              </w:rPr>
-              <w:fldChar w:fldCharType="end"/>
-            </w:r>
-          </w:hyperlink>
-        </w:p>
-        <w:p>
-          <w:pPr>
-            <w:pStyle w:val="21"/>
-            <w:tabs>
-              <w:tab w:val="left" w:pos="1979"/>
-              <w:tab w:val="right" w:leader="dot" w:pos="9628"/>
-            </w:tabs>
-            <w:rPr>
-              <w:rFonts w:asciiTheme="minorHAnsi" w:eastAsiaTheme="minorEastAsia" w:hAnsiTheme="minorHAnsi"/>
-              <w:noProof/>
-              <w:sz w:val="22"/>
-              <w:lang w:eastAsia="ru-RU"/>
-            </w:rPr>
-          </w:pPr>
-          <w:hyperlink w:anchor="_Toc198758320" w:history="1">
-            <w:r>
-              <w:rPr>
-                <w:rStyle w:val="afb"/>
-                <w:noProof/>
-              </w:rPr>
-              <w:t>3.1.4.2</w:t>
-            </w:r>
-            <w:r>
-              <w:rPr>
-                <w:rFonts w:asciiTheme="minorHAnsi" w:eastAsiaTheme="minorEastAsia" w:hAnsiTheme="minorHAnsi"/>
-                <w:noProof/>
-                <w:sz w:val="22"/>
-                <w:lang w:eastAsia="ru-RU"/>
-              </w:rPr>
-              <w:tab/>
-            </w:r>
-            <w:r>
-              <w:rPr>
-                <w:rStyle w:val="afb"/>
-                <w:noProof/>
-              </w:rPr>
-              <w:t>Количественная оценка технологичности</w:t>
-            </w:r>
-            <w:r>
-              <w:rPr>
-                <w:noProof/>
-                <w:webHidden/>
-              </w:rPr>
-              <w:tab/>
-            </w:r>
-            <w:r>
-              <w:rPr>
-                <w:noProof/>
-                <w:webHidden/>
-              </w:rPr>
-              <w:fldChar w:fldCharType="begin"/>
-            </w:r>
-            <w:r>
-              <w:rPr>
-                <w:noProof/>
-                <w:webHidden/>
-              </w:rPr>
-              <w:instrText xml:space="preserve"> PAGEREF _Toc198758320 \h </w:instrText>
-            </w:r>
-            <w:r>
-              <w:rPr>
-                <w:noProof/>
-                <w:webHidden/>
-              </w:rPr>
-            </w:r>
-            <w:r>
-              <w:rPr>
-                <w:noProof/>
-                <w:webHidden/>
-              </w:rPr>
-              <w:fldChar w:fldCharType="separate"/>
-            </w:r>
-            <w:r>
-              <w:rPr>
-                <w:noProof/>
-                <w:webHidden/>
-              </w:rPr>
-              <w:t>34</w:t>
-            </w:r>
-            <w:r>
-              <w:rPr>
-                <w:noProof/>
-                <w:webHidden/>
-              </w:rPr>
-              <w:fldChar w:fldCharType="end"/>
-            </w:r>
-          </w:hyperlink>
-        </w:p>
-        <w:p>
-          <w:pPr>
-            <w:pStyle w:val="21"/>
-            <w:tabs>
-              <w:tab w:val="left" w:pos="1769"/>
-              <w:tab w:val="right" w:leader="dot" w:pos="9628"/>
-            </w:tabs>
-            <w:rPr>
-              <w:rFonts w:asciiTheme="minorHAnsi" w:eastAsiaTheme="minorEastAsia" w:hAnsiTheme="minorHAnsi"/>
-              <w:noProof/>
-              <w:sz w:val="22"/>
-              <w:lang w:eastAsia="ru-RU"/>
-            </w:rPr>
-          </w:pPr>
-          <w:hyperlink w:anchor="_Toc198758321" w:history="1">
-            <w:r>
-              <w:rPr>
-                <w:rStyle w:val="afb"/>
-                <w:noProof/>
-              </w:rPr>
-              <w:t>3.1.5</w:t>
-            </w:r>
-            <w:r>
-              <w:rPr>
-                <w:rFonts w:asciiTheme="minorHAnsi" w:eastAsiaTheme="minorEastAsia" w:hAnsiTheme="minorHAnsi"/>
-                <w:noProof/>
-                <w:sz w:val="22"/>
-                <w:lang w:eastAsia="ru-RU"/>
-              </w:rPr>
-              <w:tab/>
-            </w:r>
-            <w:r>
-              <w:rPr>
-                <w:rStyle w:val="afb"/>
-                <w:noProof/>
-              </w:rPr>
-              <w:t>Выбор метода изготовления заготовки</w:t>
-            </w:r>
-            <w:r>
-              <w:rPr>
-                <w:noProof/>
-                <w:webHidden/>
-              </w:rPr>
-              <w:tab/>
-            </w:r>
-            <w:r>
-              <w:rPr>
-                <w:noProof/>
-                <w:webHidden/>
-              </w:rPr>
-              <w:fldChar w:fldCharType="begin"/>
-            </w:r>
-            <w:r>
-              <w:rPr>
-                <w:noProof/>
-                <w:webHidden/>
-              </w:rPr>
-              <w:instrText xml:space="preserve"> PAGEREF _Toc198758321 \h </w:instrText>
-            </w:r>
-            <w:r>
-              <w:rPr>
-                <w:noProof/>
-                <w:webHidden/>
-              </w:rPr>
-            </w:r>
-            <w:r>
-              <w:rPr>
-                <w:noProof/>
-                <w:webHidden/>
-              </w:rPr>
-              <w:fldChar w:fldCharType="separate"/>
-            </w:r>
-            <w:r>
-              <w:rPr>
-                <w:noProof/>
-                <w:webHidden/>
-              </w:rPr>
-              <w:t>36</w:t>
-            </w:r>
-            <w:r>
-              <w:rPr>
-                <w:noProof/>
-                <w:webHidden/>
-              </w:rPr>
-              <w:fldChar w:fldCharType="end"/>
-            </w:r>
-          </w:hyperlink>
-        </w:p>
-        <w:p>
-          <w:pPr>
-            <w:pStyle w:val="21"/>
-            <w:tabs>
-              <w:tab w:val="left" w:pos="1769"/>
-              <w:tab w:val="right" w:leader="dot" w:pos="9628"/>
-            </w:tabs>
-            <w:rPr>
-              <w:rFonts w:asciiTheme="minorHAnsi" w:eastAsiaTheme="minorEastAsia" w:hAnsiTheme="minorHAnsi"/>
-              <w:noProof/>
-              <w:sz w:val="22"/>
-              <w:lang w:eastAsia="ru-RU"/>
-            </w:rPr>
-          </w:pPr>
-          <w:hyperlink w:anchor="_Toc198758322" w:history="1">
-            <w:r>
-              <w:rPr>
-                <w:rStyle w:val="afb"/>
-                <w:noProof/>
-              </w:rPr>
-              <w:t>3.1.6</w:t>
-            </w:r>
-            <w:r>
-              <w:rPr>
-                <w:rFonts w:asciiTheme="minorHAnsi" w:eastAsiaTheme="minorEastAsia" w:hAnsiTheme="minorHAnsi"/>
-                <w:noProof/>
-                <w:sz w:val="22"/>
-                <w:lang w:eastAsia="ru-RU"/>
-              </w:rPr>
-              <w:tab/>
-            </w:r>
-            <w:r>
-              <w:rPr>
-                <w:rStyle w:val="afb"/>
-                <w:noProof/>
-              </w:rPr>
-              <w:t>Разработка маршрутов обработки всех основных поверхностей детали</w:t>
-            </w:r>
-            <w:r>
-              <w:rPr>
-                <w:noProof/>
-                <w:webHidden/>
-              </w:rPr>
-              <w:tab/>
-            </w:r>
-            <w:r>
-              <w:rPr>
-                <w:noProof/>
-                <w:webHidden/>
-              </w:rPr>
-              <w:fldChar w:fldCharType="begin"/>
-            </w:r>
-            <w:r>
-              <w:rPr>
-                <w:noProof/>
-                <w:webHidden/>
-              </w:rPr>
-              <w:instrText xml:space="preserve"> PAGEREF _Toc198758322 \h </w:instrText>
-            </w:r>
-            <w:r>
-              <w:rPr>
-                <w:noProof/>
-                <w:webHidden/>
-              </w:rPr>
-            </w:r>
-            <w:r>
-              <w:rPr>
-                <w:noProof/>
-                <w:webHidden/>
-              </w:rPr>
-              <w:fldChar w:fldCharType="separate"/>
-            </w:r>
-            <w:r>
-              <w:rPr>
-                <w:noProof/>
-                <w:webHidden/>
-              </w:rPr>
-              <w:t>39</w:t>
-            </w:r>
-            <w:r>
-              <w:rPr>
-                <w:noProof/>
-                <w:webHidden/>
-              </w:rPr>
-              <w:fldChar w:fldCharType="end"/>
-            </w:r>
-          </w:hyperlink>
-        </w:p>
-        <w:p>
-          <w:pPr>
-            <w:pStyle w:val="21"/>
-            <w:tabs>
-              <w:tab w:val="left" w:pos="1769"/>
-              <w:tab w:val="right" w:leader="dot" w:pos="9628"/>
-            </w:tabs>
-            <w:rPr>
-              <w:rFonts w:asciiTheme="minorHAnsi" w:eastAsiaTheme="minorEastAsia" w:hAnsiTheme="minorHAnsi"/>
-              <w:noProof/>
-              <w:sz w:val="22"/>
-              <w:lang w:eastAsia="ru-RU"/>
-            </w:rPr>
-          </w:pPr>
-          <w:hyperlink w:anchor="_Toc198758323" w:history="1">
-            <w:r>
-              <w:rPr>
-                <w:rStyle w:val="afb"/>
-                <w:noProof/>
-              </w:rPr>
-              <w:t>3.1.7</w:t>
-            </w:r>
-            <w:r>
-              <w:rPr>
-                <w:rFonts w:asciiTheme="minorHAnsi" w:eastAsiaTheme="minorEastAsia" w:hAnsiTheme="minorHAnsi"/>
-                <w:noProof/>
-                <w:sz w:val="22"/>
-                <w:lang w:eastAsia="ru-RU"/>
-              </w:rPr>
-              <w:tab/>
-            </w:r>
-            <w:r>
-              <w:rPr>
-                <w:rStyle w:val="afb"/>
-                <w:noProof/>
-              </w:rPr>
-              <w:t>Маршрутный технологический процесс изготовления детали</w:t>
-            </w:r>
-            <w:r>
-              <w:rPr>
-                <w:noProof/>
-                <w:webHidden/>
-              </w:rPr>
-              <w:tab/>
-            </w:r>
-            <w:r>
-              <w:rPr>
-                <w:noProof/>
-                <w:webHidden/>
-              </w:rPr>
-              <w:fldChar w:fldCharType="begin"/>
-            </w:r>
-            <w:r>
-              <w:rPr>
-                <w:noProof/>
-                <w:webHidden/>
-              </w:rPr>
-              <w:instrText xml:space="preserve"> PAGEREF _Toc198758323 \h </w:instrText>
-            </w:r>
-            <w:r>
-              <w:rPr>
-                <w:noProof/>
-                <w:webHidden/>
-              </w:rPr>
-            </w:r>
-            <w:r>
-              <w:rPr>
-                <w:noProof/>
-                <w:webHidden/>
-              </w:rPr>
-              <w:fldChar w:fldCharType="separate"/>
-            </w:r>
-            <w:r>
-              <w:rPr>
-                <w:noProof/>
-                <w:webHidden/>
-              </w:rPr>
-              <w:t>40</w:t>
-            </w:r>
-            <w:r>
-              <w:rPr>
-                <w:noProof/>
-                <w:webHidden/>
-              </w:rPr>
-              <w:fldChar w:fldCharType="end"/>
-            </w:r>
-          </w:hyperlink>
-        </w:p>
-        <w:p>
-          <w:pPr>
-            <w:pStyle w:val="21"/>
-            <w:tabs>
-              <w:tab w:val="left" w:pos="1769"/>
-              <w:tab w:val="right" w:leader="dot" w:pos="9628"/>
-            </w:tabs>
-            <w:rPr>
-              <w:rFonts w:asciiTheme="minorHAnsi" w:eastAsiaTheme="minorEastAsia" w:hAnsiTheme="minorHAnsi"/>
-              <w:noProof/>
-              <w:sz w:val="22"/>
-              <w:lang w:eastAsia="ru-RU"/>
-            </w:rPr>
-          </w:pPr>
-          <w:hyperlink w:anchor="_Toc198758324" w:history="1">
-            <w:r>
-              <w:rPr>
-                <w:rStyle w:val="afb"/>
-                <w:noProof/>
-              </w:rPr>
-              <w:t>3.1.8</w:t>
-            </w:r>
-            <w:r>
-              <w:rPr>
-                <w:rFonts w:asciiTheme="minorHAnsi" w:eastAsiaTheme="minorEastAsia" w:hAnsiTheme="minorHAnsi"/>
-                <w:noProof/>
-                <w:sz w:val="22"/>
-                <w:lang w:eastAsia="ru-RU"/>
-              </w:rPr>
-              <w:tab/>
-            </w:r>
-            <w:r>
-              <w:rPr>
-                <w:rStyle w:val="afb"/>
-                <w:noProof/>
-              </w:rPr>
-              <w:t>Разработка операционной технологии обработки. Оформление операционных эскизов механической обработки</w:t>
-            </w:r>
-            <w:r>
-              <w:rPr>
-                <w:noProof/>
-                <w:webHidden/>
-              </w:rPr>
-              <w:tab/>
-            </w:r>
-            <w:r>
-              <w:rPr>
-                <w:noProof/>
-                <w:webHidden/>
-              </w:rPr>
-              <w:fldChar w:fldCharType="begin"/>
-            </w:r>
-            <w:r>
-              <w:rPr>
-                <w:noProof/>
-                <w:webHidden/>
-              </w:rPr>
-              <w:instrText xml:space="preserve"> PAGEREF _Toc198758324 \h </w:instrText>
-            </w:r>
-            <w:r>
-              <w:rPr>
-                <w:noProof/>
-                <w:webHidden/>
-              </w:rPr>
-            </w:r>
-            <w:r>
-              <w:rPr>
-                <w:noProof/>
-                <w:webHidden/>
-              </w:rPr>
-              <w:fldChar w:fldCharType="separate"/>
-            </w:r>
-            <w:r>
-              <w:rPr>
-                <w:noProof/>
-                <w:webHidden/>
-              </w:rPr>
-              <w:t>54</w:t>
-            </w:r>
-            <w:r>
-              <w:rPr>
-                <w:noProof/>
-                <w:webHidden/>
-              </w:rPr>
-              <w:fldChar w:fldCharType="end"/>
-            </w:r>
-          </w:hyperlink>
-        </w:p>
-        <w:p>
-          <w:pPr>
-            <w:pStyle w:val="21"/>
-            <w:tabs>
-              <w:tab w:val="left" w:pos="1760"/>
-              <w:tab w:val="right" w:leader="dot" w:pos="9628"/>
-            </w:tabs>
-            <w:rPr>
-              <w:rFonts w:asciiTheme="minorHAnsi" w:eastAsiaTheme="minorEastAsia" w:hAnsiTheme="minorHAnsi"/>
-              <w:noProof/>
-              <w:sz w:val="22"/>
-              <w:lang w:eastAsia="ru-RU"/>
-            </w:rPr>
-          </w:pPr>
-          <w:hyperlink w:anchor="_Toc198758325" w:history="1">
-            <w:r>
-              <w:rPr>
-                <w:rStyle w:val="afb"/>
-                <w:noProof/>
-              </w:rPr>
-              <w:t>3.2</w:t>
-            </w:r>
-            <w:r>
-              <w:rPr>
-                <w:rFonts w:asciiTheme="minorHAnsi" w:eastAsiaTheme="minorEastAsia" w:hAnsiTheme="minorHAnsi"/>
-                <w:noProof/>
-                <w:sz w:val="22"/>
-                <w:lang w:eastAsia="ru-RU"/>
-              </w:rPr>
-              <w:tab/>
-            </w:r>
-            <w:r>
-              <w:rPr>
-                <w:rStyle w:val="afb"/>
-                <w:noProof/>
-              </w:rPr>
-              <w:t>Заключение</w:t>
-            </w:r>
-            <w:r>
-              <w:rPr>
-                <w:noProof/>
-                <w:webHidden/>
-              </w:rPr>
-              <w:tab/>
-            </w:r>
-            <w:r>
-              <w:rPr>
-                <w:noProof/>
-                <w:webHidden/>
-              </w:rPr>
-              <w:fldChar w:fldCharType="begin"/>
-            </w:r>
-            <w:r>
-              <w:rPr>
-                <w:noProof/>
-                <w:webHidden/>
-              </w:rPr>
-              <w:instrText xml:space="preserve"> PAGEREF _Toc198758325 \h </w:instrText>
-            </w:r>
-            <w:r>
-              <w:rPr>
-                <w:noProof/>
-                <w:webHidden/>
-              </w:rPr>
-            </w:r>
-            <w:r>
-              <w:rPr>
-                <w:noProof/>
-                <w:webHidden/>
-              </w:rPr>
-              <w:fldChar w:fldCharType="separate"/>
-            </w:r>
-            <w:r>
-              <w:rPr>
-                <w:noProof/>
-                <w:webHidden/>
-              </w:rPr>
-              <w:t>58</w:t>
+              <w:t>50</w:t>
             </w:r>
             <w:r>
               <w:rPr>
@@ -1907,13 +1802,13 @@
               <w:lang w:eastAsia="ru-RU"/>
             </w:rPr>
           </w:pPr>
-          <w:hyperlink w:anchor="_Toc198758326" w:history="1">
+          <w:hyperlink w:anchor="_Toc198761390" w:history="1">
             <w:r>
               <w:rPr>
                 <w:rStyle w:val="afb"/>
                 <w:noProof/>
               </w:rPr>
-              <w:t>ЗАКЛЮЧЕНИЕ</w:t>
+              <w:t>СПИСОК ИСПОЛЬЗОВАННЫХ ИСТОЧНИКОВ</w:t>
             </w:r>
             <w:r>
               <w:rPr>
@@ -1934,7 +1829,7 @@
                 <w:noProof/>
                 <w:webHidden/>
               </w:rPr>
-              <w:instrText xml:space="preserve"> PAGEREF _Toc198758326 \h </w:instrText>
+              <w:instrText xml:space="preserve"> PAGEREF _Toc198761390 \h </w:instrText>
             </w:r>
             <w:r>
               <w:rPr>
@@ -1954,78 +1849,7 @@
                 <w:noProof/>
                 <w:webHidden/>
               </w:rPr>
-              <w:t>59</w:t>
-            </w:r>
-            <w:r>
-              <w:rPr>
-                <w:noProof/>
-                <w:webHidden/>
-              </w:rPr>
-              <w:fldChar w:fldCharType="end"/>
-            </w:r>
-          </w:hyperlink>
-        </w:p>
-        <w:p>
-          <w:pPr>
-            <w:pStyle w:val="21"/>
-            <w:tabs>
-              <w:tab w:val="right" w:leader="dot" w:pos="9628"/>
-            </w:tabs>
-            <w:rPr>
-              <w:rFonts w:asciiTheme="minorHAnsi" w:eastAsiaTheme="minorEastAsia" w:hAnsiTheme="minorHAnsi"/>
-              <w:noProof/>
-              <w:sz w:val="22"/>
-              <w:lang w:eastAsia="ru-RU"/>
-            </w:rPr>
-          </w:pPr>
-          <w:hyperlink w:anchor="_Toc198758327" w:history="1">
-            <w:r>
-              <w:rPr>
-                <w:rStyle w:val="afb"/>
-                <w:noProof/>
-              </w:rPr>
-              <w:t>СПИСОК ИСПОЛЬЗОВАННЫХ ИСТОЧНИКОВ</w:t>
-            </w:r>
-            <w:r>
-              <w:rPr>
-                <w:noProof/>
-                <w:webHidden/>
-              </w:rPr>
-              <w:tab/>
-            </w:r>
-            <w:r>
-              <w:rPr>
-                <w:noProof/>
-                <w:webHidden/>
-              </w:rPr>
-              <w:fldChar w:fldCharType="begin"/>
-            </w:r>
-            <w:r>
-              <w:rPr>
-                <w:noProof/>
-                <w:webHidden/>
-              </w:rPr>
-              <w:instrText xml:space="preserve"> PAGEREF _Toc198758327 \h </w:instrText>
-            </w:r>
-            <w:r>
-              <w:rPr>
-                <w:noProof/>
-                <w:webHidden/>
-              </w:rPr>
-            </w:r>
-            <w:r>
-              <w:rPr>
-                <w:noProof/>
-                <w:webHidden/>
-              </w:rPr>
-              <w:fldChar w:fldCharType="separate"/>
-            </w:r>
-            <w:r>
-              <w:rPr>
-                <w:noProof/>
-                <w:webHidden/>
-              </w:rPr>
-              <w:t>61</w:t>
+              <w:t>52</w:t>
             </w:r>
             <w:r>
               <w:rPr>
@@ -2049,7 +1873,7 @@
               <w:lang w:eastAsia="ru-RU"/>
             </w:rPr>
           </w:pPr>
-          <w:hyperlink w:anchor="_Toc198758328" w:history="1">
+          <w:hyperlink w:anchor="_Toc198761391" w:history="1">
             <w:r>
               <w:rPr>
                 <w:rStyle w:val="afb"/>
@@ -2076,7 +1900,7 @@
                 <w:noProof/>
                 <w:webHidden/>
               </w:rPr>
-              <w:instrText xml:space="preserve"> PAGEREF _Toc198758328 \h </w:instrText>
+              <w:instrText xml:space="preserve"> PAGEREF _Toc198761391 \h </w:instrText>
             </w:r>
             <w:r>
               <w:rPr>
@@ -2096,7 +1920,7 @@
                 <w:noProof/>
                 <w:webHidden/>
               </w:rPr>
-              <w:t>65</w:t>
+              <w:t>56</w:t>
             </w:r>
             <w:r>
               <w:rPr>
@@ -2124,6 +1948,8 @@
         <w:spacing w:after="160" w:line="259" w:lineRule="auto"/>
         <w:jc w:val="left"/>
       </w:pPr>
+      <w:bookmarkStart w:id="15" w:name="_GoBack"/>
+      <w:bookmarkEnd w:id="15"/>
       <w:r>
         <w:br w:type="page"/>
       </w:r>
@@ -2136,7 +1962,7 @@
           <w:lang w:val="ru-RU"/>
         </w:rPr>
       </w:pPr>
-      <w:bookmarkStart w:id="15" w:name="_Toc198758305"/>
+      <w:bookmarkStart w:id="16" w:name="_Toc198761370"/>
       <w:r>
         <w:rPr>
           <w:lang w:val="ru-RU"/>
@@ -2144,7 +1970,7 @@
         <w:lastRenderedPageBreak/>
         <w:t>ВВЕДЕНИЕ</w:t>
       </w:r>
-      <w:bookmarkEnd w:id="15"/>
+      <w:bookmarkEnd w:id="16"/>
     </w:p>
     <w:p>
       <w:pPr>
@@ -2788,7 +2614,7 @@
           <w:lang w:val="ru-RU"/>
         </w:rPr>
       </w:pPr>
-      <w:bookmarkStart w:id="16" w:name="_Toc198758306"/>
+      <w:bookmarkStart w:id="17" w:name="_Toc198761371"/>
       <w:r>
         <w:rPr>
           <w:lang w:val="ru-RU"/>
@@ -2807,7 +2633,7 @@
         </w:rPr>
         <w:t>-конструкторская часть</w:t>
       </w:r>
-      <w:bookmarkEnd w:id="16"/>
+      <w:bookmarkEnd w:id="17"/>
     </w:p>
     <w:p>
       <w:pPr>
@@ -2817,9 +2643,9 @@
           <w:lang w:val="ru-RU"/>
         </w:rPr>
       </w:pPr>
-      <w:bookmarkStart w:id="17" w:name="_Hlk41676408"/>
       <w:bookmarkStart w:id="18" w:name="_Hlk41675929"/>
-      <w:bookmarkStart w:id="19" w:name="_Toc198758307"/>
+      <w:bookmarkStart w:id="19" w:name="_Hlk41676408"/>
+      <w:bookmarkStart w:id="20" w:name="_Toc198761372"/>
       <w:r>
         <w:rPr>
           <w:lang w:val="ru-RU"/>
@@ -2850,7 +2676,7 @@
         </w:rPr>
         <w:t xml:space="preserve"> КВД</w:t>
       </w:r>
-      <w:bookmarkEnd w:id="19"/>
+      <w:bookmarkEnd w:id="20"/>
     </w:p>
     <w:p>
       <w:pPr>
@@ -3543,217 +3369,6 @@
       <w:pPr>
         <w:ind w:firstLine="709"/>
       </w:pPr>
-    </w:p>
-    <w:p>
-      <w:pPr>
-        <w:ind w:firstLine="709"/>
-      </w:pPr>
-      <w:r>
-        <w:t xml:space="preserve">У компрессора как сложной лопаточной машины существует расчетный режим — единственный, для которого выполняется газодинамический расчет, определяются основные геометрические размеры каждой ступени. Расчетный режим примечателен, прежде всего, тем, что только на этом режиме профилировка лопаток наилучшим образом соответствует кинематике потока, т.е. обеспечивается их </w:t>
-      </w:r>
-      <w:proofErr w:type="spellStart"/>
-      <w:r>
-        <w:t>бессрывное</w:t>
-      </w:r>
-      <w:proofErr w:type="spellEnd"/>
-      <w:r>
-        <w:t xml:space="preserve"> обтекание. Однако при </w:t>
-      </w:r>
-      <w:r>
-        <w:t>в ходе работы</w:t>
-      </w:r>
-      <w:r>
-        <w:t xml:space="preserve"> двигателя большую часть </w:t>
-      </w:r>
-      <w:r>
-        <w:t>срока службы</w:t>
-      </w:r>
-      <w:r>
-        <w:t xml:space="preserve"> компрессор работает на </w:t>
-      </w:r>
-      <w:r>
-        <w:t>нерасчетных, переходных, режимах</w:t>
-      </w:r>
-      <w:r>
-        <w:t xml:space="preserve">. Эти режимы </w:t>
-      </w:r>
-      <w:r>
-        <w:t>возникают</w:t>
-      </w:r>
-      <w:r>
-        <w:t xml:space="preserve"> в результате </w:t>
-      </w:r>
-      <w:r>
-        <w:t>изменений условий работы двигателя</w:t>
-      </w:r>
-      <w:r>
-        <w:t xml:space="preserve">. В системе двигателя работа компрессора </w:t>
-      </w:r>
-      <w:r>
-        <w:t>связана</w:t>
-      </w:r>
-      <w:r>
-        <w:t xml:space="preserve"> с работой </w:t>
-      </w:r>
-      <w:r>
-        <w:t>многих</w:t>
-      </w:r>
-      <w:r>
-        <w:t xml:space="preserve"> узлов </w:t>
-      </w:r>
-      <w:r>
-        <w:t>так</w:t>
-      </w:r>
-      <w:r>
-        <w:t xml:space="preserve">, что при изменении частоты </w:t>
-      </w:r>
-      <w:r>
-        <w:t>характеристики</w:t>
-      </w:r>
-      <w:r>
-        <w:t xml:space="preserve"> изменяются по определенному закону. </w:t>
-      </w:r>
-    </w:p>
-    <w:p>
-      <w:pPr>
-        <w:ind w:firstLine="709"/>
-      </w:pPr>
-      <w:proofErr w:type="spellStart"/>
-      <w:r>
-        <w:t>Помпаж</w:t>
-      </w:r>
-      <w:proofErr w:type="spellEnd"/>
-      <w:r>
-        <w:t xml:space="preserve"> — </w:t>
-      </w:r>
-      <w:r>
-        <w:t xml:space="preserve">это </w:t>
-      </w:r>
-      <w:r>
-        <w:t xml:space="preserve">режим неустойчивой работы компрессора, который </w:t>
-      </w:r>
-      <w:r>
-        <w:t>характеризуется ударами</w:t>
-      </w:r>
-      <w:r>
-        <w:t xml:space="preserve">, низкочастотными </w:t>
-      </w:r>
-      <w:r>
-        <w:t>колебаниями</w:t>
-      </w:r>
-      <w:r>
-        <w:t>, интенсивн</w:t>
-      </w:r>
-      <w:r>
-        <w:t>ым</w:t>
-      </w:r>
-      <w:r>
-        <w:t xml:space="preserve"> </w:t>
-      </w:r>
-      <w:r>
-        <w:lastRenderedPageBreak/>
-        <w:t>скачкообразным изменением</w:t>
-      </w:r>
-      <w:r>
-        <w:t xml:space="preserve"> параметров потока в проточной част, что может привести к полом</w:t>
-      </w:r>
-      <w:r>
-        <w:t>кам</w:t>
-      </w:r>
-      <w:r>
-        <w:t xml:space="preserve"> лопаток и </w:t>
-      </w:r>
-      <w:r>
-        <w:t>всего</w:t>
-      </w:r>
-      <w:r>
-        <w:t xml:space="preserve"> </w:t>
-      </w:r>
-      <w:r>
-        <w:t>двигателя</w:t>
-      </w:r>
-      <w:r>
-        <w:t xml:space="preserve">. Такой режим работы двигателя </w:t>
-      </w:r>
-      <w:r>
-        <w:t xml:space="preserve">опасен, поэтому следует избегать появления </w:t>
-      </w:r>
-      <w:proofErr w:type="spellStart"/>
-      <w:r>
-        <w:t>помпажа</w:t>
-      </w:r>
-      <w:proofErr w:type="spellEnd"/>
-      <w:r>
-        <w:t xml:space="preserve">. Причиной </w:t>
-      </w:r>
-      <w:r>
-        <w:t>этого явления</w:t>
-      </w:r>
-      <w:r>
-        <w:t xml:space="preserve"> является срыв потока со спинок лопаток и </w:t>
-      </w:r>
-      <w:r>
-        <w:t>несоответствие работ</w:t>
-      </w:r>
-      <w:r>
-        <w:t xml:space="preserve"> его крайних ступеней. </w:t>
-      </w:r>
-      <w:r>
-        <w:t>Рассмотрим вопрос подробнее, и</w:t>
-      </w:r>
-      <w:r>
-        <w:t xml:space="preserve">спользуя треугольники скоростей. </w:t>
-      </w:r>
-      <w:r>
-        <w:t>Когда</w:t>
-      </w:r>
-      <w:r>
-        <w:t xml:space="preserve"> компрессор работает </w:t>
-      </w:r>
-      <w:r>
-        <w:t>в номинальном</w:t>
-      </w:r>
-      <w:r>
-        <w:t xml:space="preserve"> режиме, то направление движения воздушного потока на входе в РК примерно параллельно касательной к средней линии профиля</w:t>
-      </w:r>
-      <w:r>
-        <w:t xml:space="preserve">. </w:t>
-      </w:r>
-      <w:r>
-        <w:t>Уменьшение осевой составляющей абсолютной скорости прив</w:t>
-      </w:r>
-      <w:r>
-        <w:t>одит</w:t>
-      </w:r>
-      <w:r>
-        <w:t xml:space="preserve"> к увеличению углов атаки на лопатках. При</w:t>
-      </w:r>
-      <w:r>
-        <w:t xml:space="preserve"> больших</w:t>
-      </w:r>
-      <w:r>
-        <w:t xml:space="preserve"> положительных углах атаки</w:t>
-      </w:r>
-      <w:r>
-        <w:t xml:space="preserve"> </w:t>
-      </w:r>
-      <w:r>
-        <w:t>возникает срыв потока со спинки профилей</w:t>
-      </w:r>
-      <w:r>
-        <w:t xml:space="preserve">. </w:t>
-      </w:r>
-      <w:r>
-        <w:t xml:space="preserve">При сильных срывах эти области нарастают и проникают внутрь компрессора, заполняя его проточную часть. Происходит периодически повторяющаяся быстрая «закупорка» проточной части компрессора вихревыми областями и снижение давления за ним. Возникает момент, когда давление за компрессором становится меньше давления в камере сгорания. В результате часть сжатого воздуха выбрасывается на вход компрессора через соседние зоны срыва. Этот выброс сопровождается хлопками. На какое-то время </w:t>
-      </w:r>
-      <w:proofErr w:type="spellStart"/>
-      <w:r>
-        <w:t>бессрывной</w:t>
-      </w:r>
-      <w:proofErr w:type="spellEnd"/>
-      <w:r>
-        <w:t xml:space="preserve"> характер обтекания лопаток восстанавливается, и воздух снова движется из компрессора в камеру сгорания, далее вновь возникают срывы и вихреобразование, то есть явление повторяется.</w:t>
-      </w:r>
     </w:p>
     <w:p>
       <w:pPr>
@@ -3778,7 +3393,7 @@
           <w:lang w:val="ru-RU"/>
         </w:rPr>
       </w:pPr>
-      <w:bookmarkStart w:id="20" w:name="_Toc198758308"/>
+      <w:bookmarkStart w:id="21" w:name="_Toc198761373"/>
       <w:r>
         <w:rPr>
           <w:lang w:val="ru-RU"/>
@@ -3786,7 +3401,7 @@
         <w:lastRenderedPageBreak/>
         <w:t>1.5 Расчёт КС</w:t>
       </w:r>
-      <w:bookmarkEnd w:id="20"/>
+      <w:bookmarkEnd w:id="21"/>
     </w:p>
     <w:p>
       <w:pPr>
@@ -3833,8 +3448,6 @@
           <w:lang w:val="ru-RU"/>
         </w:rPr>
       </w:pPr>
-      <w:bookmarkStart w:id="21" w:name="_GoBack"/>
-      <w:bookmarkEnd w:id="21"/>
       <w:r>
         <w:rPr>
           <w:lang w:val="ru-RU"/>
@@ -4029,8 +3642,8 @@
           <w:lang w:val="ru-RU"/>
         </w:rPr>
       </w:pPr>
-      <w:bookmarkStart w:id="22" w:name="_Toc198758309"/>
-      <w:bookmarkEnd w:id="17"/>
+      <w:bookmarkStart w:id="22" w:name="_Toc198761374"/>
+      <w:bookmarkEnd w:id="19"/>
       <w:r>
         <w:rPr>
           <w:lang w:val="ru-RU"/>
@@ -4053,7 +3666,7 @@
           <w:lang w:val="ru-RU"/>
         </w:rPr>
       </w:pPr>
-      <w:bookmarkStart w:id="23" w:name="_Toc198758310"/>
+      <w:bookmarkStart w:id="23" w:name="_Toc198761375"/>
       <w:r>
         <w:rPr>
           <w:lang w:val="ru-RU"/>
@@ -4083,12 +3696,454 @@
     </w:p>
     <w:p>
       <w:pPr>
+        <w:pStyle w:val="ad"/>
+        <w:rPr>
+          <w:lang w:val="ru-RU"/>
+        </w:rPr>
+      </w:pPr>
+      <w:r>
+        <w:rPr>
+          <w:lang w:val="ru-RU"/>
+        </w:rPr>
+        <w:t>Назначение профилирования состоит в обеспечении потребных газодинамических параметров ступени за счет правильного выбора типа профиля и его основных геометрических характеристик, а также расчетного угла атаки и соответствующего ему угла отставания потока</w:t>
+      </w:r>
+      <w:r>
+        <w:rPr>
+          <w:lang w:val="ru-RU"/>
+        </w:rPr>
+        <w:t xml:space="preserve"> </w:t>
+      </w:r>
+      <w:r>
+        <w:rPr>
+          <w:lang w:val="ru-RU"/>
+        </w:rPr>
+        <w:t>[</w:t>
+      </w:r>
+      <w:r>
+        <w:rPr>
+          <w:lang w:val="ru-RU"/>
+        </w:rPr>
+        <w:t>8</w:t>
+      </w:r>
+      <w:r>
+        <w:rPr>
+          <w:lang w:val="ru-RU"/>
+        </w:rPr>
+        <w:t>]</w:t>
+      </w:r>
+      <w:r>
+        <w:rPr>
+          <w:lang w:val="ru-RU"/>
+        </w:rPr>
+        <w:t>.</w:t>
+      </w:r>
+    </w:p>
+    <w:p>
+      <w:pPr>
+        <w:pStyle w:val="ad"/>
+        <w:rPr>
+          <w:lang w:val="ru-RU"/>
+        </w:rPr>
+      </w:pPr>
+      <w:r>
+        <w:rPr>
+          <w:lang w:val="ru-RU"/>
+        </w:rPr>
+        <w:t>При действительном течении потока в ступени линии тока на различных радиусах могут не совпадать с цилиндрическими поверхностями. Как правило,</w:t>
+      </w:r>
+      <w:r>
+        <w:rPr>
+          <w:lang w:val="ru-RU"/>
+        </w:rPr>
+        <w:t xml:space="preserve"> </w:t>
+      </w:r>
+      <w:r>
+        <w:rPr>
+          <w:lang w:val="ru-RU"/>
+        </w:rPr>
+        <w:t xml:space="preserve">поверхности, образованные линиями тока, являются криволинейными. Их </w:t>
+      </w:r>
+      <w:proofErr w:type="spellStart"/>
+      <w:r>
+        <w:rPr>
+          <w:lang w:val="ru-RU"/>
+        </w:rPr>
+        <w:t>криволинейность</w:t>
+      </w:r>
+      <w:proofErr w:type="spellEnd"/>
+      <w:r>
+        <w:rPr>
+          <w:lang w:val="ru-RU"/>
+        </w:rPr>
+        <w:t xml:space="preserve"> может быть охарактеризована углами наклона линий тока и относительно оси рабочего колеса, соответственно на входе и выходе. В пер</w:t>
+      </w:r>
+      <w:r>
+        <w:rPr>
+          <w:lang w:val="ru-RU"/>
+        </w:rPr>
+        <w:t>в</w:t>
+      </w:r>
+      <w:r>
+        <w:rPr>
+          <w:lang w:val="ru-RU"/>
+        </w:rPr>
+        <w:t>ом приближении указанную кри</w:t>
+      </w:r>
+      <w:r>
+        <w:rPr>
+          <w:lang w:val="ru-RU"/>
+        </w:rPr>
+        <w:t>в</w:t>
+      </w:r>
+      <w:r>
+        <w:rPr>
+          <w:lang w:val="ru-RU"/>
+        </w:rPr>
+        <w:t>олинейную поверхност</w:t>
+      </w:r>
+      <w:r>
+        <w:rPr>
+          <w:lang w:val="ru-RU"/>
+        </w:rPr>
+        <w:t>ь</w:t>
+      </w:r>
+      <w:r>
+        <w:rPr>
+          <w:lang w:val="ru-RU"/>
+        </w:rPr>
+        <w:t xml:space="preserve"> можно заменить конической расчетной поверхностью</w:t>
+      </w:r>
+      <w:r>
+        <w:rPr>
+          <w:lang w:val="ru-RU"/>
+        </w:rPr>
+        <w:t>.</w:t>
+      </w:r>
+    </w:p>
+    <w:p>
+      <w:pPr>
+        <w:pStyle w:val="ad"/>
+        <w:rPr>
+          <w:lang w:val="ru-RU"/>
+        </w:rPr>
+      </w:pPr>
+      <w:r>
+        <w:rPr>
+          <w:lang w:val="ru-RU"/>
+        </w:rPr>
+        <w:t>Пересечение конической расчетной поверхности с рабочим колесом образует действительную решетку профилей, обтекаемую потоком. Поэто</w:t>
+      </w:r>
+      <w:r>
+        <w:rPr>
+          <w:lang w:val="ru-RU"/>
+        </w:rPr>
+        <w:t>м</w:t>
+      </w:r>
+      <w:r>
+        <w:rPr>
+          <w:lang w:val="ru-RU"/>
+        </w:rPr>
+        <w:t>у более точным методом профилирования лопаток является метод профилирования на конических поверхностях</w:t>
+      </w:r>
+      <w:r>
+        <w:rPr>
+          <w:lang w:val="ru-RU"/>
+        </w:rPr>
+        <w:t>, однако это более трудоемкий метод.</w:t>
+      </w:r>
+    </w:p>
+    <w:p>
+      <w:pPr>
+        <w:pStyle w:val="ad"/>
+        <w:rPr>
+          <w:lang w:val="ru-RU"/>
+        </w:rPr>
+      </w:pPr>
+      <w:r>
+        <w:rPr>
+          <w:lang w:val="ru-RU"/>
+        </w:rPr>
+        <w:t xml:space="preserve">Геометрические параметры в плоских сечениях (на плоских расчетных поверхностях) и на конических расчетных поверхностях могут существенно отличаться, причем отличие тем больше, чем больше наклон линий тока во фронтальном сечении. Для того чтобы исключить эту ошибку, необходимо при углах наклона линий тока </w:t>
+      </w:r>
+      <w:r>
+        <w:rPr>
+          <w:lang w:val="ru-RU"/>
+        </w:rPr>
+        <w:t xml:space="preserve">больше </w:t>
+      </w:r>
+      <w:r>
+        <w:rPr>
+          <w:lang w:val="ru-RU"/>
+        </w:rPr>
+        <w:t>10</w:t>
+      </w:r>
+      <w:r>
+        <w:rPr>
+          <w:lang w:val="ru-RU"/>
+        </w:rPr>
+        <w:t>-15 градусов</w:t>
+      </w:r>
+      <w:r>
+        <w:rPr>
+          <w:lang w:val="ru-RU"/>
+        </w:rPr>
+        <w:t xml:space="preserve"> производить профилирование лопат</w:t>
+      </w:r>
+      <w:r>
+        <w:rPr>
+          <w:lang w:val="ru-RU"/>
+        </w:rPr>
+        <w:t>о</w:t>
+      </w:r>
+      <w:r>
+        <w:rPr>
+          <w:lang w:val="ru-RU"/>
+        </w:rPr>
+        <w:t xml:space="preserve">к на конических поверхностях </w:t>
+      </w:r>
+      <w:proofErr w:type="gramStart"/>
+      <w:r>
+        <w:rPr>
+          <w:lang w:val="ru-RU"/>
+        </w:rPr>
+        <w:t>При</w:t>
+      </w:r>
+      <w:proofErr w:type="gramEnd"/>
+      <w:r>
+        <w:rPr>
+          <w:lang w:val="ru-RU"/>
+        </w:rPr>
+        <w:t xml:space="preserve"> меньших значениях углов наклона линий тока, которые наблюдаются при малых углах наклона корпуса и втулки рабочего колеса, может быть оправданным использование более простого метода профилирования лопаток на цилиндрических поверхностях</w:t>
+      </w:r>
+      <w:r>
+        <w:rPr>
+          <w:lang w:val="ru-RU"/>
+        </w:rPr>
+        <w:t>.</w:t>
+      </w:r>
+    </w:p>
+    <w:p>
+      <w:pPr>
+        <w:pStyle w:val="ad"/>
+        <w:rPr>
+          <w:lang w:val="ru-RU"/>
+        </w:rPr>
+      </w:pPr>
+      <w:r>
+        <w:rPr>
+          <w:lang w:val="ru-RU"/>
+        </w:rPr>
+        <w:lastRenderedPageBreak/>
+        <w:t>Профилирование лопатки рабочего колеса как на конических, так</w:t>
+      </w:r>
+      <w:r>
+        <w:rPr>
+          <w:lang w:val="ru-RU"/>
+        </w:rPr>
+        <w:t xml:space="preserve"> </w:t>
+      </w:r>
+      <w:r>
+        <w:rPr>
+          <w:lang w:val="ru-RU"/>
+        </w:rPr>
+        <w:t>и на плоских расчетных поверхностях состоит из трех основных эта</w:t>
+      </w:r>
+      <w:r>
+        <w:rPr>
+          <w:lang w:val="ru-RU"/>
+        </w:rPr>
+        <w:t>п</w:t>
+      </w:r>
+      <w:r>
+        <w:rPr>
+          <w:lang w:val="ru-RU"/>
+        </w:rPr>
+        <w:t>ов:</w:t>
+      </w:r>
+    </w:p>
+    <w:p>
+      <w:pPr>
+        <w:pStyle w:val="ad"/>
+        <w:rPr>
+          <w:lang w:val="ru-RU"/>
+        </w:rPr>
+      </w:pPr>
+      <w:r>
+        <w:t>I</w:t>
+      </w:r>
+      <w:r>
+        <w:rPr>
+          <w:lang w:val="ru-RU"/>
+        </w:rPr>
+        <w:t>) выбор основных параметров решетки рабочего колеса на различных радиусах;</w:t>
+      </w:r>
+    </w:p>
+    <w:p>
+      <w:pPr>
+        <w:pStyle w:val="ad"/>
+        <w:rPr>
+          <w:lang w:val="ru-RU"/>
+        </w:rPr>
+      </w:pPr>
+      <w:r>
+        <w:rPr>
+          <w:lang w:val="ru-RU"/>
+        </w:rPr>
+        <w:t>2) выбор основных параметров профиля на различных радиусах;</w:t>
+      </w:r>
+    </w:p>
+    <w:p>
+      <w:pPr>
+        <w:pStyle w:val="ad"/>
+        <w:rPr>
+          <w:lang w:val="ru-RU"/>
+        </w:rPr>
+      </w:pPr>
+      <w:r>
+        <w:rPr>
+          <w:lang w:val="ru-RU"/>
+        </w:rPr>
+        <w:t>3) построение профиля лопатки на различных радиусах,</w:t>
+      </w:r>
+    </w:p>
+    <w:p>
+      <w:pPr>
+        <w:pStyle w:val="ad"/>
+        <w:rPr>
+          <w:lang w:val="ru-RU"/>
+        </w:rPr>
+      </w:pPr>
+      <w:r>
+        <w:rPr>
+          <w:lang w:val="ru-RU"/>
+        </w:rPr>
+        <w:t>Кроме этого, при выполнении профилирования лопатки на конических поверхностях необходимо пересчитать параметры профиля на плоские технологические поверхности</w:t>
+      </w:r>
+      <w:r>
+        <w:rPr>
+          <w:lang w:val="ru-RU"/>
+        </w:rPr>
+        <w:t>, что так же является трудоемким процессом.</w:t>
+      </w:r>
+    </w:p>
+    <w:p>
+      <w:pPr>
+        <w:pStyle w:val="ad"/>
+        <w:rPr>
+          <w:lang w:val="ru-RU"/>
+        </w:rPr>
+      </w:pPr>
+      <w:r>
+        <w:rPr>
+          <w:lang w:val="ru-RU"/>
+        </w:rPr>
+        <w:t>Выполнен</w:t>
+      </w:r>
+      <w:r>
+        <w:rPr>
+          <w:lang w:val="ru-RU"/>
+        </w:rPr>
+        <w:t>и</w:t>
+      </w:r>
+      <w:r>
+        <w:rPr>
+          <w:lang w:val="ru-RU"/>
+        </w:rPr>
+        <w:t xml:space="preserve">е расчетов </w:t>
+      </w:r>
+      <w:r>
+        <w:rPr>
+          <w:lang w:val="ru-RU"/>
+        </w:rPr>
+        <w:t>п</w:t>
+      </w:r>
+      <w:r>
+        <w:rPr>
+          <w:lang w:val="ru-RU"/>
+        </w:rPr>
+        <w:t>о каждому этапу требует задания определенных исходн</w:t>
+      </w:r>
+      <w:r>
+        <w:rPr>
+          <w:lang w:val="ru-RU"/>
+        </w:rPr>
+        <w:t>ы</w:t>
+      </w:r>
+      <w:r>
+        <w:rPr>
+          <w:lang w:val="ru-RU"/>
+        </w:rPr>
+        <w:t>х данных.</w:t>
+      </w:r>
+    </w:p>
+    <w:p>
+      <w:pPr>
+        <w:pStyle w:val="ad"/>
+        <w:rPr>
+          <w:lang w:val="ru-RU"/>
+        </w:rPr>
+      </w:pPr>
+    </w:p>
+    <w:p>
+      <w:pPr>
+        <w:pStyle w:val="ad"/>
+        <w:rPr>
+          <w:lang w:val="ru-RU"/>
+        </w:rPr>
+      </w:pPr>
+    </w:p>
+    <w:p>
+      <w:pPr>
+        <w:pStyle w:val="ad"/>
+        <w:rPr>
+          <w:lang w:val="ru-RU"/>
+        </w:rPr>
+      </w:pPr>
+      <w:r>
+        <w:rPr>
+          <w:lang w:val="ru-RU"/>
+        </w:rPr>
+        <w:t xml:space="preserve">Было проведено профилирование ступени вентилятора по высоте в шести сечениях, три для первого контура и три для второго, из них все есть сечений проходят через лопатку вентилятора, три нижних через лопатку направляющего аппарата первого контура и три верхних через спрямляющий аппарат второго контура. Профилирование велось по цилиндрическим поверхностям, что не дает существенной погрешности при углах наклона линий тока менее 15 градусов, что выполняется во всех сечениях кроме втулочного </w:t>
+      </w:r>
+      <w:r>
+        <w:rPr>
+          <w:lang w:val="ru-RU"/>
+        </w:rPr>
+        <w:t>[</w:t>
+      </w:r>
+      <w:r>
+        <w:rPr>
+          <w:lang w:val="ru-RU"/>
+        </w:rPr>
+        <w:t>8</w:t>
+      </w:r>
+      <w:r>
+        <w:rPr>
+          <w:lang w:val="ru-RU"/>
+        </w:rPr>
+        <w:t>]</w:t>
+      </w:r>
+      <w:r>
+        <w:rPr>
+          <w:lang w:val="ru-RU"/>
+        </w:rPr>
+        <w:t>.</w:t>
+      </w:r>
+    </w:p>
+    <w:p>
+      <w:pPr>
+        <w:pStyle w:val="afff2"/>
+      </w:pPr>
+    </w:p>
+    <w:p>
+      <w:pPr>
         <w:pStyle w:val="af"/>
         <w:rPr>
           <w:lang w:val="ru-RU"/>
         </w:rPr>
       </w:pPr>
-      <w:bookmarkStart w:id="24" w:name="_Toc198758311"/>
+      <w:bookmarkStart w:id="24" w:name="_Toc105737638"/>
+      <w:bookmarkStart w:id="25" w:name="_Toc198761376"/>
       <w:r>
         <w:rPr>
           <w:lang w:val="ru-RU"/>
@@ -4105,13 +4160,7 @@
         <w:rPr>
           <w:lang w:val="ru-RU"/>
         </w:rPr>
-        <w:t>6</w:t>
-      </w:r>
-      <w:r>
-        <w:rPr>
-          <w:lang w:val="ru-RU"/>
-        </w:rPr>
-        <w:t>.2</w:t>
+        <w:t>7</w:t>
       </w:r>
       <w:r>
         <w:rPr>
@@ -4123,9 +4172,10 @@
         <w:rPr>
           <w:lang w:val="ru-RU"/>
         </w:rPr>
-        <w:t>Профилирование</w:t>
+        <w:t>Расчет лопатки вентилятора на прочность</w:t>
       </w:r>
       <w:bookmarkEnd w:id="24"/>
+      <w:bookmarkEnd w:id="25"/>
     </w:p>
     <w:p>
       <w:pPr>
@@ -4138,7 +4188,234 @@
         <w:rPr>
           <w:lang w:val="ru-RU"/>
         </w:rPr>
-        <w:t>Назначение профилирования состоит в обеспечении потребных газодинамических параметров ступени за счет правильного выбора типа профиля и его основных геометрических характеристик, а также расчетного угла атаки и соответствующего ему угла отставания потока</w:t>
+        <w:t>Например, н</w:t>
+      </w:r>
+      <w:r>
+        <w:rPr>
+          <w:lang w:val="ru-RU"/>
+        </w:rPr>
+        <w:t xml:space="preserve">а </w:t>
+      </w:r>
+      <w:r>
+        <w:rPr>
+          <w:lang w:val="ru-RU"/>
+        </w:rPr>
+        <w:t xml:space="preserve">ПД-14 </w:t>
+      </w:r>
+      <w:r>
+        <w:rPr>
+          <w:lang w:val="ru-RU"/>
+        </w:rPr>
+        <w:t xml:space="preserve">корпус вентилятора является силовым элементом двигателя, формирует проточную часть, обеспечивает удержание фрагментов лопаток вентилятора в случае их обрыва, обеспечивает крепление агрегатов. </w:t>
+      </w:r>
+      <w:r>
+        <w:rPr>
+          <w:lang w:val="ru-RU"/>
+        </w:rPr>
+        <w:t>Корпус вентилятора выполнен из алюминиевого</w:t>
+      </w:r>
+      <w:r>
+        <w:rPr>
+          <w:lang w:val="ru-RU"/>
+        </w:rPr>
+        <w:t xml:space="preserve"> сплава.</w:t>
+      </w:r>
+    </w:p>
+    <w:p>
+      <w:pPr>
+        <w:pStyle w:val="ad"/>
+        <w:rPr>
+          <w:lang w:val="ru-RU"/>
+        </w:rPr>
+      </w:pPr>
+      <w:r>
+        <w:rPr>
+          <w:lang w:val="ru-RU"/>
+        </w:rPr>
+        <w:lastRenderedPageBreak/>
+        <w:t xml:space="preserve">Для </w:t>
+      </w:r>
+      <w:r>
+        <w:rPr>
+          <w:lang w:val="ru-RU"/>
+        </w:rPr>
+        <w:t>обеспечения локализации рабочей лопатки вентилятора при ее</w:t>
+      </w:r>
+      <w:r>
+        <w:rPr>
+          <w:lang w:val="ru-RU"/>
+        </w:rPr>
+        <w:t xml:space="preserve"> обрыве, на корпусе вентилятора выполнена намотка </w:t>
+      </w:r>
+      <w:proofErr w:type="spellStart"/>
+      <w:r>
+        <w:rPr>
+          <w:lang w:val="ru-RU"/>
+        </w:rPr>
+        <w:t>баллистически</w:t>
+      </w:r>
+      <w:proofErr w:type="spellEnd"/>
+      <w:r>
+        <w:rPr>
+          <w:lang w:val="ru-RU"/>
+        </w:rPr>
+        <w:t>-стойкой оболочки.</w:t>
+      </w:r>
+    </w:p>
+    <w:p>
+      <w:pPr>
+        <w:pStyle w:val="ad"/>
+        <w:rPr>
+          <w:lang w:val="ru-RU"/>
+        </w:rPr>
+      </w:pPr>
+      <w:r>
+        <w:rPr>
+          <w:lang w:val="ru-RU"/>
+        </w:rPr>
+        <w:t>Материал лопатки – титановый сплав ВТ3-1, плотность которого 4500 кг/м</w:t>
+      </w:r>
+      <w:r>
+        <w:rPr>
+          <w:vertAlign w:val="superscript"/>
+          <w:lang w:val="ru-RU"/>
+        </w:rPr>
+        <w:t>3</w:t>
+      </w:r>
+      <w:r>
+        <w:rPr>
+          <w:lang w:val="ru-RU"/>
+        </w:rPr>
+        <w:t>.</w:t>
+      </w:r>
+    </w:p>
+    <w:p>
+      <w:pPr>
+        <w:pStyle w:val="ad"/>
+        <w:rPr>
+          <w:lang w:val="ru-RU"/>
+        </w:rPr>
+      </w:pPr>
+      <w:r>
+        <w:rPr>
+          <w:lang w:val="ru-RU"/>
+        </w:rPr>
+        <w:t xml:space="preserve">Титановые сплавы представляют для </w:t>
+      </w:r>
+      <w:proofErr w:type="spellStart"/>
+      <w:r>
+        <w:rPr>
+          <w:lang w:val="ru-RU"/>
+        </w:rPr>
+        <w:t>авиадвигателестроения</w:t>
+      </w:r>
+      <w:proofErr w:type="spellEnd"/>
+      <w:r>
+        <w:rPr>
+          <w:lang w:val="ru-RU"/>
+        </w:rPr>
+        <w:t xml:space="preserve"> особый интерес, так как имеют следующие преимущества: </w:t>
+      </w:r>
+    </w:p>
+    <w:p>
+      <w:pPr>
+        <w:pStyle w:val="ad"/>
+        <w:rPr>
+          <w:lang w:val="ru-RU"/>
+        </w:rPr>
+      </w:pPr>
+      <w:r>
+        <w:rPr>
+          <w:lang w:val="ru-RU"/>
+        </w:rPr>
+        <w:t xml:space="preserve">1) низкая плотность </w:t>
+      </w:r>
+      <w:r>
+        <w:sym w:font="Symbol" w:char="F072"/>
+      </w:r>
+      <w:r>
+        <w:rPr>
+          <w:lang w:val="ru-RU"/>
+        </w:rPr>
+        <w:t xml:space="preserve"> = 4400–4500 кг/</w:t>
+      </w:r>
+      <w:r>
+        <w:rPr>
+          <w:lang w:val="ru-RU"/>
+        </w:rPr>
+        <w:t>м</w:t>
+      </w:r>
+      <w:r>
+        <w:rPr>
+          <w:vertAlign w:val="superscript"/>
+          <w:lang w:val="ru-RU"/>
+        </w:rPr>
+        <w:t>3</w:t>
+      </w:r>
+      <w:r>
+        <w:rPr>
+          <w:lang w:val="ru-RU"/>
+        </w:rPr>
+        <w:t xml:space="preserve">; </w:t>
+      </w:r>
+    </w:p>
+    <w:p>
+      <w:pPr>
+        <w:pStyle w:val="ad"/>
+        <w:rPr>
+          <w:lang w:val="ru-RU"/>
+        </w:rPr>
+      </w:pPr>
+      <w:r>
+        <w:rPr>
+          <w:lang w:val="ru-RU"/>
+        </w:rPr>
+        <w:t xml:space="preserve">2) высокая удельная прочность (в 2–3 раза выше, чем у сталей); </w:t>
+      </w:r>
+    </w:p>
+    <w:p>
+      <w:pPr>
+        <w:pStyle w:val="ad"/>
+        <w:rPr>
+          <w:lang w:val="ru-RU"/>
+        </w:rPr>
+      </w:pPr>
+      <w:r>
+        <w:rPr>
+          <w:lang w:val="ru-RU"/>
+        </w:rPr>
+        <w:t xml:space="preserve">3) высокая коррозионная стойкость при умеренных температурах. </w:t>
+      </w:r>
+    </w:p>
+    <w:p>
+      <w:pPr>
+        <w:pStyle w:val="ad"/>
+        <w:rPr>
+          <w:lang w:val="ru-RU"/>
+        </w:rPr>
+      </w:pPr>
+      <w:r>
+        <w:rPr>
+          <w:lang w:val="ru-RU"/>
+        </w:rPr>
+        <w:t xml:space="preserve">Однако при использовании титановых сплавов необходимо учитывать их недостатки, связанные с такими особенностями, как: </w:t>
+      </w:r>
+    </w:p>
+    <w:p>
+      <w:pPr>
+        <w:pStyle w:val="ad"/>
+        <w:rPr>
+          <w:lang w:val="ru-RU"/>
+        </w:rPr>
+      </w:pPr>
+      <w:r>
+        <w:rPr>
+          <w:lang w:val="ru-RU"/>
+        </w:rPr>
+        <w:t xml:space="preserve">1) высокая ползучесть при </w:t>
+      </w:r>
+      <w:r>
+        <w:t>t</w:t>
       </w:r>
       <w:r>
         <w:rPr>
@@ -4147,22 +4424,128 @@
         <w:t xml:space="preserve"> </w:t>
       </w:r>
       <w:r>
-        <w:rPr>
-          <w:lang w:val="ru-RU"/>
-        </w:rPr>
-        <w:t>[</w:t>
-      </w:r>
-      <w:r>
-        <w:rPr>
-          <w:lang w:val="ru-RU"/>
-        </w:rPr>
-        <w:t>8</w:t>
-      </w:r>
-      <w:r>
-        <w:rPr>
-          <w:lang w:val="ru-RU"/>
-        </w:rPr>
-        <w:t>]</w:t>
+        <w:sym w:font="Symbol" w:char="F03E"/>
+      </w:r>
+      <w:r>
+        <w:rPr>
+          <w:lang w:val="ru-RU"/>
+        </w:rPr>
+        <w:t xml:space="preserve"> 450</w:t>
+      </w:r>
+      <w:r>
+        <w:sym w:font="Symbol" w:char="F0B0"/>
+      </w:r>
+      <w:r>
+        <w:t>C</w:t>
+      </w:r>
+      <w:r>
+        <w:rPr>
+          <w:lang w:val="ru-RU"/>
+        </w:rPr>
+        <w:t xml:space="preserve">; </w:t>
+      </w:r>
+    </w:p>
+    <w:p>
+      <w:pPr>
+        <w:pStyle w:val="ad"/>
+        <w:rPr>
+          <w:lang w:val="ru-RU"/>
+        </w:rPr>
+      </w:pPr>
+      <w:r>
+        <w:rPr>
+          <w:lang w:val="ru-RU"/>
+        </w:rPr>
+        <w:t xml:space="preserve">2) низкий модуль упругости – примерно в 2 раза меньше, чем у сталей, соответственно, детали из титановых сплавов имеют меньшую жесткость; </w:t>
+      </w:r>
+    </w:p>
+    <w:p>
+      <w:pPr>
+        <w:pStyle w:val="ad"/>
+        <w:rPr>
+          <w:lang w:val="ru-RU"/>
+        </w:rPr>
+      </w:pPr>
+      <w:r>
+        <w:rPr>
+          <w:lang w:val="ru-RU"/>
+        </w:rPr>
+        <w:t xml:space="preserve">3) низкая теплопроводность в сочетании с высоким коэффициентом трения, что приводит к разогреву при обработке (поэтому титановые сплавы плохо обрабатываются резанием и деформированием в штампах); коэффициент трения может быть снижен путем азотирования поверхностного слоя; </w:t>
+      </w:r>
+    </w:p>
+    <w:p>
+      <w:pPr>
+        <w:pStyle w:val="ad"/>
+        <w:rPr>
+          <w:lang w:val="ru-RU"/>
+        </w:rPr>
+      </w:pPr>
+      <w:r>
+        <w:rPr>
+          <w:lang w:val="ru-RU"/>
+        </w:rPr>
+        <w:t xml:space="preserve">4) повышенная окисляемость при высоких температурах (может воспламеняться, например, при задевании титановой лопатки за титановый корпус); сварка титановых сплавов осуществляется в инертной среде (например, в аргоне); </w:t>
+      </w:r>
+    </w:p>
+    <w:p>
+      <w:pPr>
+        <w:pStyle w:val="ad"/>
+        <w:rPr>
+          <w:lang w:val="ru-RU"/>
+        </w:rPr>
+      </w:pPr>
+      <w:r>
+        <w:rPr>
+          <w:lang w:val="ru-RU"/>
+        </w:rPr>
+        <w:t xml:space="preserve">5) чувствительность к концентрации напряжений; </w:t>
+      </w:r>
+    </w:p>
+    <w:p>
+      <w:pPr>
+        <w:pStyle w:val="ad"/>
+        <w:rPr>
+          <w:lang w:val="ru-RU"/>
+        </w:rPr>
+      </w:pPr>
+      <w:r>
+        <w:rPr>
+          <w:lang w:val="ru-RU"/>
+        </w:rPr>
+        <w:t xml:space="preserve">6) коэффициент термического расширения титановых сплавов ниже, чем у сталей и никелевых сплавов, и мало изменяется с увеличением температуры. Максимальная температура применения </w:t>
+      </w:r>
+      <w:r>
+        <w:t>max</w:t>
+      </w:r>
+      <w:r>
+        <w:rPr>
+          <w:lang w:val="ru-RU"/>
+        </w:rPr>
+        <w:t xml:space="preserve"> </w:t>
+      </w:r>
+      <w:r>
+        <w:t>t</w:t>
+      </w:r>
+      <w:r>
+        <w:rPr>
+          <w:lang w:val="ru-RU"/>
+        </w:rPr>
+        <w:t xml:space="preserve"> </w:t>
+      </w:r>
+      <w:r>
+        <w:sym w:font="Symbol" w:char="F03D"/>
+      </w:r>
+      <w:r>
+        <w:rPr>
+          <w:lang w:val="ru-RU"/>
+        </w:rPr>
+        <w:t xml:space="preserve"> 550...600 </w:t>
+      </w:r>
+      <w:r>
+        <w:rPr>
+          <w:lang w:val="ru-RU"/>
+        </w:rPr>
+        <w:t>градусов по Цельсию</w:t>
       </w:r>
       <w:r>
         <w:rPr>
@@ -4182,2136 +4565,8 @@
         <w:rPr>
           <w:lang w:val="ru-RU"/>
         </w:rPr>
-        <w:t>При действительном течении потока в ступени линии тока на различных радиусах могут не совпадать с цилиндрическими поверхностями. Как правило,</w:t>
-      </w:r>
-      <w:r>
-        <w:rPr>
-          <w:lang w:val="ru-RU"/>
-        </w:rPr>
-        <w:t xml:space="preserve"> </w:t>
-      </w:r>
-      <w:r>
-        <w:rPr>
-          <w:lang w:val="ru-RU"/>
-        </w:rPr>
-        <w:t xml:space="preserve">поверхности, образованные линиями тока, являются криволинейными. Их </w:t>
-      </w:r>
-      <w:proofErr w:type="spellStart"/>
-      <w:r>
-        <w:rPr>
-          <w:lang w:val="ru-RU"/>
-        </w:rPr>
-        <w:t>криволинейность</w:t>
-      </w:r>
-      <w:proofErr w:type="spellEnd"/>
-      <w:r>
-        <w:rPr>
-          <w:lang w:val="ru-RU"/>
-        </w:rPr>
-        <w:t xml:space="preserve"> может быть охарактеризована углами наклона линий тока и относительно оси рабочего колеса, соответственно на входе и выходе. В пер</w:t>
-      </w:r>
-      <w:r>
-        <w:rPr>
-          <w:lang w:val="ru-RU"/>
-        </w:rPr>
-        <w:t>в</w:t>
-      </w:r>
-      <w:r>
-        <w:rPr>
-          <w:lang w:val="ru-RU"/>
-        </w:rPr>
-        <w:t>ом приближении указанную кри</w:t>
-      </w:r>
-      <w:r>
-        <w:rPr>
-          <w:lang w:val="ru-RU"/>
-        </w:rPr>
-        <w:t>в</w:t>
-      </w:r>
-      <w:r>
-        <w:rPr>
-          <w:lang w:val="ru-RU"/>
-        </w:rPr>
-        <w:t>олинейную поверхност</w:t>
-      </w:r>
-      <w:r>
-        <w:rPr>
-          <w:lang w:val="ru-RU"/>
-        </w:rPr>
-        <w:t>ь</w:t>
-      </w:r>
-      <w:r>
-        <w:rPr>
-          <w:lang w:val="ru-RU"/>
-        </w:rPr>
-        <w:t xml:space="preserve"> можно заменить конической расчетной поверхностью</w:t>
-      </w:r>
-      <w:r>
-        <w:rPr>
-          <w:lang w:val="ru-RU"/>
-        </w:rPr>
-        <w:t>.</w:t>
-      </w:r>
-    </w:p>
-    <w:p>
-      <w:pPr>
-        <w:pStyle w:val="ad"/>
-        <w:rPr>
-          <w:lang w:val="ru-RU"/>
-        </w:rPr>
-      </w:pPr>
-      <w:r>
-        <w:rPr>
-          <w:lang w:val="ru-RU"/>
-        </w:rPr>
-        <w:t>Пересечение конической расчетной поверхности с рабочим колесом образует действительную решетку профилей, обтекаемую потоком. Поэто</w:t>
-      </w:r>
-      <w:r>
-        <w:rPr>
-          <w:lang w:val="ru-RU"/>
-        </w:rPr>
-        <w:t>м</w:t>
-      </w:r>
-      <w:r>
-        <w:rPr>
-          <w:lang w:val="ru-RU"/>
-        </w:rPr>
-        <w:t>у более точным методом профилирования лопаток является метод профилирования на конических поверхностях</w:t>
-      </w:r>
-      <w:r>
-        <w:rPr>
-          <w:lang w:val="ru-RU"/>
-        </w:rPr>
-        <w:t>, однако это более трудоемкий метод.</w:t>
-      </w:r>
-    </w:p>
-    <w:p>
-      <w:pPr>
-        <w:pStyle w:val="ad"/>
-        <w:rPr>
-          <w:lang w:val="ru-RU"/>
-        </w:rPr>
-      </w:pPr>
-      <w:r>
-        <w:rPr>
-          <w:lang w:val="ru-RU"/>
-        </w:rPr>
-        <w:t xml:space="preserve">Геометрические параметры в плоских сечениях (на плоских расчетных поверхностях) и на конических расчетных поверхностях могут существенно отличаться, причем отличие тем больше, чем больше наклон линий тока во фронтальном сечении. Для того чтобы исключить эту ошибку, необходимо при углах наклона линий тока </w:t>
-      </w:r>
-      <w:r>
-        <w:rPr>
-          <w:lang w:val="ru-RU"/>
-        </w:rPr>
-        <w:t xml:space="preserve">больше </w:t>
-      </w:r>
-      <w:r>
-        <w:rPr>
-          <w:lang w:val="ru-RU"/>
-        </w:rPr>
-        <w:t>10</w:t>
-      </w:r>
-      <w:r>
-        <w:rPr>
-          <w:lang w:val="ru-RU"/>
-        </w:rPr>
-        <w:t>-15 градусов</w:t>
-      </w:r>
-      <w:r>
-        <w:rPr>
-          <w:lang w:val="ru-RU"/>
-        </w:rPr>
-        <w:t xml:space="preserve"> производить профилирование лопат</w:t>
-      </w:r>
-      <w:r>
-        <w:rPr>
-          <w:lang w:val="ru-RU"/>
-        </w:rPr>
-        <w:t>о</w:t>
-      </w:r>
-      <w:r>
-        <w:rPr>
-          <w:lang w:val="ru-RU"/>
-        </w:rPr>
-        <w:t xml:space="preserve">к на конических поверхностях </w:t>
-      </w:r>
-      <w:proofErr w:type="gramStart"/>
-      <w:r>
-        <w:rPr>
-          <w:lang w:val="ru-RU"/>
-        </w:rPr>
-        <w:t>При</w:t>
-      </w:r>
-      <w:proofErr w:type="gramEnd"/>
-      <w:r>
-        <w:rPr>
-          <w:lang w:val="ru-RU"/>
-        </w:rPr>
-        <w:t xml:space="preserve"> меньших значениях углов наклона линий тока, которые наблюдаются при малых углах наклона корпуса и втулки </w:t>
-      </w:r>
-      <w:r>
-        <w:rPr>
-          <w:lang w:val="ru-RU"/>
-        </w:rPr>
-        <w:lastRenderedPageBreak/>
-        <w:t>рабочего колеса, может быть оправданным использование более простого метода профилирования лопаток на цилиндрических поверхностях</w:t>
-      </w:r>
-      <w:r>
-        <w:rPr>
-          <w:lang w:val="ru-RU"/>
-        </w:rPr>
-        <w:t>.</w:t>
-      </w:r>
-    </w:p>
-    <w:p>
-      <w:pPr>
-        <w:pStyle w:val="ad"/>
-        <w:rPr>
-          <w:lang w:val="ru-RU"/>
-        </w:rPr>
-      </w:pPr>
-      <w:r>
-        <w:rPr>
-          <w:lang w:val="ru-RU"/>
-        </w:rPr>
-        <w:t>Профилирование лопатки рабочего колеса как на конических, так</w:t>
-      </w:r>
-      <w:r>
-        <w:rPr>
-          <w:lang w:val="ru-RU"/>
-        </w:rPr>
-        <w:t xml:space="preserve"> </w:t>
-      </w:r>
-      <w:r>
-        <w:rPr>
-          <w:lang w:val="ru-RU"/>
-        </w:rPr>
-        <w:t>и на плоских расчетных поверхностях состоит из трех основных эта</w:t>
-      </w:r>
-      <w:r>
-        <w:rPr>
-          <w:lang w:val="ru-RU"/>
-        </w:rPr>
-        <w:t>п</w:t>
-      </w:r>
-      <w:r>
-        <w:rPr>
-          <w:lang w:val="ru-RU"/>
-        </w:rPr>
-        <w:t>ов:</w:t>
-      </w:r>
-    </w:p>
-    <w:p>
-      <w:pPr>
-        <w:pStyle w:val="ad"/>
-        <w:rPr>
-          <w:lang w:val="ru-RU"/>
-        </w:rPr>
-      </w:pPr>
-      <w:r>
-        <w:t>I</w:t>
-      </w:r>
-      <w:r>
-        <w:rPr>
-          <w:lang w:val="ru-RU"/>
-        </w:rPr>
-        <w:t>) выбор основных параметров решетки рабочего колеса на различных радиусах;</w:t>
-      </w:r>
-    </w:p>
-    <w:p>
-      <w:pPr>
-        <w:pStyle w:val="ad"/>
-        <w:rPr>
-          <w:lang w:val="ru-RU"/>
-        </w:rPr>
-      </w:pPr>
-      <w:r>
-        <w:rPr>
-          <w:lang w:val="ru-RU"/>
-        </w:rPr>
-        <w:t>2) выбор основных параметров профиля на различных радиусах;</w:t>
-      </w:r>
-    </w:p>
-    <w:p>
-      <w:pPr>
-        <w:pStyle w:val="ad"/>
-        <w:rPr>
-          <w:lang w:val="ru-RU"/>
-        </w:rPr>
-      </w:pPr>
-      <w:r>
-        <w:rPr>
-          <w:lang w:val="ru-RU"/>
-        </w:rPr>
-        <w:t>3) построение профиля лопатки на различных радиусах,</w:t>
-      </w:r>
-    </w:p>
-    <w:p>
-      <w:pPr>
-        <w:pStyle w:val="ad"/>
-        <w:rPr>
-          <w:lang w:val="ru-RU"/>
-        </w:rPr>
-      </w:pPr>
-      <w:r>
-        <w:rPr>
-          <w:lang w:val="ru-RU"/>
-        </w:rPr>
-        <w:t>Кроме этого, при выполнении профилирования лопатки на конических поверхностях необходимо пересчитать параметры профиля на плоские технологические поверхности</w:t>
-      </w:r>
-      <w:r>
-        <w:rPr>
-          <w:lang w:val="ru-RU"/>
-        </w:rPr>
-        <w:t>, что так же является трудоемким процессом.</w:t>
-      </w:r>
-    </w:p>
-    <w:p>
-      <w:pPr>
-        <w:pStyle w:val="ad"/>
-        <w:rPr>
-          <w:lang w:val="ru-RU"/>
-        </w:rPr>
-      </w:pPr>
-      <w:r>
-        <w:rPr>
-          <w:lang w:val="ru-RU"/>
-        </w:rPr>
-        <w:t>Выполнен</w:t>
-      </w:r>
-      <w:r>
-        <w:rPr>
-          <w:lang w:val="ru-RU"/>
-        </w:rPr>
-        <w:t>и</w:t>
-      </w:r>
-      <w:r>
-        <w:rPr>
-          <w:lang w:val="ru-RU"/>
-        </w:rPr>
-        <w:t xml:space="preserve">е расчетов </w:t>
-      </w:r>
-      <w:r>
-        <w:rPr>
-          <w:lang w:val="ru-RU"/>
-        </w:rPr>
-        <w:t>п</w:t>
-      </w:r>
-      <w:r>
-        <w:rPr>
-          <w:lang w:val="ru-RU"/>
-        </w:rPr>
-        <w:t>о каждому этапу требует задания определенных исходн</w:t>
-      </w:r>
-      <w:r>
-        <w:rPr>
-          <w:lang w:val="ru-RU"/>
-        </w:rPr>
-        <w:t>ы</w:t>
-      </w:r>
-      <w:r>
-        <w:rPr>
-          <w:lang w:val="ru-RU"/>
-        </w:rPr>
-        <w:t>х данных.</w:t>
-      </w:r>
-    </w:p>
-    <w:p>
-      <w:pPr>
-        <w:pStyle w:val="ad"/>
-        <w:rPr>
-          <w:lang w:val="ru-RU"/>
-        </w:rPr>
-      </w:pPr>
-    </w:p>
-    <w:p>
-      <w:pPr>
-        <w:pStyle w:val="ad"/>
-        <w:rPr>
-          <w:lang w:val="ru-RU"/>
-        </w:rPr>
-      </w:pPr>
-    </w:p>
-    <w:p>
-      <w:pPr>
-        <w:pStyle w:val="ad"/>
-        <w:rPr>
-          <w:lang w:val="ru-RU"/>
-        </w:rPr>
-      </w:pPr>
-      <w:r>
-        <w:rPr>
-          <w:lang w:val="ru-RU"/>
-        </w:rPr>
-        <w:t xml:space="preserve">Было проведено профилирование ступени вентилятора по высоте в шести сечениях, три для первого контура и три для второго, из них все есть сечений проходят через лопатку вентилятора, три нижних через лопатку направляющего аппарата первого контура и три верхних через спрямляющий аппарат второго контура. Профилирование велось по цилиндрическим поверхностям, что не дает существенной погрешности при углах наклона линий тока менее 15 градусов, что выполняется во всех сечениях кроме втулочного </w:t>
-      </w:r>
-      <w:r>
-        <w:rPr>
-          <w:lang w:val="ru-RU"/>
-        </w:rPr>
-        <w:t>[</w:t>
-      </w:r>
-      <w:r>
-        <w:rPr>
-          <w:lang w:val="ru-RU"/>
-        </w:rPr>
-        <w:t>8</w:t>
-      </w:r>
-      <w:r>
-        <w:rPr>
-          <w:lang w:val="ru-RU"/>
-        </w:rPr>
-        <w:t>]</w:t>
-      </w:r>
-      <w:r>
-        <w:rPr>
-          <w:lang w:val="ru-RU"/>
-        </w:rPr>
-        <w:t>.</w:t>
-      </w:r>
-    </w:p>
-    <w:p>
-      <w:pPr>
-        <w:pStyle w:val="ad"/>
-        <w:rPr>
-          <w:lang w:val="ru-RU"/>
-        </w:rPr>
-      </w:pPr>
-      <w:r>
-        <w:rPr>
-          <w:lang w:val="ru-RU"/>
-        </w:rPr>
-        <w:t xml:space="preserve">Также были уточнены результаты расчета ступени вентилятора и получено распределение параметров по высоте лопатки в сечении за рабочей лопаткой. Они представлены на рисунках </w:t>
-      </w:r>
-      <w:r>
-        <w:rPr>
-          <w:lang w:val="ru-RU"/>
-        </w:rPr>
-        <w:t>28 и 29</w:t>
-      </w:r>
-      <w:r>
-        <w:rPr>
-          <w:lang w:val="ru-RU"/>
-        </w:rPr>
-        <w:t>.</w:t>
-      </w:r>
-    </w:p>
-    <w:p>
-      <w:pPr>
-        <w:pStyle w:val="afff2"/>
-      </w:pPr>
-      <w:r>
-        <w:lastRenderedPageBreak/>
-        <w:drawing>
-          <wp:inline distT="0" distB="0" distL="0" distR="0" wp14:anchorId="14AFB6EB" wp14:editId="22A9E8E1">
-            <wp:extent cx="5165973" cy="5155789"/>
-            <wp:effectExtent l="0" t="0" r="0" b="6985"/>
-            <wp:docPr id="1315891843" name="Рисунок 1" descr="Изображение выглядит как текст, диаграмма, линия, График&#10;&#10;Автоматически созданное описание"/>
-            <wp:cNvGraphicFramePr>
-              <a:graphicFrameLocks xmlns:a="http://schemas.openxmlformats.org/drawingml/2006/main" noChangeAspect="1"/>
-            </wp:cNvGraphicFramePr>
-            <a:graphic xmlns:a="http://schemas.openxmlformats.org/drawingml/2006/main">
-              <a:graphicData uri="http://schemas.openxmlformats.org/drawingml/2006/picture">
-                <pic:pic xmlns:pic="http://schemas.openxmlformats.org/drawingml/2006/picture">
-                  <pic:nvPicPr>
-                    <pic:cNvPr id="1315891843" name="Рисунок 1" descr="Изображение выглядит как текст, диаграмма, линия, График&#10;&#10;Автоматически созданное описание"/>
-                    <pic:cNvPicPr/>
-                  </pic:nvPicPr>
-                  <pic:blipFill>
-                    <a:blip r:embed="rId8"/>
-                    <a:stretch>
-                      <a:fillRect/>
-                    </a:stretch>
-                  </pic:blipFill>
-                  <pic:spPr>
-                    <a:xfrm>
-                      <a:off x="0" y="0"/>
-                      <a:ext cx="5170916" cy="5160722"/>
-                    </a:xfrm>
-                    <a:prstGeom prst="rect">
-                      <a:avLst/>
-                    </a:prstGeom>
-                  </pic:spPr>
-                </pic:pic>
-              </a:graphicData>
-            </a:graphic>
-          </wp:inline>
-        </w:drawing>
-      </w:r>
-    </w:p>
-    <w:p>
-      <w:pPr>
-        <w:pStyle w:val="afff2"/>
-      </w:pPr>
-      <w:r>
-        <w:t>Рисунок 28. – Распределение скоростей по высоте лопатки</w:t>
-      </w:r>
-    </w:p>
-    <w:p>
-      <w:pPr>
-        <w:pStyle w:val="afff2"/>
-      </w:pPr>
-      <w:r>
-        <w:lastRenderedPageBreak/>
-        <w:drawing>
-          <wp:inline distT="0" distB="0" distL="0" distR="0" wp14:anchorId="03108397" wp14:editId="5A9489C4">
-            <wp:extent cx="2385391" cy="4720030"/>
-            <wp:effectExtent l="0" t="0" r="0" b="4445"/>
-            <wp:docPr id="718571204" name="Рисунок 1" descr="Изображение выглядит как линия, диаграмма, График, текст&#10;&#10;Автоматически созданное описание"/>
-            <wp:cNvGraphicFramePr>
-              <a:graphicFrameLocks xmlns:a="http://schemas.openxmlformats.org/drawingml/2006/main" noChangeAspect="1"/>
-            </wp:cNvGraphicFramePr>
-            <a:graphic xmlns:a="http://schemas.openxmlformats.org/drawingml/2006/main">
-              <a:graphicData uri="http://schemas.openxmlformats.org/drawingml/2006/picture">
-                <pic:pic xmlns:pic="http://schemas.openxmlformats.org/drawingml/2006/picture">
-                  <pic:nvPicPr>
-                    <pic:cNvPr id="718571204" name="Рисунок 1" descr="Изображение выглядит как линия, диаграмма, График, текст&#10;&#10;Автоматически созданное описание"/>
-                    <pic:cNvPicPr/>
-                  </pic:nvPicPr>
-                  <pic:blipFill>
-                    <a:blip r:embed="rId9"/>
-                    <a:stretch>
-                      <a:fillRect/>
-                    </a:stretch>
-                  </pic:blipFill>
-                  <pic:spPr>
-                    <a:xfrm>
-                      <a:off x="0" y="0"/>
-                      <a:ext cx="2402194" cy="4753279"/>
-                    </a:xfrm>
-                    <a:prstGeom prst="rect">
-                      <a:avLst/>
-                    </a:prstGeom>
-                  </pic:spPr>
-                </pic:pic>
-              </a:graphicData>
-            </a:graphic>
-          </wp:inline>
-        </w:drawing>
-      </w:r>
-      <w:r>
-        <w:t xml:space="preserve"> </w:t>
-      </w:r>
-      <w:r>
-        <w:drawing>
-          <wp:inline distT="0" distB="0" distL="0" distR="0" wp14:anchorId="3FE7F0F3" wp14:editId="760CA475">
-            <wp:extent cx="3196424" cy="3419475"/>
-            <wp:effectExtent l="0" t="0" r="4445" b="0"/>
-            <wp:docPr id="1579899175" name="Рисунок 1" descr="Изображение выглядит как диаграмма, текст, линия, График&#10;&#10;Автоматически созданное описание"/>
-            <wp:cNvGraphicFramePr>
-              <a:graphicFrameLocks xmlns:a="http://schemas.openxmlformats.org/drawingml/2006/main" noChangeAspect="1"/>
-            </wp:cNvGraphicFramePr>
-            <a:graphic xmlns:a="http://schemas.openxmlformats.org/drawingml/2006/main">
-              <a:graphicData uri="http://schemas.openxmlformats.org/drawingml/2006/picture">
-                <pic:pic xmlns:pic="http://schemas.openxmlformats.org/drawingml/2006/picture">
-                  <pic:nvPicPr>
-                    <pic:cNvPr id="1579899175" name="Рисунок 1" descr="Изображение выглядит как диаграмма, текст, линия, График&#10;&#10;Автоматически созданное описание"/>
-                    <pic:cNvPicPr/>
-                  </pic:nvPicPr>
-                  <pic:blipFill>
-                    <a:blip r:embed="rId10"/>
-                    <a:stretch>
-                      <a:fillRect/>
-                    </a:stretch>
-                  </pic:blipFill>
-                  <pic:spPr>
-                    <a:xfrm>
-                      <a:off x="0" y="0"/>
-                      <a:ext cx="3206729" cy="3430499"/>
-                    </a:xfrm>
-                    <a:prstGeom prst="rect">
-                      <a:avLst/>
-                    </a:prstGeom>
-                  </pic:spPr>
-                </pic:pic>
-              </a:graphicData>
-            </a:graphic>
-          </wp:inline>
-        </w:drawing>
-      </w:r>
-    </w:p>
-    <w:p>
-      <w:pPr>
-        <w:pStyle w:val="afff2"/>
-      </w:pPr>
-      <w:r>
-        <w:t>Рисунок 28. – Распределение углов, напора и степени повышения давленя по высоте лопатки</w:t>
-      </w:r>
-    </w:p>
-    <w:p>
-      <w:pPr>
-        <w:pStyle w:val="ad"/>
-        <w:rPr>
-          <w:lang w:val="ru-RU"/>
-        </w:rPr>
-      </w:pPr>
-      <w:r>
-        <w:rPr>
-          <w:lang w:val="ru-RU"/>
-        </w:rPr>
-        <w:t xml:space="preserve">Расчет </w:t>
-      </w:r>
-      <w:r>
-        <w:rPr>
-          <w:lang w:val="ru-RU"/>
-        </w:rPr>
-        <w:t>приведен в Приложении В.</w:t>
-      </w:r>
-    </w:p>
-    <w:p>
-      <w:pPr>
-        <w:pStyle w:val="ad"/>
-        <w:rPr>
-          <w:lang w:val="ru-RU"/>
-        </w:rPr>
-      </w:pPr>
-      <w:r>
-        <w:rPr>
-          <w:lang w:val="ru-RU"/>
-        </w:rPr>
-        <w:t>Результаты профилирования представлены в приложении А.</w:t>
-      </w:r>
-    </w:p>
-    <w:p>
-      <w:pPr>
-        <w:pStyle w:val="ad"/>
-        <w:rPr>
-          <w:lang w:val="ru-RU"/>
-        </w:rPr>
-      </w:pPr>
-      <w:r>
-        <w:rPr>
-          <w:lang w:val="ru-RU"/>
-        </w:rPr>
-        <w:t>На основе полученных профилей были построены трехмерные модели рабочей лопатки, направляющего аппарата и спрямляющего аппарата.</w:t>
-      </w:r>
-    </w:p>
-    <w:p>
-      <w:pPr>
-        <w:pStyle w:val="ad"/>
-        <w:rPr>
-          <w:lang w:val="ru-RU"/>
-        </w:rPr>
-      </w:pPr>
-      <w:r>
-        <w:rPr>
-          <w:lang w:val="ru-RU"/>
-        </w:rPr>
-        <w:t>Далее был проведен расчет на прочность рабочей лопатки вентилятора.</w:t>
-      </w:r>
-    </w:p>
-    <w:p>
-      <w:pPr>
-        <w:pStyle w:val="af"/>
-        <w:rPr>
-          <w:lang w:val="ru-RU"/>
-        </w:rPr>
-      </w:pPr>
-      <w:bookmarkStart w:id="25" w:name="_Toc105737638"/>
-      <w:bookmarkStart w:id="26" w:name="_Toc198758312"/>
-      <w:r>
-        <w:rPr>
-          <w:lang w:val="ru-RU"/>
-        </w:rPr>
-        <w:t>2</w:t>
-      </w:r>
-      <w:r>
-        <w:rPr>
-          <w:lang w:val="ru-RU"/>
-        </w:rPr>
-        <w:t>.</w:t>
-      </w:r>
-      <w:r>
-        <w:rPr>
-          <w:lang w:val="ru-RU"/>
-        </w:rPr>
-        <w:t>7</w:t>
-      </w:r>
-      <w:r>
-        <w:rPr>
-          <w:lang w:val="ru-RU"/>
-        </w:rPr>
-        <w:tab/>
-      </w:r>
-      <w:r>
-        <w:rPr>
-          <w:lang w:val="ru-RU"/>
-        </w:rPr>
-        <w:t>Расчет лопатки вентилятора на прочность</w:t>
-      </w:r>
-      <w:bookmarkEnd w:id="25"/>
-      <w:bookmarkEnd w:id="26"/>
-    </w:p>
-    <w:p>
-      <w:pPr>
-        <w:pStyle w:val="ad"/>
-        <w:rPr>
-          <w:lang w:val="ru-RU"/>
-        </w:rPr>
-      </w:pPr>
-      <w:r>
-        <w:rPr>
-          <w:lang w:val="ru-RU"/>
-        </w:rPr>
-        <w:t>В данном пункте рассчитывается на прочность лопатка вентилятора, расчет проведен в программном комплексе</w:t>
-      </w:r>
-      <w:r>
-        <w:rPr>
-          <w:lang w:val="ru-RU"/>
-        </w:rPr>
-        <w:t xml:space="preserve"> </w:t>
-      </w:r>
-      <w:proofErr w:type="spellStart"/>
-      <w:r>
-        <w:t>Ansys</w:t>
-      </w:r>
-      <w:proofErr w:type="spellEnd"/>
-      <w:r>
-        <w:rPr>
-          <w:lang w:val="ru-RU"/>
-        </w:rPr>
-        <w:t xml:space="preserve"> </w:t>
-      </w:r>
-      <w:r>
-        <w:t>Static</w:t>
-      </w:r>
-      <w:r>
-        <w:rPr>
-          <w:lang w:val="ru-RU"/>
-        </w:rPr>
-        <w:t xml:space="preserve"> </w:t>
-      </w:r>
-      <w:r>
-        <w:t>Structural</w:t>
-      </w:r>
-      <w:r>
-        <w:rPr>
-          <w:lang w:val="ru-RU"/>
-        </w:rPr>
-        <w:t xml:space="preserve">. Ниже представлены граничные условия и результаты расчета. </w:t>
-      </w:r>
-    </w:p>
-    <w:p>
-      <w:pPr>
-        <w:pStyle w:val="ad"/>
-        <w:rPr>
-          <w:lang w:val="ru-RU"/>
-        </w:rPr>
-      </w:pPr>
-    </w:p>
-    <w:p>
-      <w:pPr>
-        <w:pStyle w:val="ad"/>
-        <w:rPr>
-          <w:lang w:val="ru-RU"/>
-        </w:rPr>
-      </w:pPr>
-      <w:r>
-        <w:rPr>
-          <w:lang w:val="ru-RU"/>
-        </w:rPr>
-        <w:lastRenderedPageBreak/>
-        <w:t xml:space="preserve">Расчет на прочность крайне важная задача в двигателестроении, так как избыточная прочность детали ведет к утяжелению двигателя и как следствие снижению эффективности, с другой стороны, недостаточный запас прочности </w:t>
-      </w:r>
-      <w:proofErr w:type="spellStart"/>
-      <w:r>
-        <w:rPr>
-          <w:lang w:val="ru-RU"/>
-        </w:rPr>
-        <w:t>превед</w:t>
-      </w:r>
-      <w:proofErr w:type="spellEnd"/>
-      <w:r>
-        <w:rPr>
-          <w:lang w:val="ru-RU"/>
-        </w:rPr>
-        <w:t xml:space="preserve"> к разрушению детали, что в свою очередь может привести к разрушению двигателя или его отдельных модулей, а также к катастрофе. </w:t>
-      </w:r>
-    </w:p>
-    <w:p>
-      <w:pPr>
-        <w:pStyle w:val="ad"/>
-        <w:rPr>
-          <w:lang w:val="ru-RU"/>
-        </w:rPr>
-      </w:pPr>
-      <w:r>
-        <w:rPr>
-          <w:lang w:val="ru-RU"/>
-        </w:rPr>
-        <w:t>Например, н</w:t>
-      </w:r>
-      <w:r>
-        <w:rPr>
-          <w:lang w:val="ru-RU"/>
-        </w:rPr>
-        <w:t xml:space="preserve">а </w:t>
-      </w:r>
-      <w:r>
-        <w:rPr>
-          <w:lang w:val="ru-RU"/>
-        </w:rPr>
-        <w:t xml:space="preserve">ПД-14 </w:t>
-      </w:r>
-      <w:r>
-        <w:rPr>
-          <w:lang w:val="ru-RU"/>
-        </w:rPr>
-        <w:t xml:space="preserve">корпус вентилятора является силовым элементом двигателя, формирует проточную часть, обеспечивает удержание фрагментов лопаток вентилятора в случае их обрыва, обеспечивает крепление агрегатов. </w:t>
-      </w:r>
-      <w:r>
-        <w:rPr>
-          <w:lang w:val="ru-RU"/>
-        </w:rPr>
-        <w:t>Корпус вентилятора выполнен из алюминиевого</w:t>
-      </w:r>
-      <w:r>
-        <w:rPr>
-          <w:lang w:val="ru-RU"/>
-        </w:rPr>
-        <w:t xml:space="preserve"> сплава.</w:t>
-      </w:r>
-    </w:p>
-    <w:p>
-      <w:pPr>
-        <w:pStyle w:val="ad"/>
-        <w:rPr>
-          <w:lang w:val="ru-RU"/>
-        </w:rPr>
-      </w:pPr>
-      <w:r>
-        <w:rPr>
-          <w:lang w:val="ru-RU"/>
-        </w:rPr>
-        <w:t xml:space="preserve">Для </w:t>
-      </w:r>
-      <w:r>
-        <w:rPr>
-          <w:lang w:val="ru-RU"/>
-        </w:rPr>
-        <w:t>обеспечения локализации рабочей лопатки вентилятора при ее</w:t>
-      </w:r>
-      <w:r>
-        <w:rPr>
-          <w:lang w:val="ru-RU"/>
-        </w:rPr>
-        <w:t xml:space="preserve"> обрыве, на корпусе вентилятора выполнена намотка </w:t>
-      </w:r>
-      <w:proofErr w:type="spellStart"/>
-      <w:r>
-        <w:rPr>
-          <w:lang w:val="ru-RU"/>
-        </w:rPr>
-        <w:t>баллистически</w:t>
-      </w:r>
-      <w:proofErr w:type="spellEnd"/>
-      <w:r>
-        <w:rPr>
-          <w:lang w:val="ru-RU"/>
-        </w:rPr>
-        <w:t>-стойкой оболочки.</w:t>
-      </w:r>
-    </w:p>
-    <w:p>
-      <w:pPr>
-        <w:pStyle w:val="ad"/>
-        <w:rPr>
-          <w:lang w:val="ru-RU"/>
-        </w:rPr>
-      </w:pPr>
-      <w:r>
-        <w:rPr>
-          <w:lang w:val="ru-RU"/>
-        </w:rPr>
-        <w:t>Материал лопатки – титановый сплав ВТ3-1, плотность которого 4500 кг/м</w:t>
-      </w:r>
-      <w:r>
-        <w:rPr>
-          <w:vertAlign w:val="superscript"/>
-          <w:lang w:val="ru-RU"/>
-        </w:rPr>
-        <w:t>3</w:t>
-      </w:r>
-      <w:r>
-        <w:rPr>
-          <w:lang w:val="ru-RU"/>
-        </w:rPr>
-        <w:t>.</w:t>
-      </w:r>
-    </w:p>
-    <w:p>
-      <w:pPr>
-        <w:pStyle w:val="ad"/>
-        <w:rPr>
-          <w:lang w:val="ru-RU"/>
-        </w:rPr>
-      </w:pPr>
-      <w:r>
-        <w:rPr>
-          <w:lang w:val="ru-RU"/>
-        </w:rPr>
-        <w:t xml:space="preserve">Титановые сплавы представляют для </w:t>
-      </w:r>
-      <w:proofErr w:type="spellStart"/>
-      <w:r>
-        <w:rPr>
-          <w:lang w:val="ru-RU"/>
-        </w:rPr>
-        <w:t>авиадвигателестроения</w:t>
-      </w:r>
-      <w:proofErr w:type="spellEnd"/>
-      <w:r>
-        <w:rPr>
-          <w:lang w:val="ru-RU"/>
-        </w:rPr>
-        <w:t xml:space="preserve"> особый интерес, так как имеют следующие преимущества: </w:t>
-      </w:r>
-    </w:p>
-    <w:p>
-      <w:pPr>
-        <w:pStyle w:val="ad"/>
-        <w:rPr>
-          <w:lang w:val="ru-RU"/>
-        </w:rPr>
-      </w:pPr>
-      <w:r>
-        <w:rPr>
-          <w:lang w:val="ru-RU"/>
-        </w:rPr>
-        <w:t xml:space="preserve">1) низкая плотность </w:t>
-      </w:r>
-      <w:r>
-        <w:sym w:font="Symbol" w:char="F072"/>
-      </w:r>
-      <w:r>
-        <w:rPr>
-          <w:lang w:val="ru-RU"/>
-        </w:rPr>
-        <w:t xml:space="preserve"> = 4400–4500 кг/</w:t>
-      </w:r>
-      <w:r>
-        <w:rPr>
-          <w:lang w:val="ru-RU"/>
-        </w:rPr>
-        <w:t>м</w:t>
-      </w:r>
-      <w:r>
-        <w:rPr>
-          <w:vertAlign w:val="superscript"/>
-          <w:lang w:val="ru-RU"/>
-        </w:rPr>
-        <w:t>3</w:t>
-      </w:r>
-      <w:r>
-        <w:rPr>
-          <w:lang w:val="ru-RU"/>
-        </w:rPr>
-        <w:t xml:space="preserve">; </w:t>
-      </w:r>
-    </w:p>
-    <w:p>
-      <w:pPr>
-        <w:pStyle w:val="ad"/>
-        <w:rPr>
-          <w:lang w:val="ru-RU"/>
-        </w:rPr>
-      </w:pPr>
-      <w:r>
-        <w:rPr>
-          <w:lang w:val="ru-RU"/>
-        </w:rPr>
-        <w:t xml:space="preserve">2) высокая удельная прочность (в 2–3 раза выше, чем у сталей); </w:t>
-      </w:r>
-    </w:p>
-    <w:p>
-      <w:pPr>
-        <w:pStyle w:val="ad"/>
-        <w:rPr>
-          <w:lang w:val="ru-RU"/>
-        </w:rPr>
-      </w:pPr>
-      <w:r>
-        <w:rPr>
-          <w:lang w:val="ru-RU"/>
-        </w:rPr>
-        <w:t xml:space="preserve">3) высокая коррозионная стойкость при умеренных температурах. </w:t>
-      </w:r>
-    </w:p>
-    <w:p>
-      <w:pPr>
-        <w:pStyle w:val="ad"/>
-        <w:rPr>
-          <w:lang w:val="ru-RU"/>
-        </w:rPr>
-      </w:pPr>
-      <w:r>
-        <w:rPr>
-          <w:lang w:val="ru-RU"/>
-        </w:rPr>
-        <w:t xml:space="preserve">Однако при использовании титановых сплавов необходимо учитывать их недостатки, связанные с такими особенностями, как: </w:t>
-      </w:r>
-    </w:p>
-    <w:p>
-      <w:pPr>
-        <w:pStyle w:val="ad"/>
-        <w:rPr>
-          <w:lang w:val="ru-RU"/>
-        </w:rPr>
-      </w:pPr>
-      <w:r>
-        <w:rPr>
-          <w:lang w:val="ru-RU"/>
-        </w:rPr>
-        <w:t xml:space="preserve">1) высокая ползучесть при </w:t>
-      </w:r>
-      <w:r>
-        <w:t>t</w:t>
-      </w:r>
-      <w:r>
-        <w:rPr>
-          <w:lang w:val="ru-RU"/>
-        </w:rPr>
-        <w:t xml:space="preserve"> </w:t>
-      </w:r>
-      <w:r>
-        <w:sym w:font="Symbol" w:char="F03E"/>
-      </w:r>
-      <w:r>
-        <w:rPr>
-          <w:lang w:val="ru-RU"/>
-        </w:rPr>
-        <w:t xml:space="preserve"> 450</w:t>
-      </w:r>
-      <w:r>
-        <w:sym w:font="Symbol" w:char="F0B0"/>
-      </w:r>
-      <w:r>
-        <w:t>C</w:t>
-      </w:r>
-      <w:r>
-        <w:rPr>
-          <w:lang w:val="ru-RU"/>
-        </w:rPr>
-        <w:t xml:space="preserve">; </w:t>
-      </w:r>
-    </w:p>
-    <w:p>
-      <w:pPr>
-        <w:pStyle w:val="ad"/>
-        <w:rPr>
-          <w:lang w:val="ru-RU"/>
-        </w:rPr>
-      </w:pPr>
-      <w:r>
-        <w:rPr>
-          <w:lang w:val="ru-RU"/>
-        </w:rPr>
-        <w:t xml:space="preserve">2) низкий модуль упругости – примерно в 2 раза меньше, чем у сталей, соответственно, детали из титановых сплавов имеют меньшую жесткость; </w:t>
-      </w:r>
-    </w:p>
-    <w:p>
-      <w:pPr>
-        <w:pStyle w:val="ad"/>
-        <w:rPr>
-          <w:lang w:val="ru-RU"/>
-        </w:rPr>
-      </w:pPr>
-      <w:r>
-        <w:rPr>
-          <w:lang w:val="ru-RU"/>
-        </w:rPr>
-        <w:t xml:space="preserve">3) низкая теплопроводность в сочетании с высоким коэффициентом трения, что приводит к разогреву при обработке (поэтому титановые сплавы плохо обрабатываются резанием и деформированием в штампах); коэффициент трения может быть снижен путем азотирования поверхностного слоя; </w:t>
-      </w:r>
-    </w:p>
-    <w:p>
-      <w:pPr>
-        <w:pStyle w:val="ad"/>
-        <w:rPr>
-          <w:lang w:val="ru-RU"/>
-        </w:rPr>
-      </w:pPr>
-      <w:r>
-        <w:rPr>
-          <w:lang w:val="ru-RU"/>
-        </w:rPr>
-        <w:t xml:space="preserve">4) повышенная окисляемость при высоких температурах (может воспламеняться, например, при задевании титановой лопатки за титановый </w:t>
-      </w:r>
-      <w:r>
-        <w:rPr>
-          <w:lang w:val="ru-RU"/>
-        </w:rPr>
-        <w:lastRenderedPageBreak/>
-        <w:t xml:space="preserve">корпус); сварка титановых сплавов осуществляется в инертной среде (например, в аргоне); </w:t>
-      </w:r>
-    </w:p>
-    <w:p>
-      <w:pPr>
-        <w:pStyle w:val="ad"/>
-        <w:rPr>
-          <w:lang w:val="ru-RU"/>
-        </w:rPr>
-      </w:pPr>
-      <w:r>
-        <w:rPr>
-          <w:lang w:val="ru-RU"/>
-        </w:rPr>
-        <w:t xml:space="preserve">5) чувствительность к концентрации напряжений; </w:t>
-      </w:r>
-    </w:p>
-    <w:p>
-      <w:pPr>
-        <w:pStyle w:val="ad"/>
-        <w:rPr>
-          <w:lang w:val="ru-RU"/>
-        </w:rPr>
-      </w:pPr>
-      <w:r>
-        <w:rPr>
-          <w:lang w:val="ru-RU"/>
-        </w:rPr>
-        <w:t xml:space="preserve">6) коэффициент термического расширения титановых сплавов ниже, чем у сталей и никелевых сплавов, и мало изменяется с увеличением температуры. Максимальная температура применения </w:t>
-      </w:r>
-      <w:r>
-        <w:t>max</w:t>
-      </w:r>
-      <w:r>
-        <w:rPr>
-          <w:lang w:val="ru-RU"/>
-        </w:rPr>
-        <w:t xml:space="preserve"> </w:t>
-      </w:r>
-      <w:r>
-        <w:t>t</w:t>
-      </w:r>
-      <w:r>
-        <w:rPr>
-          <w:lang w:val="ru-RU"/>
-        </w:rPr>
-        <w:t xml:space="preserve"> </w:t>
-      </w:r>
-      <w:r>
-        <w:sym w:font="Symbol" w:char="F03D"/>
-      </w:r>
-      <w:r>
-        <w:rPr>
-          <w:lang w:val="ru-RU"/>
-        </w:rPr>
-        <w:t xml:space="preserve"> 550...600 </w:t>
-      </w:r>
-      <w:r>
-        <w:rPr>
-          <w:lang w:val="ru-RU"/>
-        </w:rPr>
-        <w:t>градусов по Цельсию</w:t>
-      </w:r>
-      <w:r>
-        <w:rPr>
-          <w:lang w:val="ru-RU"/>
-        </w:rPr>
-        <w:t>.</w:t>
-      </w:r>
-    </w:p>
-    <w:p>
-      <w:pPr>
-        <w:pStyle w:val="ad"/>
-        <w:rPr>
-          <w:lang w:val="ru-RU"/>
-        </w:rPr>
-      </w:pPr>
-      <w:r>
-        <w:rPr>
-          <w:lang w:val="ru-RU"/>
-        </w:rPr>
         <w:t>Основным способом получения полуфабрикатов из титановых сплавов является деформирование. Число разработанных в настоящее время литейных титановых сплавов невелико.</w:t>
       </w:r>
-    </w:p>
-    <w:p>
-      <w:pPr>
-        <w:pStyle w:val="ad"/>
-        <w:rPr>
-          <w:lang w:val="ru-RU"/>
-        </w:rPr>
-      </w:pPr>
-      <w:r>
-        <w:rPr>
-          <w:lang w:val="ru-RU"/>
-        </w:rPr>
-        <w:t xml:space="preserve">Длительная прочность титанового сплава ВТ3-1 была взята из справочника </w:t>
-      </w:r>
-      <w:r>
-        <w:rPr>
-          <w:lang w:val="ru-RU"/>
-        </w:rPr>
-        <w:t>[2</w:t>
-      </w:r>
-      <w:r>
-        <w:rPr>
-          <w:lang w:val="ru-RU"/>
-        </w:rPr>
-        <w:t>6</w:t>
-      </w:r>
-      <w:r>
-        <w:rPr>
-          <w:lang w:val="ru-RU"/>
-        </w:rPr>
-        <w:t>]</w:t>
-      </w:r>
-      <w:r>
-        <w:rPr>
-          <w:lang w:val="ru-RU"/>
-        </w:rPr>
-        <w:t>.</w:t>
-      </w:r>
-      <w:r>
-        <w:rPr>
-          <w:lang w:val="ru-RU"/>
-        </w:rPr>
-        <w:t xml:space="preserve"> Данные с диаграммы Ларсена-Миллера представлены на рисунке 29. Некоторые другие параметры сплава представлены на рисунке 30. Рекомендации по использованию материала - на рисунке 31.</w:t>
-      </w:r>
-    </w:p>
-    <w:p>
-      <w:pPr>
-        <w:pStyle w:val="afff2"/>
-      </w:pPr>
-      <w:r>
-        <w:drawing>
-          <wp:inline distT="0" distB="0" distL="0" distR="0" wp14:anchorId="64126811" wp14:editId="24C0FA86">
-            <wp:extent cx="5221632" cy="1446541"/>
-            <wp:effectExtent l="0" t="0" r="0" b="1270"/>
-            <wp:docPr id="1500143745" name="Рисунок 1" descr="Изображение выглядит как текст, снимок экрана, число, Шрифт&#10;&#10;Автоматически созданное описание"/>
-            <wp:cNvGraphicFramePr>
-              <a:graphicFrameLocks xmlns:a="http://schemas.openxmlformats.org/drawingml/2006/main" noChangeAspect="1"/>
-            </wp:cNvGraphicFramePr>
-            <a:graphic xmlns:a="http://schemas.openxmlformats.org/drawingml/2006/main">
-              <a:graphicData uri="http://schemas.openxmlformats.org/drawingml/2006/picture">
-                <pic:pic xmlns:pic="http://schemas.openxmlformats.org/drawingml/2006/picture">
-                  <pic:nvPicPr>
-                    <pic:cNvPr id="1500143745" name="Рисунок 1" descr="Изображение выглядит как текст, снимок экрана, число, Шрифт&#10;&#10;Автоматически созданное описание"/>
-                    <pic:cNvPicPr/>
-                  </pic:nvPicPr>
-                  <pic:blipFill>
-                    <a:blip r:embed="rId11"/>
-                    <a:stretch>
-                      <a:fillRect/>
-                    </a:stretch>
-                  </pic:blipFill>
-                  <pic:spPr>
-                    <a:xfrm>
-                      <a:off x="0" y="0"/>
-                      <a:ext cx="5234656" cy="1450149"/>
-                    </a:xfrm>
-                    <a:prstGeom prst="rect">
-                      <a:avLst/>
-                    </a:prstGeom>
-                  </pic:spPr>
-                </pic:pic>
-              </a:graphicData>
-            </a:graphic>
-          </wp:inline>
-        </w:drawing>
-      </w:r>
-    </w:p>
-    <w:p>
-      <w:pPr>
-        <w:pStyle w:val="afff2"/>
-      </w:pPr>
-      <w:r>
-        <w:t>Рисунок 29. – Предел длительной прочности</w:t>
-      </w:r>
-    </w:p>
-    <w:p>
-      <w:pPr>
-        <w:pStyle w:val="afff2"/>
-      </w:pPr>
-      <w:r>
-        <w:drawing>
-          <wp:inline distT="0" distB="0" distL="0" distR="0" wp14:anchorId="58924B0F" wp14:editId="341C105A">
-            <wp:extent cx="5666878" cy="2250758"/>
-            <wp:effectExtent l="0" t="0" r="0" b="0"/>
-            <wp:docPr id="1261314744" name="Рисунок 1" descr="Изображение выглядит как текст, число, снимок экрана, Шрифт&#10;&#10;Автоматически созданное описание"/>
-            <wp:cNvGraphicFramePr>
-              <a:graphicFrameLocks xmlns:a="http://schemas.openxmlformats.org/drawingml/2006/main" noChangeAspect="1"/>
-            </wp:cNvGraphicFramePr>
-            <a:graphic xmlns:a="http://schemas.openxmlformats.org/drawingml/2006/main">
-              <a:graphicData uri="http://schemas.openxmlformats.org/drawingml/2006/picture">
-                <pic:pic xmlns:pic="http://schemas.openxmlformats.org/drawingml/2006/picture">
-                  <pic:nvPicPr>
-                    <pic:cNvPr id="1261314744" name="Рисунок 1" descr="Изображение выглядит как текст, число, снимок экрана, Шрифт&#10;&#10;Автоматически созданное описание"/>
-                    <pic:cNvPicPr/>
-                  </pic:nvPicPr>
-                  <pic:blipFill>
-                    <a:blip r:embed="rId12"/>
-                    <a:stretch>
-                      <a:fillRect/>
-                    </a:stretch>
-                  </pic:blipFill>
-                  <pic:spPr>
-                    <a:xfrm>
-                      <a:off x="0" y="0"/>
-                      <a:ext cx="5677474" cy="2254967"/>
-                    </a:xfrm>
-                    <a:prstGeom prst="rect">
-                      <a:avLst/>
-                    </a:prstGeom>
-                  </pic:spPr>
-                </pic:pic>
-              </a:graphicData>
-            </a:graphic>
-          </wp:inline>
-        </w:drawing>
-      </w:r>
-    </w:p>
-    <w:p>
-      <w:pPr>
-        <w:pStyle w:val="afff2"/>
-      </w:pPr>
-      <w:r>
-        <w:t>Рисунок 30. – Физико-механические свойства сплавов</w:t>
-      </w:r>
-    </w:p>
-    <w:p>
-      <w:pPr>
-        <w:pStyle w:val="afff2"/>
-      </w:pPr>
-      <w:r>
-        <w:lastRenderedPageBreak/>
-        <w:drawing>
-          <wp:inline distT="0" distB="0" distL="0" distR="0" wp14:anchorId="716DF784" wp14:editId="3D83AC56">
-            <wp:extent cx="5470498" cy="2558726"/>
-            <wp:effectExtent l="0" t="0" r="0" b="0"/>
-            <wp:docPr id="1147023909" name="Рисунок 1" descr="Изображение выглядит как текст, снимок экрана, Шрифт, число&#10;&#10;Автоматически созданное описание"/>
-            <wp:cNvGraphicFramePr>
-              <a:graphicFrameLocks xmlns:a="http://schemas.openxmlformats.org/drawingml/2006/main" noChangeAspect="1"/>
-            </wp:cNvGraphicFramePr>
-            <a:graphic xmlns:a="http://schemas.openxmlformats.org/drawingml/2006/main">
-              <a:graphicData uri="http://schemas.openxmlformats.org/drawingml/2006/picture">
-                <pic:pic xmlns:pic="http://schemas.openxmlformats.org/drawingml/2006/picture">
-                  <pic:nvPicPr>
-                    <pic:cNvPr id="1147023909" name="Рисунок 1" descr="Изображение выглядит как текст, снимок экрана, Шрифт, число&#10;&#10;Автоматически созданное описание"/>
-                    <pic:cNvPicPr/>
-                  </pic:nvPicPr>
-                  <pic:blipFill>
-                    <a:blip r:embed="rId13"/>
-                    <a:stretch>
-                      <a:fillRect/>
-                    </a:stretch>
-                  </pic:blipFill>
-                  <pic:spPr>
-                    <a:xfrm>
-                      <a:off x="0" y="0"/>
-                      <a:ext cx="5480139" cy="2563236"/>
-                    </a:xfrm>
-                    <a:prstGeom prst="rect">
-                      <a:avLst/>
-                    </a:prstGeom>
-                  </pic:spPr>
-                </pic:pic>
-              </a:graphicData>
-            </a:graphic>
-          </wp:inline>
-        </w:drawing>
-      </w:r>
-    </w:p>
-    <w:p>
-      <w:pPr>
-        <w:pStyle w:val="afff2"/>
-      </w:pPr>
-      <w:r>
-        <w:t>Рисунок 31. – Описание сплава ВТ3-1</w:t>
-      </w:r>
-    </w:p>
-    <w:p>
-      <w:pPr>
-        <w:pStyle w:val="ad"/>
-        <w:rPr>
-          <w:lang w:val="ru-RU"/>
-        </w:rPr>
-      </w:pPr>
-      <w:r>
-        <w:rPr>
-          <w:lang w:val="ru-RU"/>
-        </w:rPr>
-        <w:t>Согласно данным этого справочника п</w:t>
-      </w:r>
-      <w:r>
-        <w:rPr>
-          <w:lang w:val="ru-RU"/>
-        </w:rPr>
-        <w:t xml:space="preserve">ри значениях параметра </w:t>
-      </w:r>
-      <w:r>
-        <w:rPr>
-          <w:lang w:val="ru-RU"/>
-        </w:rPr>
-        <w:t xml:space="preserve">Ларсена-Мюллера менее </w:t>
-      </w:r>
-      <w:r>
-        <w:rPr>
-          <w:lang w:val="ru-RU"/>
-        </w:rPr>
-        <w:t xml:space="preserve">14000 для рассматриваемых титановых сплавов (для ВТ3-1 и ВТ6 </w:t>
-      </w:r>
-      <w:r>
-        <w:rPr>
-          <w:lang w:val="ru-RU"/>
-        </w:rPr>
-        <w:t xml:space="preserve">– менее </w:t>
-      </w:r>
-      <w:r>
-        <w:rPr>
-          <w:lang w:val="ru-RU"/>
-        </w:rPr>
-        <w:t xml:space="preserve">10000) в качестве пределов длительной прочности следует при любых длительностях принимать минимальные значения пределов прочности </w:t>
-      </w:r>
-      <w:r>
-        <w:sym w:font="Symbol" w:char="F073"/>
-      </w:r>
-      <w:r>
-        <w:rPr>
-          <w:lang w:val="ru-RU"/>
-        </w:rPr>
-        <w:t>в при соответствующих температурах.</w:t>
-      </w:r>
-    </w:p>
-    <w:p>
-      <w:pPr>
-        <w:pStyle w:val="ad"/>
-        <w:rPr>
-          <w:lang w:val="ru-RU"/>
-        </w:rPr>
-      </w:pPr>
-      <w:r>
-        <w:rPr>
-          <w:lang w:val="ru-RU"/>
-        </w:rPr>
-        <w:t>Параметр для лопатки вентилятора принимает значение меньшее 10000, что позволяет принять длительную прочность данного сплава</w:t>
-      </w:r>
-      <w:r>
-        <w:rPr>
-          <w:lang w:val="ru-RU"/>
-        </w:rPr>
-        <w:t>, как 1100 МПа.</w:t>
-      </w:r>
-    </w:p>
-    <w:p>
-      <w:pPr>
-        <w:pStyle w:val="ad"/>
-        <w:rPr>
-          <w:lang w:val="ru-RU"/>
-        </w:rPr>
-      </w:pPr>
-      <w:r>
-        <w:rPr>
-          <w:lang w:val="ru-RU"/>
-        </w:rPr>
-        <w:t>В результате расчета были получены следующие результаты, которые представлены в Приложении А.</w:t>
-      </w:r>
-    </w:p>
-    <w:p>
-      <w:pPr>
-        <w:pStyle w:val="af"/>
-        <w:rPr>
-          <w:lang w:val="ru-RU"/>
-        </w:rPr>
-      </w:pPr>
-      <w:bookmarkStart w:id="27" w:name="_Toc198758313"/>
-      <w:r>
-        <w:rPr>
-          <w:lang w:val="ru-RU"/>
-        </w:rPr>
-        <w:t>2.8</w:t>
-      </w:r>
-      <w:r>
-        <w:rPr>
-          <w:lang w:val="ru-RU"/>
-        </w:rPr>
-        <w:tab/>
-        <w:t>Расположение в</w:t>
-      </w:r>
-      <w:r>
-        <w:rPr>
-          <w:lang w:val="ru-RU"/>
-        </w:rPr>
-        <w:t>оздухозаборник</w:t>
-      </w:r>
-      <w:r>
-        <w:rPr>
-          <w:lang w:val="ru-RU"/>
-        </w:rPr>
-        <w:t>а</w:t>
-      </w:r>
-      <w:bookmarkEnd w:id="27"/>
-    </w:p>
-    <w:p>
-      <w:pPr>
-        <w:pStyle w:val="ad"/>
-        <w:rPr>
-          <w:lang w:val="ru-RU"/>
-        </w:rPr>
-      </w:pPr>
-      <w:r>
-        <w:rPr>
-          <w:lang w:val="ru-RU"/>
-        </w:rPr>
-        <w:t xml:space="preserve">История появления вихрей ВЗ берёт своё начало с момента появления реактивных самолетов, тяга двигателей которых создается забором воздуха из внешней среды и ускорением его в проточной части силовой установки с ГТД. При работе газотурбинного двигателя на земле на максимальных режимах специалисты заметили появление перед ВЗ одиночных вертикально ориентированных вихрей малой интенсивности. Первоначально указанные вихри не оказывали существенного влияния на режим работы двигателя и не вызывали беспокойства специалистов, обслуживающих ВС. По мере увеличения </w:t>
-      </w:r>
-      <w:r>
-        <w:rPr>
-          <w:lang w:val="ru-RU"/>
-        </w:rPr>
-        <w:lastRenderedPageBreak/>
-        <w:t xml:space="preserve">тяги двигателя возрастал секундный массовый расход воздуха по его проточной части. Активировалось стоковое течение перед ВЗ и у подстилающей поверхности. Вихрь ВЗ становился заметным по признакам поднятой в воздух пыли и засасыванию в ВЗ мелких посторонних предметов (ПП). Были случаи срыва не только головных уборов обслуживающего персонала, близко расположенного к входу в ВЗ, но и других предметов, обтекаемых стоковым потоком. Последствием такого явления стали разрушения проточной части СУ и двигателя, омываемых воздушным потоком. Разрушения лопаток рабочих колес и направляющих аппаратов компрессора вели к </w:t>
-      </w:r>
-      <w:r>
-        <w:rPr>
-          <w:lang w:val="ru-RU"/>
-        </w:rPr>
-        <w:t>досрочному снятию двигателя</w:t>
-      </w:r>
-      <w:r>
-        <w:rPr>
-          <w:lang w:val="ru-RU"/>
-        </w:rPr>
-        <w:t xml:space="preserve"> с эксплуатации</w:t>
-      </w:r>
-      <w:r>
-        <w:rPr>
-          <w:lang w:val="ru-RU"/>
-        </w:rPr>
-        <w:t xml:space="preserve"> </w:t>
-      </w:r>
-      <w:r>
-        <w:rPr>
-          <w:lang w:val="ru-RU"/>
-        </w:rPr>
-        <w:t>[</w:t>
-      </w:r>
-      <w:r>
-        <w:rPr>
-          <w:lang w:val="ru-RU"/>
-        </w:rPr>
-        <w:t>2</w:t>
-      </w:r>
-      <w:r>
-        <w:rPr>
-          <w:lang w:val="ru-RU"/>
-        </w:rPr>
-        <w:t>7</w:t>
-      </w:r>
-      <w:r>
-        <w:rPr>
-          <w:lang w:val="ru-RU"/>
-        </w:rPr>
-        <w:t>]</w:t>
-      </w:r>
-      <w:r>
-        <w:rPr>
-          <w:lang w:val="ru-RU"/>
-        </w:rPr>
-        <w:t>.</w:t>
-      </w:r>
-    </w:p>
-    <w:p>
-      <w:pPr>
-        <w:pStyle w:val="ad"/>
-        <w:rPr>
-          <w:lang w:val="ru-RU"/>
-        </w:rPr>
-      </w:pPr>
-      <w:r>
-        <w:rPr>
-          <w:lang w:val="ru-RU"/>
-        </w:rPr>
-        <w:t xml:space="preserve">Эксплуатация ГТД при его работе на аэродроме связана с риском попадания посторонних предметов в его </w:t>
-      </w:r>
-      <w:proofErr w:type="spellStart"/>
-      <w:r>
-        <w:rPr>
-          <w:lang w:val="ru-RU"/>
-        </w:rPr>
-        <w:t>газовоздушный</w:t>
-      </w:r>
-      <w:proofErr w:type="spellEnd"/>
-      <w:r>
-        <w:rPr>
-          <w:lang w:val="ru-RU"/>
-        </w:rPr>
-        <w:t xml:space="preserve"> тракт. Последствиями подобного происшествия может быть не только повреждение элементов двигателя, но угроза жизни и здоровью инженерно-технического персонала, оказавшегося рядом с двигателем в этот момент.</w:t>
-      </w:r>
-    </w:p>
-    <w:p>
-      <w:pPr>
-        <w:pStyle w:val="ad"/>
-        <w:rPr>
-          <w:lang w:val="ru-RU"/>
-        </w:rPr>
-      </w:pPr>
-      <w:r>
-        <w:rPr>
-          <w:lang w:val="ru-RU"/>
-        </w:rPr>
-        <w:t xml:space="preserve">Вихри ВЗ изменяют предварительную закрутку воздуха на входе в осевой компрессор и способны вызвать </w:t>
-      </w:r>
-      <w:proofErr w:type="spellStart"/>
-      <w:r>
-        <w:rPr>
-          <w:lang w:val="ru-RU"/>
-        </w:rPr>
-        <w:t>помпаж</w:t>
-      </w:r>
-      <w:proofErr w:type="spellEnd"/>
-      <w:r>
-        <w:rPr>
-          <w:lang w:val="ru-RU"/>
-        </w:rPr>
-        <w:t xml:space="preserve"> ГТД с последующим снятием его с эксплуатации. Посторонние предметы (ПП) и пыль, засасываемые в проточную часть СУ, активно воздействуют на высоконагруженные рабочие лопатки двигателя и вызывают дефекты, связанные с деформацией, трещинами, забоинами и абразивным износом. При выходе их за пределы установленных допусков авиационный ГТД досрочно снимается с эксплуатации [29].</w:t>
-      </w:r>
-    </w:p>
-    <w:p>
-      <w:pPr>
-        <w:pStyle w:val="ad"/>
-        <w:rPr>
-          <w:lang w:val="ru-RU"/>
-        </w:rPr>
-      </w:pPr>
-      <w:r>
-        <w:rPr>
-          <w:lang w:val="ru-RU"/>
-        </w:rPr>
-        <w:t>Для безопасной эксплуатации авиационных двигателей на аэродроме необходимо свести появление вихрей под их воздухозаборниками к минимуму.</w:t>
-      </w:r>
-    </w:p>
-    <w:p>
-      <w:pPr>
-        <w:pStyle w:val="ad"/>
-        <w:rPr>
-          <w:lang w:val="ru-RU"/>
-        </w:rPr>
-      </w:pPr>
-      <w:r>
-        <w:rPr>
-          <w:lang w:val="ru-RU"/>
-        </w:rPr>
-        <w:t>Проблема попадания посторонних предметов в ГТД решалась множеством способо</w:t>
-      </w:r>
-      <w:r>
-        <w:rPr>
-          <w:lang w:val="ru-RU"/>
-        </w:rPr>
-        <w:t>в</w:t>
-      </w:r>
-      <w:r>
-        <w:rPr>
-          <w:lang w:val="ru-RU"/>
-        </w:rPr>
-        <w:t>, начиная от простой чистки ВПП, заканчивая конструктивными введениями защитных устройств перед воздухозаборниками (ВЗ) силовых установок. Также проводилось исследование влияния различных факторов на процесс вихреобразования: высоты расположения воздухозаборника ГТД, его размеров, а также наличия ветра и различных препятствий.</w:t>
-      </w:r>
-    </w:p>
-    <w:p>
-      <w:pPr>
-        <w:pStyle w:val="ad"/>
-        <w:rPr>
-          <w:lang w:val="ru-RU"/>
-        </w:rPr>
-      </w:pPr>
-      <w:r>
-        <w:rPr>
-          <w:lang w:val="ru-RU"/>
-        </w:rPr>
-        <w:lastRenderedPageBreak/>
-        <w:t>В результате исследования</w:t>
-      </w:r>
-      <w:r>
-        <w:rPr>
-          <w:lang w:val="ru-RU"/>
-        </w:rPr>
-        <w:t xml:space="preserve"> </w:t>
-      </w:r>
-      <w:r>
-        <w:rPr>
-          <w:lang w:val="ru-RU"/>
-        </w:rPr>
-        <w:t>[</w:t>
-      </w:r>
-      <w:r>
-        <w:rPr>
-          <w:lang w:val="ru-RU"/>
-        </w:rPr>
-        <w:t>2</w:t>
-      </w:r>
-      <w:r>
-        <w:rPr>
-          <w:lang w:val="ru-RU"/>
-        </w:rPr>
-        <w:t>8</w:t>
-      </w:r>
-      <w:r>
-        <w:rPr>
-          <w:lang w:val="ru-RU"/>
-        </w:rPr>
-        <w:t xml:space="preserve">] было установлено, что сила Кориолиса увеличивает силу вихря под ВЗ ГТД на 10-15 %, что позволило дать </w:t>
-      </w:r>
-      <w:r>
-        <w:rPr>
-          <w:lang w:val="ru-RU"/>
-        </w:rPr>
-        <w:t>оценки</w:t>
-      </w:r>
-      <w:r>
-        <w:rPr>
-          <w:lang w:val="ru-RU"/>
-        </w:rPr>
-        <w:t xml:space="preserve"> «опасных зон» работающего ГТД. Также было выявлено, что сила вихря напрямую зависит от скорости потока под воздухозаборником</w:t>
-      </w:r>
-      <w:r>
-        <w:rPr>
-          <w:lang w:val="ru-RU"/>
-        </w:rPr>
-        <w:t xml:space="preserve">. </w:t>
-      </w:r>
-    </w:p>
-    <w:p>
-      <w:pPr>
-        <w:pStyle w:val="ad"/>
-        <w:rPr>
-          <w:lang w:val="ru-RU"/>
-        </w:rPr>
-      </w:pPr>
-      <w:r>
-        <w:rPr>
-          <w:lang w:val="ru-RU"/>
-        </w:rPr>
-        <w:t>М</w:t>
-      </w:r>
-      <w:r>
-        <w:rPr>
-          <w:lang w:val="ru-RU"/>
-        </w:rPr>
-        <w:t>ожно выделить следующие факторы</w:t>
-      </w:r>
-      <w:r>
-        <w:rPr>
-          <w:lang w:val="ru-RU"/>
-        </w:rPr>
-        <w:t>, влияющие на скорость под ВЗ</w:t>
-      </w:r>
-      <w:r>
-        <w:rPr>
-          <w:lang w:val="ru-RU"/>
-        </w:rPr>
-        <w:t xml:space="preserve">: </w:t>
-      </w:r>
-    </w:p>
-    <w:p>
-      <w:pPr>
-        <w:pStyle w:val="ad"/>
-        <w:rPr>
-          <w:lang w:val="ru-RU"/>
-        </w:rPr>
-      </w:pPr>
-      <w:r>
-        <w:rPr>
-          <w:lang w:val="ru-RU"/>
-        </w:rPr>
-        <w:t xml:space="preserve">– размер ВЗ; </w:t>
-      </w:r>
-    </w:p>
-    <w:p>
-      <w:pPr>
-        <w:pStyle w:val="ad"/>
-        <w:rPr>
-          <w:lang w:val="ru-RU"/>
-        </w:rPr>
-      </w:pPr>
-      <w:r>
-        <w:rPr>
-          <w:lang w:val="ru-RU"/>
-        </w:rPr>
-        <w:t xml:space="preserve">– высота ВЗ над поверхностью аэродрома; </w:t>
-      </w:r>
-    </w:p>
-    <w:p>
-      <w:pPr>
-        <w:pStyle w:val="ad"/>
-        <w:rPr>
-          <w:lang w:val="ru-RU"/>
-        </w:rPr>
-      </w:pPr>
-      <w:r>
-        <w:rPr>
-          <w:lang w:val="ru-RU"/>
-        </w:rPr>
-        <w:t xml:space="preserve">– форма ВЗ; </w:t>
-      </w:r>
-    </w:p>
-    <w:p>
-      <w:pPr>
-        <w:pStyle w:val="ad"/>
-        <w:rPr>
-          <w:lang w:val="ru-RU"/>
-        </w:rPr>
-      </w:pPr>
-      <w:r>
-        <w:rPr>
-          <w:lang w:val="ru-RU"/>
-        </w:rPr>
-        <w:t xml:space="preserve">– наличие внешних воздействий (ветра, </w:t>
-      </w:r>
-      <w:proofErr w:type="spellStart"/>
-      <w:r>
-        <w:rPr>
-          <w:lang w:val="ru-RU"/>
-        </w:rPr>
-        <w:t>спутных</w:t>
-      </w:r>
-      <w:proofErr w:type="spellEnd"/>
-      <w:r>
-        <w:rPr>
-          <w:lang w:val="ru-RU"/>
-        </w:rPr>
-        <w:t xml:space="preserve"> струй и препятствий).</w:t>
-      </w:r>
-    </w:p>
-    <w:p>
-      <w:pPr>
-        <w:pStyle w:val="ad"/>
-        <w:rPr>
-          <w:lang w:val="ru-RU"/>
-        </w:rPr>
-      </w:pPr>
-      <w:r>
-        <w:rPr>
-          <w:lang w:val="ru-RU"/>
-        </w:rPr>
-        <w:t xml:space="preserve">В работе </w:t>
-      </w:r>
-      <w:r>
-        <w:rPr>
-          <w:lang w:val="ru-RU"/>
-        </w:rPr>
-        <w:t>[</w:t>
-      </w:r>
-      <w:r>
-        <w:rPr>
-          <w:lang w:val="ru-RU"/>
-        </w:rPr>
-        <w:t>2</w:t>
-      </w:r>
-      <w:r>
-        <w:rPr>
-          <w:lang w:val="ru-RU"/>
-        </w:rPr>
-        <w:t>8</w:t>
-      </w:r>
-      <w:r>
-        <w:rPr>
-          <w:lang w:val="ru-RU"/>
-        </w:rPr>
-        <w:t>]</w:t>
-      </w:r>
-      <w:r>
-        <w:rPr>
-          <w:lang w:val="ru-RU"/>
-        </w:rPr>
-        <w:t xml:space="preserve"> изучено влияние форм воздухозаборников, в основном гражданской авиации (круглой и эллиптической формы).</w:t>
-      </w:r>
-    </w:p>
-    <w:p>
-      <w:pPr>
-        <w:pStyle w:val="ad"/>
-        <w:rPr>
-          <w:lang w:val="ru-RU"/>
-        </w:rPr>
-      </w:pPr>
-      <w:r>
-        <w:rPr>
-          <w:lang w:val="ru-RU"/>
-        </w:rPr>
-        <w:t xml:space="preserve">Проанализировав результаты </w:t>
-      </w:r>
-      <w:r>
-        <w:rPr>
-          <w:lang w:val="ru-RU"/>
-        </w:rPr>
-        <w:t>исследований</w:t>
-      </w:r>
-      <w:r>
-        <w:rPr>
-          <w:lang w:val="ru-RU"/>
-        </w:rPr>
-        <w:t xml:space="preserve">, </w:t>
-      </w:r>
-      <w:r>
-        <w:rPr>
-          <w:lang w:val="ru-RU"/>
-        </w:rPr>
-        <w:t>авторы</w:t>
-      </w:r>
-      <w:r>
-        <w:rPr>
-          <w:lang w:val="ru-RU"/>
-        </w:rPr>
-        <w:t xml:space="preserve"> сдела</w:t>
-      </w:r>
-      <w:r>
-        <w:rPr>
-          <w:lang w:val="ru-RU"/>
-        </w:rPr>
-        <w:t>ют</w:t>
-      </w:r>
-      <w:r>
-        <w:rPr>
-          <w:lang w:val="ru-RU"/>
-        </w:rPr>
-        <w:t xml:space="preserve"> вывод, что наиболее мощный вихрь образуется под круглой моделью воздухозаборника, в то время как под эллиптической образуется несколько мелких вихрей, которые имеют меньшую суммарную силу засасывания из-за низкой плотности циркуляции. Следовательно, по результатам визуализации видно, что наиболее безопасной, с точки зрения вихревого засасывания, является эллиптическая модель ВЗ.</w:t>
-      </w:r>
-    </w:p>
-    <w:p>
-      <w:pPr>
-        <w:pStyle w:val="ad"/>
-        <w:rPr>
-          <w:lang w:val="ru-RU"/>
-        </w:rPr>
-      </w:pPr>
-      <w:r>
-        <w:rPr>
-          <w:lang w:val="ru-RU"/>
-        </w:rPr>
-        <w:t>По результатам замеров, проведенных в процессе экспериментов, выявлено, что форма воздухозаборников может влиять на процесс засасывания посторонних предметов, а именно, круглая форма ВЗ способствует увеличению силы засасывания в сравнении с эллиптической формой на 8,24%, и на 3,53% в сравнении с прямоугольной.</w:t>
-      </w:r>
-    </w:p>
-    <w:p>
-      <w:pPr>
-        <w:pStyle w:val="ad"/>
-        <w:rPr>
-          <w:lang w:val="ru-RU"/>
-        </w:rPr>
-      </w:pPr>
-      <w:r>
-        <w:rPr>
-          <w:lang w:val="ru-RU"/>
-        </w:rPr>
-        <w:t>На основании данных, полученных в статье, сделан вывод о целесообразности использовани</w:t>
-      </w:r>
-      <w:r>
-        <w:rPr>
-          <w:lang w:val="ru-RU"/>
-        </w:rPr>
-        <w:t>я эллиптического</w:t>
-      </w:r>
-      <w:r>
-        <w:rPr>
-          <w:lang w:val="ru-RU"/>
-        </w:rPr>
-        <w:t xml:space="preserve"> ВЗ.</w:t>
-      </w:r>
-    </w:p>
-    <w:p>
-      <w:pPr>
-        <w:pStyle w:val="ad"/>
-        <w:rPr>
-          <w:lang w:val="ru-RU"/>
-        </w:rPr>
-      </w:pPr>
-      <w:r>
-        <w:rPr>
-          <w:lang w:val="ru-RU"/>
-        </w:rPr>
-        <w:t xml:space="preserve">В статье </w:t>
-      </w:r>
-      <w:r>
-        <w:rPr>
-          <w:lang w:val="ru-RU"/>
-        </w:rPr>
-        <w:t>[</w:t>
-      </w:r>
-      <w:r>
-        <w:rPr>
-          <w:lang w:val="ru-RU"/>
-        </w:rPr>
-        <w:t>27</w:t>
-      </w:r>
-      <w:r>
-        <w:rPr>
-          <w:lang w:val="ru-RU"/>
-        </w:rPr>
-        <w:t>]</w:t>
-      </w:r>
-      <w:r>
-        <w:rPr>
-          <w:lang w:val="ru-RU"/>
-        </w:rPr>
-        <w:t xml:space="preserve"> исследуется вопрос изменения вихря перед воздухозаборником при изменении его высоты над подстилающей поверхностью</w:t>
-      </w:r>
-      <w:r>
-        <w:rPr>
-          <w:lang w:val="ru-RU"/>
-        </w:rPr>
-        <w:t>, приводится классификация вихрей по сущности рабочего процесса и внешнего появления.</w:t>
-      </w:r>
-    </w:p>
-    <w:p>
-      <w:pPr>
-        <w:pStyle w:val="ad"/>
-        <w:rPr>
-          <w:lang w:val="ru-RU"/>
-        </w:rPr>
-      </w:pPr>
-      <w:r>
-        <w:rPr>
-          <w:lang w:val="ru-RU"/>
-        </w:rPr>
-        <w:lastRenderedPageBreak/>
-        <w:t xml:space="preserve">В результате проведенных исследований был авторами статьи </w:t>
-      </w:r>
-      <w:r>
-        <w:rPr>
-          <w:lang w:val="ru-RU"/>
-        </w:rPr>
-        <w:t>[</w:t>
-      </w:r>
-      <w:r>
-        <w:rPr>
-          <w:lang w:val="ru-RU"/>
-        </w:rPr>
-        <w:t>2007</w:t>
-      </w:r>
-      <w:r>
-        <w:rPr>
-          <w:lang w:val="ru-RU"/>
-        </w:rPr>
-        <w:t>]</w:t>
-      </w:r>
-      <w:r>
-        <w:rPr>
-          <w:lang w:val="ru-RU"/>
-        </w:rPr>
-        <w:t xml:space="preserve"> был получен результат, представленный на рисунке. </w:t>
-      </w:r>
-      <w:r>
-        <w:rPr>
-          <w:lang w:val="ru-RU"/>
-        </w:rPr>
-        <w:t>Полученные результаты, проведенных экспериментов, наглядно демонстрируют процесс преобразования или конвертации вихря под воздухозаборником ВС, при изменении высоты последнего.</w:t>
-      </w:r>
-    </w:p>
-    <w:p>
-      <w:pPr>
-        <w:pStyle w:val="afff2"/>
-      </w:pPr>
-      <w:r>
-        <w:drawing>
-          <wp:inline distT="0" distB="0" distL="0" distR="0" wp14:anchorId="3779B9D4" wp14:editId="25D6F294">
-            <wp:extent cx="6120130" cy="2967990"/>
-            <wp:effectExtent l="0" t="0" r="0" b="3810"/>
-            <wp:docPr id="160208575" name="Рисунок 1" descr="Изображение выглядит как текст, снимок экрана&#10;&#10;Автоматически созданное описание"/>
-            <wp:cNvGraphicFramePr>
-              <a:graphicFrameLocks xmlns:a="http://schemas.openxmlformats.org/drawingml/2006/main" noChangeAspect="1"/>
-            </wp:cNvGraphicFramePr>
-            <a:graphic xmlns:a="http://schemas.openxmlformats.org/drawingml/2006/main">
-              <a:graphicData uri="http://schemas.openxmlformats.org/drawingml/2006/picture">
-                <pic:pic xmlns:pic="http://schemas.openxmlformats.org/drawingml/2006/picture">
-                  <pic:nvPicPr>
-                    <pic:cNvPr id="160208575" name="Рисунок 1" descr="Изображение выглядит как текст, снимок экрана&#10;&#10;Автоматически созданное описание"/>
-                    <pic:cNvPicPr/>
-                  </pic:nvPicPr>
-                  <pic:blipFill>
-                    <a:blip r:embed="rId14"/>
-                    <a:stretch>
-                      <a:fillRect/>
-                    </a:stretch>
-                  </pic:blipFill>
-                  <pic:spPr>
-                    <a:xfrm>
-                      <a:off x="0" y="0"/>
-                      <a:ext cx="6120130" cy="2967990"/>
-                    </a:xfrm>
-                    <a:prstGeom prst="rect">
-                      <a:avLst/>
-                    </a:prstGeom>
-                  </pic:spPr>
-                </pic:pic>
-              </a:graphicData>
-            </a:graphic>
-          </wp:inline>
-        </w:drawing>
-      </w:r>
-    </w:p>
-    <w:p>
-      <w:pPr>
-        <w:pStyle w:val="afff2"/>
-      </w:pPr>
-    </w:p>
-    <w:p>
-      <w:pPr>
-        <w:pStyle w:val="ad"/>
-        <w:rPr>
-          <w:lang w:val="ru-RU"/>
-        </w:rPr>
-      </w:pPr>
-      <w:r>
-        <w:rPr>
-          <w:lang w:val="ru-RU"/>
-        </w:rPr>
-        <w:t>Однако, авторы рассматривают достаточно высокое положение воздухозаборника.</w:t>
-      </w:r>
-    </w:p>
-    <w:p>
-      <w:pPr>
-        <w:pStyle w:val="ad"/>
-        <w:rPr>
-          <w:lang w:val="ru-RU"/>
-        </w:rPr>
-      </w:pPr>
-      <w:r>
-        <w:rPr>
-          <w:lang w:val="ru-RU"/>
-        </w:rPr>
-        <w:t>Как показано в статье [</w:t>
-      </w:r>
-      <w:r>
-        <w:rPr>
-          <w:lang w:val="ru-RU"/>
-        </w:rPr>
-        <w:t>2</w:t>
-      </w:r>
-      <w:r>
-        <w:rPr>
-          <w:lang w:val="ru-RU"/>
-        </w:rPr>
-        <w:t>9</w:t>
-      </w:r>
-      <w:r>
-        <w:rPr>
-          <w:lang w:val="ru-RU"/>
-        </w:rPr>
-        <w:t>]</w:t>
-      </w:r>
-      <w:r>
-        <w:rPr>
-          <w:lang w:val="ru-RU"/>
-        </w:rPr>
-        <w:t>, где автор рассмотрел более детально различные положения воздухозаборника и показал, что при относительной высоте (отношение расстояния от подстилающей поверхности до оси воздухозаборника к эквивалентному диаметру воздухозаборника) от 0,5 до 1,0 вихри смещаются под воздухозаборник.</w:t>
-      </w:r>
-    </w:p>
-    <w:p>
-      <w:pPr>
-        <w:pStyle w:val="ad"/>
-        <w:rPr>
-          <w:lang w:val="ru-RU"/>
-        </w:rPr>
-      </w:pPr>
-      <w:r>
-        <w:rPr>
-          <w:lang w:val="ru-RU"/>
-        </w:rPr>
-        <w:t>На основе данных этой статьи можно говорить о том, что выгодно располагать ВЗ либо, достаточно высоко, чтобы вихри, или вихрь, не смогли поднять в него крупные элементы, либо достаточно низко, когда вихри будут достаточно слабыми и смещенными под ВЗ.</w:t>
-      </w:r>
-    </w:p>
-    <w:p>
-      <w:pPr>
-        <w:spacing w:after="160" w:line="259" w:lineRule="auto"/>
-        <w:jc w:val="left"/>
-      </w:pPr>
     </w:p>
     <w:p>
       <w:pPr>
@@ -6334,8 +4589,8 @@
           <w:lang w:val="ru-RU"/>
         </w:rPr>
       </w:pPr>
-      <w:bookmarkStart w:id="28" w:name="_Toc168870490"/>
-      <w:bookmarkStart w:id="29" w:name="_Toc198758314"/>
+      <w:bookmarkStart w:id="26" w:name="_Toc168870490"/>
+      <w:bookmarkStart w:id="27" w:name="_Toc198761377"/>
       <w:r>
         <w:rPr>
           <w:lang w:val="ru-RU"/>
@@ -6343,90 +4598,90 @@
         <w:lastRenderedPageBreak/>
         <w:t>3. Технологическая часть</w:t>
       </w:r>
+      <w:bookmarkEnd w:id="26"/>
+      <w:bookmarkEnd w:id="27"/>
+    </w:p>
+    <w:p>
+      <w:pPr>
+        <w:pStyle w:val="af"/>
+        <w:rPr>
+          <w:lang w:val="ru-RU"/>
+        </w:rPr>
+      </w:pPr>
+      <w:bookmarkStart w:id="28" w:name="_Toc136597886"/>
+      <w:bookmarkStart w:id="29" w:name="_Toc136602762"/>
+      <w:bookmarkStart w:id="30" w:name="_Toc198761378"/>
+      <w:r>
+        <w:rPr>
+          <w:lang w:val="ru-RU"/>
+        </w:rPr>
+        <w:t>3.1</w:t>
+      </w:r>
+      <w:r>
+        <w:rPr>
+          <w:lang w:val="ru-RU"/>
+        </w:rPr>
+        <w:tab/>
+        <w:t>Проектирование технологического процесса</w:t>
+      </w:r>
       <w:bookmarkEnd w:id="28"/>
       <w:bookmarkEnd w:id="29"/>
-    </w:p>
-    <w:p>
-      <w:pPr>
-        <w:pStyle w:val="af"/>
-        <w:rPr>
-          <w:lang w:val="ru-RU"/>
-        </w:rPr>
-      </w:pPr>
-      <w:bookmarkStart w:id="30" w:name="_Toc136597886"/>
-      <w:bookmarkStart w:id="31" w:name="_Toc136602762"/>
-      <w:bookmarkStart w:id="32" w:name="_Toc198758315"/>
-      <w:r>
-        <w:rPr>
-          <w:lang w:val="ru-RU"/>
-        </w:rPr>
-        <w:t>3.1</w:t>
-      </w:r>
-      <w:r>
-        <w:rPr>
-          <w:lang w:val="ru-RU"/>
-        </w:rPr>
-        <w:tab/>
-        <w:t>Проектирование технологического процесса</w:t>
+      <w:r>
+        <w:rPr>
+          <w:lang w:val="ru-RU"/>
+        </w:rPr>
+        <w:t xml:space="preserve"> </w:t>
+      </w:r>
+      <w:bookmarkStart w:id="31" w:name="_Toc136597887"/>
+      <w:bookmarkStart w:id="32" w:name="_Toc136602763"/>
+      <w:r>
+        <w:rPr>
+          <w:lang w:val="ru-RU"/>
+        </w:rPr>
+        <w:t>изготовления детали</w:t>
       </w:r>
       <w:bookmarkEnd w:id="30"/>
       <w:bookmarkEnd w:id="31"/>
-      <w:r>
-        <w:rPr>
-          <w:lang w:val="ru-RU"/>
-        </w:rPr>
-        <w:t xml:space="preserve"> </w:t>
-      </w:r>
-      <w:bookmarkStart w:id="33" w:name="_Toc136597887"/>
-      <w:bookmarkStart w:id="34" w:name="_Toc136602763"/>
-      <w:r>
-        <w:rPr>
-          <w:lang w:val="ru-RU"/>
-        </w:rPr>
-        <w:t>изготовления детали</w:t>
-      </w:r>
       <w:bookmarkEnd w:id="32"/>
+    </w:p>
+    <w:p>
+      <w:pPr>
+        <w:pStyle w:val="af"/>
+        <w:rPr>
+          <w:lang w:val="ru-RU"/>
+        </w:rPr>
+      </w:pPr>
+      <w:bookmarkStart w:id="33" w:name="_Toc136597888"/>
+      <w:bookmarkStart w:id="34" w:name="_Toc136602764"/>
+      <w:bookmarkStart w:id="35" w:name="_Toc198761379"/>
+      <w:r>
+        <w:rPr>
+          <w:lang w:val="ru-RU"/>
+        </w:rPr>
+        <w:t>3</w:t>
+      </w:r>
+      <w:r>
+        <w:rPr>
+          <w:lang w:val="ru-RU"/>
+        </w:rPr>
+        <w:t>.1</w:t>
+      </w:r>
+      <w:r>
+        <w:rPr>
+          <w:lang w:val="ru-RU"/>
+        </w:rPr>
+        <w:t>.1</w:t>
+      </w:r>
+      <w:r>
+        <w:rPr>
+          <w:lang w:val="ru-RU"/>
+        </w:rPr>
+        <w:tab/>
+        <w:t>Назначение и описание детали, выбор материала</w:t>
+      </w:r>
       <w:bookmarkEnd w:id="33"/>
       <w:bookmarkEnd w:id="34"/>
-    </w:p>
-    <w:p>
-      <w:pPr>
-        <w:pStyle w:val="af"/>
-        <w:rPr>
-          <w:lang w:val="ru-RU"/>
-        </w:rPr>
-      </w:pPr>
-      <w:bookmarkStart w:id="35" w:name="_Toc136597888"/>
-      <w:bookmarkStart w:id="36" w:name="_Toc136602764"/>
-      <w:bookmarkStart w:id="37" w:name="_Toc198758316"/>
-      <w:r>
-        <w:rPr>
-          <w:lang w:val="ru-RU"/>
-        </w:rPr>
-        <w:t>3</w:t>
-      </w:r>
-      <w:r>
-        <w:rPr>
-          <w:lang w:val="ru-RU"/>
-        </w:rPr>
-        <w:t>.1</w:t>
-      </w:r>
-      <w:r>
-        <w:rPr>
-          <w:lang w:val="ru-RU"/>
-        </w:rPr>
-        <w:t>.1</w:t>
-      </w:r>
-      <w:r>
-        <w:rPr>
-          <w:lang w:val="ru-RU"/>
-        </w:rPr>
-        <w:tab/>
-        <w:t>Назначение и описание детали, выбор материала</w:t>
-      </w:r>
       <w:bookmarkEnd w:id="35"/>
-      <w:bookmarkEnd w:id="36"/>
-      <w:bookmarkEnd w:id="37"/>
     </w:p>
     <w:p>
       <w:pPr>
@@ -6481,7 +4736,7 @@
                     <pic:cNvPicPr/>
                   </pic:nvPicPr>
                   <pic:blipFill>
-                    <a:blip r:embed="rId15"/>
+                    <a:blip r:embed="rId8"/>
                     <a:stretch>
                       <a:fillRect/>
                     </a:stretch>
@@ -6885,9 +5140,9 @@
           <w:lang w:val="ru-RU"/>
         </w:rPr>
       </w:pPr>
-      <w:bookmarkStart w:id="38" w:name="_Toc136597889"/>
-      <w:bookmarkStart w:id="39" w:name="_Toc136602765"/>
-      <w:bookmarkStart w:id="40" w:name="_Toc198758317"/>
+      <w:bookmarkStart w:id="36" w:name="_Toc136597889"/>
+      <w:bookmarkStart w:id="37" w:name="_Toc136602765"/>
+      <w:bookmarkStart w:id="38" w:name="_Toc198761380"/>
       <w:r>
         <w:rPr>
           <w:lang w:val="ru-RU"/>
@@ -6913,9 +5168,9 @@
         <w:tab/>
         <w:t>Назначение и анализ технических требований к детали</w:t>
       </w:r>
+      <w:bookmarkEnd w:id="36"/>
+      <w:bookmarkEnd w:id="37"/>
       <w:bookmarkEnd w:id="38"/>
-      <w:bookmarkEnd w:id="39"/>
-      <w:bookmarkEnd w:id="40"/>
     </w:p>
     <w:p>
       <w:pPr>
@@ -7060,7 +5315,7 @@
                     <pic:cNvPicPr/>
                   </pic:nvPicPr>
                   <pic:blipFill>
-                    <a:blip r:embed="rId16"/>
+                    <a:blip r:embed="rId9"/>
                     <a:stretch>
                       <a:fillRect/>
                     </a:stretch>
@@ -7405,7 +5660,7 @@
                     <pic:cNvPicPr/>
                   </pic:nvPicPr>
                   <pic:blipFill>
-                    <a:blip r:embed="rId17"/>
+                    <a:blip r:embed="rId10"/>
                     <a:stretch>
                       <a:fillRect/>
                     </a:stretch>
@@ -7537,7 +5792,7 @@
                     <pic:cNvPicPr/>
                   </pic:nvPicPr>
                   <pic:blipFill>
-                    <a:blip r:embed="rId18"/>
+                    <a:blip r:embed="rId11"/>
                     <a:stretch>
                       <a:fillRect/>
                     </a:stretch>
@@ -7710,7 +5965,7 @@
                     <pic:cNvPicPr/>
                   </pic:nvPicPr>
                   <pic:blipFill>
-                    <a:blip r:embed="rId19"/>
+                    <a:blip r:embed="rId12"/>
                     <a:stretch>
                       <a:fillRect/>
                     </a:stretch>
@@ -7778,7 +6033,7 @@
       <w:pPr>
         <w:pStyle w:val="affff3"/>
         <w:sectPr>
-          <w:footerReference w:type="default" r:id="rId20"/>
+          <w:footerReference w:type="default" r:id="rId13"/>
           <w:type w:val="continuous"/>
           <w:pgSz w:w="11906" w:h="16838"/>
           <w:pgMar w:top="1134" w:right="567" w:bottom="1134" w:left="1701" w:header="709" w:footer="709" w:gutter="0"/>
@@ -7795,9 +6050,9 @@
           <w:lang w:val="ru-RU"/>
         </w:rPr>
       </w:pPr>
-      <w:bookmarkStart w:id="41" w:name="_Toc136597891"/>
-      <w:bookmarkStart w:id="42" w:name="_Toc136602767"/>
-      <w:bookmarkStart w:id="43" w:name="_Toc198758318"/>
+      <w:bookmarkStart w:id="39" w:name="_Toc136597891"/>
+      <w:bookmarkStart w:id="40" w:name="_Toc136602767"/>
+      <w:bookmarkStart w:id="41" w:name="_Toc198761381"/>
       <w:r>
         <w:rPr>
           <w:lang w:val="ru-RU"/>
@@ -7830,44 +6085,44 @@
         <w:tab/>
         <w:t>Анализ технологичности конструкции детали</w:t>
       </w:r>
+      <w:bookmarkEnd w:id="39"/>
+      <w:bookmarkEnd w:id="40"/>
       <w:bookmarkEnd w:id="41"/>
+    </w:p>
+    <w:p>
+      <w:pPr>
+        <w:pStyle w:val="af"/>
+        <w:rPr>
+          <w:lang w:val="ru-RU"/>
+        </w:rPr>
+      </w:pPr>
+      <w:bookmarkStart w:id="42" w:name="_Toc123213970"/>
+      <w:bookmarkStart w:id="43" w:name="_Toc136597892"/>
+      <w:bookmarkStart w:id="44" w:name="_Toc136602768"/>
+      <w:bookmarkStart w:id="45" w:name="_Toc198761382"/>
+      <w:r>
+        <w:rPr>
+          <w:lang w:val="ru-RU"/>
+        </w:rPr>
+        <w:t>3.1</w:t>
+      </w:r>
+      <w:r>
+        <w:rPr>
+          <w:lang w:val="ru-RU"/>
+        </w:rPr>
+        <w:t>.4.1</w:t>
+      </w:r>
+      <w:r>
+        <w:rPr>
+          <w:lang w:val="ru-RU"/>
+        </w:rPr>
+        <w:tab/>
+        <w:t>Качественная оценка технологичности</w:t>
+      </w:r>
       <w:bookmarkEnd w:id="42"/>
       <w:bookmarkEnd w:id="43"/>
-    </w:p>
-    <w:p>
-      <w:pPr>
-        <w:pStyle w:val="af"/>
-        <w:rPr>
-          <w:lang w:val="ru-RU"/>
-        </w:rPr>
-      </w:pPr>
-      <w:bookmarkStart w:id="44" w:name="_Toc123213970"/>
-      <w:bookmarkStart w:id="45" w:name="_Toc136597892"/>
-      <w:bookmarkStart w:id="46" w:name="_Toc136602768"/>
-      <w:bookmarkStart w:id="47" w:name="_Toc198758319"/>
-      <w:r>
-        <w:rPr>
-          <w:lang w:val="ru-RU"/>
-        </w:rPr>
-        <w:t>3.1</w:t>
-      </w:r>
-      <w:r>
-        <w:rPr>
-          <w:lang w:val="ru-RU"/>
-        </w:rPr>
-        <w:t>.4.1</w:t>
-      </w:r>
-      <w:r>
-        <w:rPr>
-          <w:lang w:val="ru-RU"/>
-        </w:rPr>
-        <w:tab/>
-        <w:t>Качественная оценка технологичности</w:t>
-      </w:r>
       <w:bookmarkEnd w:id="44"/>
       <w:bookmarkEnd w:id="45"/>
-      <w:bookmarkEnd w:id="46"/>
-      <w:bookmarkEnd w:id="47"/>
     </w:p>
     <w:p>
       <w:pPr>
@@ -8212,10 +6467,10 @@
           <w:lang w:val="ru-RU"/>
         </w:rPr>
       </w:pPr>
-      <w:bookmarkStart w:id="48" w:name="_Toc123213971"/>
-      <w:bookmarkStart w:id="49" w:name="_Toc136597893"/>
-      <w:bookmarkStart w:id="50" w:name="_Toc136602769"/>
-      <w:bookmarkStart w:id="51" w:name="_Toc198758320"/>
+      <w:bookmarkStart w:id="46" w:name="_Toc123213971"/>
+      <w:bookmarkStart w:id="47" w:name="_Toc136597893"/>
+      <w:bookmarkStart w:id="48" w:name="_Toc136602769"/>
+      <w:bookmarkStart w:id="49" w:name="_Toc198761383"/>
       <w:r>
         <w:rPr>
           <w:lang w:val="ru-RU"/>
@@ -8235,10 +6490,10 @@
         <w:tab/>
         <w:t>Количественная оценка технологичности</w:t>
       </w:r>
+      <w:bookmarkEnd w:id="46"/>
+      <w:bookmarkEnd w:id="47"/>
       <w:bookmarkEnd w:id="48"/>
       <w:bookmarkEnd w:id="49"/>
-      <w:bookmarkEnd w:id="50"/>
-      <w:bookmarkEnd w:id="51"/>
     </w:p>
     <w:p>
       <w:pPr>
@@ -8766,7 +7021,7 @@
                     <pic:cNvPicPr/>
                   </pic:nvPicPr>
                   <pic:blipFill>
-                    <a:blip r:embed="rId21"/>
+                    <a:blip r:embed="rId14"/>
                     <a:stretch>
                       <a:fillRect/>
                     </a:stretch>
@@ -9662,9 +7917,9 @@
           <w:lang w:val="ru-RU"/>
         </w:rPr>
       </w:pPr>
-      <w:bookmarkStart w:id="52" w:name="_Toc136597894"/>
-      <w:bookmarkStart w:id="53" w:name="_Toc136602770"/>
-      <w:bookmarkStart w:id="54" w:name="_Toc198758321"/>
+      <w:bookmarkStart w:id="50" w:name="_Toc136597894"/>
+      <w:bookmarkStart w:id="51" w:name="_Toc136602770"/>
+      <w:bookmarkStart w:id="52" w:name="_Toc198761384"/>
       <w:r>
         <w:rPr>
           <w:lang w:val="ru-RU"/>
@@ -9685,9 +7940,9 @@
         <w:tab/>
         <w:t>Выбор метода изготовления заготовки</w:t>
       </w:r>
+      <w:bookmarkEnd w:id="50"/>
+      <w:bookmarkEnd w:id="51"/>
       <w:bookmarkEnd w:id="52"/>
-      <w:bookmarkEnd w:id="53"/>
-      <w:bookmarkEnd w:id="54"/>
     </w:p>
     <w:p>
       <w:pPr>
@@ -11049,7 +9304,7 @@
                     <pic:cNvPicPr/>
                   </pic:nvPicPr>
                   <pic:blipFill>
-                    <a:blip r:embed="rId22"/>
+                    <a:blip r:embed="rId15"/>
                     <a:stretch>
                       <a:fillRect/>
                     </a:stretch>
@@ -11105,7 +9360,7 @@
                     <pic:cNvPicPr/>
                   </pic:nvPicPr>
                   <pic:blipFill>
-                    <a:blip r:embed="rId23"/>
+                    <a:blip r:embed="rId16"/>
                     <a:stretch>
                       <a:fillRect/>
                     </a:stretch>
@@ -11162,9 +9417,9 @@
           <w:lang w:val="ru-RU"/>
         </w:rPr>
       </w:pPr>
-      <w:bookmarkStart w:id="55" w:name="_Toc136597895"/>
-      <w:bookmarkStart w:id="56" w:name="_Toc136602771"/>
-      <w:bookmarkStart w:id="57" w:name="_Toc198758322"/>
+      <w:bookmarkStart w:id="53" w:name="_Toc136597895"/>
+      <w:bookmarkStart w:id="54" w:name="_Toc136602771"/>
+      <w:bookmarkStart w:id="55" w:name="_Toc198761385"/>
       <w:r>
         <w:rPr>
           <w:lang w:val="ru-RU"/>
@@ -11185,9 +9440,9 @@
         <w:tab/>
         <w:t>Разработка маршрутов обработки всех основных поверхностей детали</w:t>
       </w:r>
+      <w:bookmarkEnd w:id="53"/>
+      <w:bookmarkEnd w:id="54"/>
       <w:bookmarkEnd w:id="55"/>
-      <w:bookmarkEnd w:id="56"/>
-      <w:bookmarkEnd w:id="57"/>
     </w:p>
     <w:p>
       <w:pPr>
@@ -11305,14 +9560,14 @@
                 <w:rFonts w:eastAsiaTheme="minorHAnsi"/>
               </w:rPr>
             </w:pPr>
-            <w:bookmarkStart w:id="58" w:name="_Toc136597896"/>
+            <w:bookmarkStart w:id="56" w:name="_Toc136597896"/>
             <w:r>
               <w:rPr>
                 <w:rFonts w:eastAsiaTheme="minorHAnsi"/>
               </w:rPr>
               <w:t>Операция</w:t>
             </w:r>
-            <w:bookmarkEnd w:id="58"/>
+            <w:bookmarkEnd w:id="56"/>
           </w:p>
         </w:tc>
         <w:tc>
@@ -11329,14 +9584,14 @@
                 <w:rFonts w:eastAsiaTheme="minorHAnsi"/>
               </w:rPr>
             </w:pPr>
-            <w:bookmarkStart w:id="59" w:name="_Toc136597897"/>
+            <w:bookmarkStart w:id="57" w:name="_Toc136597897"/>
             <w:r>
               <w:rPr>
                 <w:rFonts w:eastAsiaTheme="minorHAnsi"/>
               </w:rPr>
               <w:t>Получаемый квалитет</w:t>
             </w:r>
-            <w:bookmarkEnd w:id="59"/>
+            <w:bookmarkEnd w:id="57"/>
           </w:p>
         </w:tc>
         <w:tc>
@@ -11353,14 +9608,14 @@
                 <w:rFonts w:eastAsiaTheme="minorHAnsi"/>
               </w:rPr>
             </w:pPr>
-            <w:bookmarkStart w:id="60" w:name="_Toc136597898"/>
+            <w:bookmarkStart w:id="58" w:name="_Toc136597898"/>
             <w:r>
               <w:rPr>
                 <w:rFonts w:eastAsiaTheme="minorHAnsi"/>
               </w:rPr>
               <w:t>Получаемая шероховатость</w:t>
             </w:r>
-            <w:bookmarkEnd w:id="60"/>
+            <w:bookmarkEnd w:id="58"/>
           </w:p>
         </w:tc>
       </w:tr>
@@ -11382,14 +9637,14 @@
                 <w:rFonts w:eastAsiaTheme="minorHAnsi"/>
               </w:rPr>
             </w:pPr>
-            <w:bookmarkStart w:id="61" w:name="_Toc136597899"/>
+            <w:bookmarkStart w:id="59" w:name="_Toc136597899"/>
             <w:r>
               <w:rPr>
                 <w:rFonts w:eastAsiaTheme="minorHAnsi"/>
               </w:rPr>
               <w:t>Заготовка</w:t>
             </w:r>
-            <w:bookmarkEnd w:id="61"/>
+            <w:bookmarkEnd w:id="59"/>
           </w:p>
         </w:tc>
         <w:tc>
@@ -11406,14 +9661,14 @@
                 <w:rFonts w:eastAsiaTheme="minorHAnsi"/>
               </w:rPr>
             </w:pPr>
-            <w:bookmarkStart w:id="62" w:name="_Toc136597900"/>
+            <w:bookmarkStart w:id="60" w:name="_Toc136597900"/>
             <w:r>
               <w:rPr>
                 <w:rFonts w:eastAsiaTheme="minorHAnsi"/>
               </w:rPr>
               <w:t>IT14</w:t>
             </w:r>
-            <w:bookmarkEnd w:id="62"/>
+            <w:bookmarkEnd w:id="60"/>
           </w:p>
         </w:tc>
         <w:tc>
@@ -11430,14 +9685,14 @@
                 <w:rFonts w:eastAsiaTheme="minorHAnsi"/>
               </w:rPr>
             </w:pPr>
-            <w:bookmarkStart w:id="63" w:name="_Toc136597901"/>
+            <w:bookmarkStart w:id="61" w:name="_Toc136597901"/>
             <w:r>
               <w:rPr>
                 <w:rFonts w:eastAsiaTheme="minorHAnsi"/>
               </w:rPr>
               <w:t>Ra80</w:t>
             </w:r>
-            <w:bookmarkEnd w:id="63"/>
+            <w:bookmarkEnd w:id="61"/>
           </w:p>
         </w:tc>
       </w:tr>
@@ -11459,14 +9714,14 @@
                 <w:rFonts w:eastAsiaTheme="minorHAnsi"/>
               </w:rPr>
             </w:pPr>
-            <w:bookmarkStart w:id="64" w:name="_Toc136597902"/>
+            <w:bookmarkStart w:id="62" w:name="_Toc136597902"/>
             <w:r>
               <w:rPr>
                 <w:rFonts w:eastAsiaTheme="minorHAnsi"/>
               </w:rPr>
               <w:t>Точение черновое</w:t>
             </w:r>
-            <w:bookmarkEnd w:id="64"/>
+            <w:bookmarkEnd w:id="62"/>
           </w:p>
         </w:tc>
         <w:tc>
@@ -11483,14 +9738,14 @@
                 <w:rFonts w:eastAsiaTheme="minorHAnsi"/>
               </w:rPr>
             </w:pPr>
-            <w:bookmarkStart w:id="65" w:name="_Toc136597903"/>
+            <w:bookmarkStart w:id="63" w:name="_Toc136597903"/>
             <w:r>
               <w:rPr>
                 <w:rFonts w:eastAsiaTheme="minorHAnsi"/>
               </w:rPr>
               <w:t>IT13</w:t>
             </w:r>
-            <w:bookmarkEnd w:id="65"/>
+            <w:bookmarkEnd w:id="63"/>
           </w:p>
         </w:tc>
         <w:tc>
@@ -11507,14 +9762,14 @@
                 <w:rFonts w:eastAsiaTheme="minorHAnsi"/>
               </w:rPr>
             </w:pPr>
-            <w:bookmarkStart w:id="66" w:name="_Toc136597904"/>
+            <w:bookmarkStart w:id="64" w:name="_Toc136597904"/>
             <w:r>
               <w:rPr>
                 <w:rFonts w:eastAsiaTheme="minorHAnsi"/>
               </w:rPr>
               <w:t>Ra25</w:t>
             </w:r>
-            <w:bookmarkEnd w:id="66"/>
+            <w:bookmarkEnd w:id="64"/>
           </w:p>
         </w:tc>
       </w:tr>
@@ -11536,14 +9791,14 @@
                 <w:rFonts w:eastAsiaTheme="minorHAnsi"/>
               </w:rPr>
             </w:pPr>
-            <w:bookmarkStart w:id="67" w:name="_Toc136597905"/>
+            <w:bookmarkStart w:id="65" w:name="_Toc136597905"/>
             <w:r>
               <w:rPr>
                 <w:rFonts w:eastAsiaTheme="minorHAnsi"/>
               </w:rPr>
               <w:t>Точение получистовое</w:t>
             </w:r>
-            <w:bookmarkEnd w:id="67"/>
+            <w:bookmarkEnd w:id="65"/>
           </w:p>
         </w:tc>
         <w:tc>
@@ -11560,14 +9815,14 @@
                 <w:rFonts w:eastAsiaTheme="minorHAnsi"/>
               </w:rPr>
             </w:pPr>
-            <w:bookmarkStart w:id="68" w:name="_Toc136597906"/>
+            <w:bookmarkStart w:id="66" w:name="_Toc136597906"/>
             <w:r>
               <w:rPr>
                 <w:rFonts w:eastAsiaTheme="minorHAnsi"/>
               </w:rPr>
               <w:t>IT11</w:t>
             </w:r>
-            <w:bookmarkEnd w:id="68"/>
+            <w:bookmarkEnd w:id="66"/>
           </w:p>
         </w:tc>
         <w:tc>
@@ -11584,14 +9839,14 @@
                 <w:rFonts w:eastAsiaTheme="minorHAnsi"/>
               </w:rPr>
             </w:pPr>
-            <w:bookmarkStart w:id="69" w:name="_Toc136597907"/>
+            <w:bookmarkStart w:id="67" w:name="_Toc136597907"/>
             <w:r>
               <w:rPr>
                 <w:rFonts w:eastAsiaTheme="minorHAnsi"/>
               </w:rPr>
               <w:t>Ra6.3</w:t>
             </w:r>
-            <w:bookmarkEnd w:id="69"/>
+            <w:bookmarkEnd w:id="67"/>
           </w:p>
         </w:tc>
       </w:tr>
@@ -11613,14 +9868,14 @@
                 <w:rFonts w:eastAsiaTheme="minorHAnsi"/>
               </w:rPr>
             </w:pPr>
-            <w:bookmarkStart w:id="70" w:name="_Toc136597908"/>
+            <w:bookmarkStart w:id="68" w:name="_Toc136597908"/>
             <w:r>
               <w:rPr>
                 <w:rFonts w:eastAsiaTheme="minorHAnsi"/>
               </w:rPr>
               <w:t>Точение чистовое</w:t>
             </w:r>
-            <w:bookmarkEnd w:id="70"/>
+            <w:bookmarkEnd w:id="68"/>
           </w:p>
         </w:tc>
         <w:tc>
@@ -11637,14 +9892,14 @@
                 <w:rFonts w:eastAsiaTheme="minorHAnsi"/>
               </w:rPr>
             </w:pPr>
-            <w:bookmarkStart w:id="71" w:name="_Toc136597909"/>
+            <w:bookmarkStart w:id="69" w:name="_Toc136597909"/>
             <w:r>
               <w:rPr>
                 <w:rFonts w:eastAsiaTheme="minorHAnsi"/>
               </w:rPr>
               <w:t>IT7</w:t>
             </w:r>
-            <w:bookmarkEnd w:id="71"/>
+            <w:bookmarkEnd w:id="69"/>
           </w:p>
         </w:tc>
         <w:tc>
@@ -11661,14 +9916,14 @@
                 <w:rFonts w:eastAsiaTheme="minorHAnsi"/>
               </w:rPr>
             </w:pPr>
-            <w:bookmarkStart w:id="72" w:name="_Toc136597910"/>
+            <w:bookmarkStart w:id="70" w:name="_Toc136597910"/>
             <w:r>
               <w:rPr>
                 <w:rFonts w:eastAsiaTheme="minorHAnsi"/>
               </w:rPr>
               <w:t>Ra0.63</w:t>
             </w:r>
-            <w:bookmarkEnd w:id="72"/>
+            <w:bookmarkEnd w:id="70"/>
           </w:p>
         </w:tc>
       </w:tr>
@@ -11718,14 +9973,14 @@
                 <w:rFonts w:eastAsiaTheme="minorHAnsi"/>
               </w:rPr>
             </w:pPr>
-            <w:bookmarkStart w:id="73" w:name="_Toc136597911"/>
+            <w:bookmarkStart w:id="71" w:name="_Toc136597911"/>
             <w:r>
               <w:rPr>
                 <w:rFonts w:eastAsiaTheme="minorHAnsi"/>
               </w:rPr>
               <w:t>Операция</w:t>
             </w:r>
-            <w:bookmarkEnd w:id="73"/>
+            <w:bookmarkEnd w:id="71"/>
           </w:p>
         </w:tc>
         <w:tc>
@@ -11742,14 +9997,14 @@
                 <w:rFonts w:eastAsiaTheme="minorHAnsi"/>
               </w:rPr>
             </w:pPr>
-            <w:bookmarkStart w:id="74" w:name="_Toc136597912"/>
+            <w:bookmarkStart w:id="72" w:name="_Toc136597912"/>
             <w:r>
               <w:rPr>
                 <w:rFonts w:eastAsiaTheme="minorHAnsi"/>
               </w:rPr>
               <w:t>Получаемый квалитет</w:t>
             </w:r>
-            <w:bookmarkEnd w:id="74"/>
+            <w:bookmarkEnd w:id="72"/>
           </w:p>
         </w:tc>
         <w:tc>
@@ -11766,14 +10021,14 @@
                 <w:rFonts w:eastAsiaTheme="minorHAnsi"/>
               </w:rPr>
             </w:pPr>
-            <w:bookmarkStart w:id="75" w:name="_Toc136597913"/>
+            <w:bookmarkStart w:id="73" w:name="_Toc136597913"/>
             <w:r>
               <w:rPr>
                 <w:rFonts w:eastAsiaTheme="minorHAnsi"/>
               </w:rPr>
               <w:t>Получаемая шероховатость</w:t>
             </w:r>
-            <w:bookmarkEnd w:id="75"/>
+            <w:bookmarkEnd w:id="73"/>
           </w:p>
         </w:tc>
       </w:tr>
@@ -11795,14 +10050,14 @@
                 <w:rFonts w:eastAsiaTheme="minorHAnsi"/>
               </w:rPr>
             </w:pPr>
-            <w:bookmarkStart w:id="76" w:name="_Toc136597914"/>
+            <w:bookmarkStart w:id="74" w:name="_Toc136597914"/>
             <w:r>
               <w:rPr>
                 <w:rFonts w:eastAsiaTheme="minorHAnsi"/>
               </w:rPr>
               <w:t>Заготовка</w:t>
             </w:r>
-            <w:bookmarkEnd w:id="76"/>
+            <w:bookmarkEnd w:id="74"/>
           </w:p>
         </w:tc>
         <w:tc>
@@ -11819,14 +10074,14 @@
                 <w:rFonts w:eastAsiaTheme="minorHAnsi"/>
               </w:rPr>
             </w:pPr>
-            <w:bookmarkStart w:id="77" w:name="_Toc136597915"/>
+            <w:bookmarkStart w:id="75" w:name="_Toc136597915"/>
             <w:r>
               <w:rPr>
                 <w:rFonts w:eastAsiaTheme="minorHAnsi"/>
               </w:rPr>
               <w:t>IT14</w:t>
             </w:r>
-            <w:bookmarkEnd w:id="77"/>
+            <w:bookmarkEnd w:id="75"/>
           </w:p>
         </w:tc>
         <w:tc>
@@ -11843,14 +10098,14 @@
                 <w:rFonts w:eastAsiaTheme="minorHAnsi"/>
               </w:rPr>
             </w:pPr>
-            <w:bookmarkStart w:id="78" w:name="_Toc136597916"/>
+            <w:bookmarkStart w:id="76" w:name="_Toc136597916"/>
             <w:r>
               <w:rPr>
                 <w:rFonts w:eastAsiaTheme="minorHAnsi"/>
               </w:rPr>
               <w:t>Ra80</w:t>
             </w:r>
-            <w:bookmarkEnd w:id="78"/>
+            <w:bookmarkEnd w:id="76"/>
           </w:p>
         </w:tc>
       </w:tr>
@@ -11872,14 +10127,14 @@
                 <w:rFonts w:eastAsiaTheme="minorHAnsi"/>
               </w:rPr>
             </w:pPr>
-            <w:bookmarkStart w:id="79" w:name="_Toc136597917"/>
+            <w:bookmarkStart w:id="77" w:name="_Toc136597917"/>
             <w:r>
               <w:rPr>
                 <w:rFonts w:eastAsiaTheme="minorHAnsi"/>
               </w:rPr>
               <w:t>Точение черновое</w:t>
             </w:r>
-            <w:bookmarkEnd w:id="79"/>
+            <w:bookmarkEnd w:id="77"/>
           </w:p>
         </w:tc>
         <w:tc>
@@ -11896,14 +10151,14 @@
                 <w:rFonts w:eastAsiaTheme="minorHAnsi"/>
               </w:rPr>
             </w:pPr>
-            <w:bookmarkStart w:id="80" w:name="_Toc136597918"/>
+            <w:bookmarkStart w:id="78" w:name="_Toc136597918"/>
             <w:r>
               <w:rPr>
                 <w:rFonts w:eastAsiaTheme="minorHAnsi"/>
               </w:rPr>
               <w:t>IT13</w:t>
             </w:r>
-            <w:bookmarkEnd w:id="80"/>
+            <w:bookmarkEnd w:id="78"/>
           </w:p>
         </w:tc>
         <w:tc>
@@ -11920,14 +10175,14 @@
                 <w:rFonts w:eastAsiaTheme="minorHAnsi"/>
               </w:rPr>
             </w:pPr>
-            <w:bookmarkStart w:id="81" w:name="_Toc136597919"/>
+            <w:bookmarkStart w:id="79" w:name="_Toc136597919"/>
             <w:r>
               <w:rPr>
                 <w:rFonts w:eastAsiaTheme="minorHAnsi"/>
               </w:rPr>
               <w:t>Ra25</w:t>
             </w:r>
-            <w:bookmarkEnd w:id="81"/>
+            <w:bookmarkEnd w:id="79"/>
           </w:p>
         </w:tc>
       </w:tr>
@@ -11949,14 +10204,14 @@
                 <w:rFonts w:eastAsiaTheme="minorHAnsi"/>
               </w:rPr>
             </w:pPr>
-            <w:bookmarkStart w:id="82" w:name="_Toc136597920"/>
+            <w:bookmarkStart w:id="80" w:name="_Toc136597920"/>
             <w:r>
               <w:rPr>
                 <w:rFonts w:eastAsiaTheme="minorHAnsi"/>
               </w:rPr>
               <w:t>Точение получистовое</w:t>
             </w:r>
-            <w:bookmarkEnd w:id="82"/>
+            <w:bookmarkEnd w:id="80"/>
           </w:p>
         </w:tc>
         <w:tc>
@@ -11973,14 +10228,14 @@
                 <w:rFonts w:eastAsiaTheme="minorHAnsi"/>
               </w:rPr>
             </w:pPr>
-            <w:bookmarkStart w:id="83" w:name="_Toc136597921"/>
+            <w:bookmarkStart w:id="81" w:name="_Toc136597921"/>
             <w:r>
               <w:rPr>
                 <w:rFonts w:eastAsiaTheme="minorHAnsi"/>
               </w:rPr>
               <w:t>IT11</w:t>
             </w:r>
-            <w:bookmarkEnd w:id="83"/>
+            <w:bookmarkEnd w:id="81"/>
           </w:p>
         </w:tc>
         <w:tc>
@@ -11997,14 +10252,14 @@
                 <w:rFonts w:eastAsiaTheme="minorHAnsi"/>
               </w:rPr>
             </w:pPr>
-            <w:bookmarkStart w:id="84" w:name="_Toc136597922"/>
+            <w:bookmarkStart w:id="82" w:name="_Toc136597922"/>
             <w:r>
               <w:rPr>
                 <w:rFonts w:eastAsiaTheme="minorHAnsi"/>
               </w:rPr>
               <w:t>Ra6.3</w:t>
             </w:r>
-            <w:bookmarkEnd w:id="84"/>
+            <w:bookmarkEnd w:id="82"/>
           </w:p>
         </w:tc>
       </w:tr>
@@ -12026,14 +10281,14 @@
                 <w:rFonts w:eastAsiaTheme="minorHAnsi"/>
               </w:rPr>
             </w:pPr>
-            <w:bookmarkStart w:id="85" w:name="_Toc136597923"/>
+            <w:bookmarkStart w:id="83" w:name="_Toc136597923"/>
             <w:r>
               <w:rPr>
                 <w:rFonts w:eastAsiaTheme="minorHAnsi"/>
               </w:rPr>
               <w:t>Точение чистовое</w:t>
             </w:r>
-            <w:bookmarkEnd w:id="85"/>
+            <w:bookmarkEnd w:id="83"/>
           </w:p>
         </w:tc>
         <w:tc>
@@ -12050,14 +10305,14 @@
                 <w:rFonts w:eastAsiaTheme="minorHAnsi"/>
               </w:rPr>
             </w:pPr>
-            <w:bookmarkStart w:id="86" w:name="_Toc136597924"/>
+            <w:bookmarkStart w:id="84" w:name="_Toc136597924"/>
             <w:r>
               <w:rPr>
                 <w:rFonts w:eastAsiaTheme="minorHAnsi"/>
               </w:rPr>
               <w:t>IT8</w:t>
             </w:r>
-            <w:bookmarkEnd w:id="86"/>
+            <w:bookmarkEnd w:id="84"/>
           </w:p>
         </w:tc>
         <w:tc>
@@ -12074,14 +10329,14 @@
                 <w:rFonts w:eastAsiaTheme="minorHAnsi"/>
               </w:rPr>
             </w:pPr>
-            <w:bookmarkStart w:id="87" w:name="_Toc136597925"/>
+            <w:bookmarkStart w:id="85" w:name="_Toc136597925"/>
             <w:r>
               <w:rPr>
                 <w:rFonts w:eastAsiaTheme="minorHAnsi"/>
               </w:rPr>
               <w:t>Ra1.25</w:t>
             </w:r>
-            <w:bookmarkEnd w:id="87"/>
+            <w:bookmarkEnd w:id="85"/>
           </w:p>
         </w:tc>
       </w:tr>
@@ -12103,14 +10358,14 @@
                 <w:rFonts w:eastAsiaTheme="minorHAnsi"/>
               </w:rPr>
             </w:pPr>
-            <w:bookmarkStart w:id="88" w:name="_Toc136597926"/>
+            <w:bookmarkStart w:id="86" w:name="_Toc136597926"/>
             <w:r>
               <w:rPr>
                 <w:rFonts w:eastAsiaTheme="minorHAnsi"/>
               </w:rPr>
               <w:t>Шлифование предварительное</w:t>
             </w:r>
-            <w:bookmarkEnd w:id="88"/>
+            <w:bookmarkEnd w:id="86"/>
           </w:p>
         </w:tc>
         <w:tc>
@@ -12127,14 +10382,14 @@
                 <w:rFonts w:eastAsiaTheme="minorHAnsi"/>
               </w:rPr>
             </w:pPr>
-            <w:bookmarkStart w:id="89" w:name="_Toc136597927"/>
+            <w:bookmarkStart w:id="87" w:name="_Toc136597927"/>
             <w:r>
               <w:rPr>
                 <w:rFonts w:eastAsiaTheme="minorHAnsi"/>
               </w:rPr>
               <w:t>IT7</w:t>
             </w:r>
-            <w:bookmarkEnd w:id="89"/>
+            <w:bookmarkEnd w:id="87"/>
           </w:p>
         </w:tc>
         <w:tc>
@@ -12151,14 +10406,14 @@
                 <w:rFonts w:eastAsiaTheme="minorHAnsi"/>
               </w:rPr>
             </w:pPr>
-            <w:bookmarkStart w:id="90" w:name="_Toc136597928"/>
+            <w:bookmarkStart w:id="88" w:name="_Toc136597928"/>
             <w:r>
               <w:rPr>
                 <w:rFonts w:eastAsiaTheme="minorHAnsi"/>
               </w:rPr>
               <w:t>Ra0.63</w:t>
             </w:r>
-            <w:bookmarkEnd w:id="90"/>
+            <w:bookmarkEnd w:id="88"/>
           </w:p>
         </w:tc>
       </w:tr>
@@ -12193,9 +10448,9 @@
           <w:lang w:val="ru-RU"/>
         </w:rPr>
       </w:pPr>
-      <w:bookmarkStart w:id="91" w:name="_Toc136597929"/>
-      <w:bookmarkStart w:id="92" w:name="_Toc136602772"/>
-      <w:bookmarkStart w:id="93" w:name="_Toc198758323"/>
+      <w:bookmarkStart w:id="89" w:name="_Toc136597929"/>
+      <w:bookmarkStart w:id="90" w:name="_Toc136602772"/>
+      <w:bookmarkStart w:id="91" w:name="_Toc198761386"/>
       <w:r>
         <w:rPr>
           <w:lang w:val="ru-RU"/>
@@ -12216,9 +10471,9 @@
         <w:tab/>
         <w:t>Маршрутный технологический процесс изготовления детали</w:t>
       </w:r>
+      <w:bookmarkEnd w:id="89"/>
+      <w:bookmarkEnd w:id="90"/>
       <w:bookmarkEnd w:id="91"/>
-      <w:bookmarkEnd w:id="92"/>
-      <w:bookmarkEnd w:id="93"/>
     </w:p>
     <w:p>
       <w:pPr>
@@ -12308,11 +10563,11 @@
               <w:spacing w:line="240" w:lineRule="auto"/>
               <w:ind w:firstLine="0"/>
             </w:pPr>
-            <w:bookmarkStart w:id="94" w:name="_Toc136597930"/>
+            <w:bookmarkStart w:id="92" w:name="_Toc136597930"/>
             <w:r>
               <w:t>№ операци</w:t>
             </w:r>
-            <w:bookmarkEnd w:id="94"/>
+            <w:bookmarkEnd w:id="92"/>
             <w:r>
               <w:t>и</w:t>
             </w:r>
@@ -12333,11 +10588,11 @@
               <w:spacing w:line="240" w:lineRule="auto"/>
               <w:ind w:firstLine="0"/>
             </w:pPr>
-            <w:bookmarkStart w:id="95" w:name="_Toc136597931"/>
+            <w:bookmarkStart w:id="93" w:name="_Toc136597931"/>
             <w:r>
               <w:t>Содержание выполняемой операции</w:t>
             </w:r>
-            <w:bookmarkEnd w:id="95"/>
+            <w:bookmarkEnd w:id="93"/>
           </w:p>
         </w:tc>
         <w:tc>
@@ -12355,11 +10610,11 @@
               <w:spacing w:line="240" w:lineRule="auto"/>
               <w:ind w:firstLine="0"/>
             </w:pPr>
-            <w:bookmarkStart w:id="96" w:name="_Toc136597932"/>
+            <w:bookmarkStart w:id="94" w:name="_Toc136597932"/>
             <w:r>
               <w:t>Базовая поверхность</w:t>
             </w:r>
-            <w:bookmarkEnd w:id="96"/>
+            <w:bookmarkEnd w:id="94"/>
           </w:p>
         </w:tc>
         <w:tc>
@@ -12377,11 +10632,11 @@
               <w:spacing w:line="240" w:lineRule="auto"/>
               <w:ind w:firstLine="0"/>
             </w:pPr>
-            <w:bookmarkStart w:id="97" w:name="_Toc136597933"/>
+            <w:bookmarkStart w:id="95" w:name="_Toc136597933"/>
             <w:r>
               <w:t>Оборудование (тип станка)</w:t>
             </w:r>
-            <w:bookmarkEnd w:id="97"/>
+            <w:bookmarkEnd w:id="95"/>
           </w:p>
         </w:tc>
       </w:tr>
@@ -12405,11 +10660,11 @@
               <w:spacing w:line="240" w:lineRule="auto"/>
               <w:ind w:firstLine="0"/>
             </w:pPr>
-            <w:bookmarkStart w:id="98" w:name="_Toc136597934"/>
+            <w:bookmarkStart w:id="96" w:name="_Toc136597934"/>
             <w:r>
               <w:t>005</w:t>
             </w:r>
-            <w:bookmarkEnd w:id="98"/>
+            <w:bookmarkEnd w:id="96"/>
           </w:p>
         </w:tc>
         <w:tc>
@@ -12427,11 +10682,11 @@
               <w:spacing w:line="240" w:lineRule="auto"/>
               <w:ind w:firstLine="0"/>
             </w:pPr>
-            <w:bookmarkStart w:id="99" w:name="_Toc136597935"/>
+            <w:bookmarkStart w:id="97" w:name="_Toc136597935"/>
             <w:r>
               <w:t>Заготовительная</w:t>
             </w:r>
-            <w:bookmarkEnd w:id="99"/>
+            <w:bookmarkEnd w:id="97"/>
             <w:r>
               <w:t xml:space="preserve"> </w:t>
             </w:r>
@@ -12457,11 +10712,11 @@
             <w:r>
               <w:t xml:space="preserve"> </w:t>
             </w:r>
-            <w:bookmarkStart w:id="100" w:name="_Toc136597936"/>
+            <w:bookmarkStart w:id="98" w:name="_Toc136597936"/>
             <w:r>
               <w:t>-</w:t>
             </w:r>
-            <w:bookmarkEnd w:id="100"/>
+            <w:bookmarkEnd w:id="98"/>
             <w:r>
               <w:t xml:space="preserve"> </w:t>
             </w:r>
@@ -12484,11 +10739,11 @@
               <w:spacing w:line="240" w:lineRule="auto"/>
               <w:ind w:firstLine="0"/>
             </w:pPr>
-            <w:bookmarkStart w:id="101" w:name="_Toc136597937"/>
+            <w:bookmarkStart w:id="99" w:name="_Toc136597937"/>
             <w:r>
               <w:t>кривошипный горячештамповочный</w:t>
             </w:r>
-            <w:bookmarkEnd w:id="101"/>
+            <w:bookmarkEnd w:id="99"/>
           </w:p>
           <w:p>
             <w:pPr>
@@ -12496,11 +10751,11 @@
               <w:spacing w:line="240" w:lineRule="auto"/>
               <w:ind w:firstLine="0"/>
             </w:pPr>
-            <w:bookmarkStart w:id="102" w:name="_Toc136597938"/>
+            <w:bookmarkStart w:id="100" w:name="_Toc136597938"/>
             <w:r>
               <w:t>пресс К8540</w:t>
             </w:r>
-            <w:bookmarkEnd w:id="102"/>
+            <w:bookmarkEnd w:id="100"/>
           </w:p>
         </w:tc>
       </w:tr>
@@ -12524,11 +10779,11 @@
               <w:spacing w:line="240" w:lineRule="auto"/>
               <w:ind w:firstLine="0"/>
             </w:pPr>
-            <w:bookmarkStart w:id="103" w:name="_Toc136597939"/>
+            <w:bookmarkStart w:id="101" w:name="_Toc136597939"/>
             <w:r>
               <w:t>010</w:t>
             </w:r>
-            <w:bookmarkEnd w:id="103"/>
+            <w:bookmarkEnd w:id="101"/>
           </w:p>
         </w:tc>
         <w:tc>
@@ -12546,11 +10801,11 @@
               <w:spacing w:line="240" w:lineRule="auto"/>
               <w:ind w:firstLine="0"/>
             </w:pPr>
-            <w:bookmarkStart w:id="104" w:name="_Toc136597940"/>
+            <w:bookmarkStart w:id="102" w:name="_Toc136597940"/>
             <w:r>
               <w:t>Термообработки, изотермический отпуск</w:t>
             </w:r>
-            <w:bookmarkEnd w:id="104"/>
+            <w:bookmarkEnd w:id="102"/>
           </w:p>
         </w:tc>
         <w:tc>
@@ -12573,11 +10828,11 @@
             <w:r>
               <w:t xml:space="preserve"> </w:t>
             </w:r>
-            <w:bookmarkStart w:id="105" w:name="_Toc136597941"/>
+            <w:bookmarkStart w:id="103" w:name="_Toc136597941"/>
             <w:r>
               <w:t>-</w:t>
             </w:r>
-            <w:bookmarkEnd w:id="105"/>
+            <w:bookmarkEnd w:id="103"/>
             <w:r>
               <w:t xml:space="preserve"> </w:t>
             </w:r>
@@ -12600,11 +10855,11 @@
               <w:spacing w:line="240" w:lineRule="auto"/>
               <w:ind w:firstLine="0"/>
             </w:pPr>
-            <w:bookmarkStart w:id="106" w:name="_Toc136597942"/>
+            <w:bookmarkStart w:id="104" w:name="_Toc136597942"/>
             <w:r>
               <w:t>Комплекс термической обработки</w:t>
             </w:r>
-            <w:bookmarkEnd w:id="106"/>
+            <w:bookmarkEnd w:id="104"/>
           </w:p>
         </w:tc>
       </w:tr>
@@ -12628,11 +10883,11 @@
               <w:spacing w:line="240" w:lineRule="auto"/>
               <w:ind w:firstLine="0"/>
             </w:pPr>
-            <w:bookmarkStart w:id="107" w:name="_Toc136597943"/>
+            <w:bookmarkStart w:id="105" w:name="_Toc136597943"/>
             <w:r>
               <w:t>015</w:t>
             </w:r>
-            <w:bookmarkEnd w:id="107"/>
+            <w:bookmarkEnd w:id="105"/>
           </w:p>
         </w:tc>
         <w:tc>
@@ -12650,11 +10905,11 @@
               <w:spacing w:line="240" w:lineRule="auto"/>
               <w:ind w:firstLine="0"/>
             </w:pPr>
-            <w:bookmarkStart w:id="108" w:name="_Toc136597944"/>
+            <w:bookmarkStart w:id="106" w:name="_Toc136597944"/>
             <w:r>
               <w:t>Отбор образцов</w:t>
             </w:r>
-            <w:bookmarkEnd w:id="108"/>
+            <w:bookmarkEnd w:id="106"/>
           </w:p>
         </w:tc>
         <w:tc>
@@ -12674,11 +10929,11 @@
               <w:spacing w:line="240" w:lineRule="auto"/>
               <w:ind w:firstLine="0"/>
             </w:pPr>
-            <w:bookmarkStart w:id="109" w:name="_Toc136597945"/>
+            <w:bookmarkStart w:id="107" w:name="_Toc136597945"/>
             <w:r>
               <w:t>Внешняя цилиндрическая поверхность заготовки</w:t>
             </w:r>
-            <w:bookmarkEnd w:id="109"/>
+            <w:bookmarkEnd w:id="107"/>
           </w:p>
           <w:p>
             <w:pPr>
@@ -12686,7 +10941,7 @@
               <w:spacing w:line="240" w:lineRule="auto"/>
               <w:ind w:firstLine="0"/>
             </w:pPr>
-            <w:bookmarkStart w:id="110" w:name="_Toc136597946"/>
+            <w:bookmarkStart w:id="108" w:name="_Toc136597946"/>
             <w:r>
               <w:rPr>
                 <w:rFonts w:ascii="Cambria Math" w:hAnsi="Cambria Math" w:cs="Cambria Math"/>
@@ -12696,7 +10951,7 @@
             <w:r>
               <w:t>132 мм</w:t>
             </w:r>
-            <w:bookmarkEnd w:id="110"/>
+            <w:bookmarkEnd w:id="108"/>
           </w:p>
         </w:tc>
         <w:tc>
@@ -12716,11 +10971,11 @@
               <w:spacing w:line="240" w:lineRule="auto"/>
               <w:ind w:firstLine="0"/>
             </w:pPr>
-            <w:bookmarkStart w:id="111" w:name="_Toc136597947"/>
+            <w:bookmarkStart w:id="109" w:name="_Toc136597947"/>
             <w:r>
               <w:t>Токарный станок с ЧПУ DMTG CW61100M</w:t>
             </w:r>
-            <w:bookmarkEnd w:id="111"/>
+            <w:bookmarkEnd w:id="109"/>
           </w:p>
         </w:tc>
       </w:tr>
@@ -12740,12 +10995,12 @@
               <w:spacing w:line="240" w:lineRule="auto"/>
               <w:ind w:firstLine="0"/>
             </w:pPr>
-            <w:bookmarkStart w:id="112" w:name="_Toc136597948"/>
+            <w:bookmarkStart w:id="110" w:name="_Toc136597948"/>
             <w:r>
               <w:lastRenderedPageBreak/>
               <w:t>020</w:t>
             </w:r>
-            <w:bookmarkEnd w:id="112"/>
+            <w:bookmarkEnd w:id="110"/>
           </w:p>
         </w:tc>
         <w:tc>
@@ -12759,11 +11014,11 @@
               <w:spacing w:line="240" w:lineRule="auto"/>
               <w:ind w:firstLine="0"/>
             </w:pPr>
-            <w:bookmarkStart w:id="113" w:name="_Toc136597949"/>
+            <w:bookmarkStart w:id="111" w:name="_Toc136597949"/>
             <w:r>
               <w:t>Токарная с ЧПУ</w:t>
             </w:r>
-            <w:bookmarkEnd w:id="113"/>
+            <w:bookmarkEnd w:id="111"/>
           </w:p>
           <w:p>
             <w:pPr>
@@ -12771,11 +11026,11 @@
               <w:spacing w:line="240" w:lineRule="auto"/>
               <w:ind w:firstLine="0"/>
             </w:pPr>
-            <w:bookmarkStart w:id="114" w:name="_Toc136597950"/>
+            <w:bookmarkStart w:id="112" w:name="_Toc136597950"/>
             <w:r>
               <w:t>(черновое и получистовое точение)</w:t>
             </w:r>
-            <w:bookmarkEnd w:id="114"/>
+            <w:bookmarkEnd w:id="112"/>
           </w:p>
         </w:tc>
         <w:tc>
@@ -12789,7 +11044,7 @@
               <w:spacing w:line="240" w:lineRule="auto"/>
               <w:ind w:firstLine="0"/>
             </w:pPr>
-            <w:bookmarkStart w:id="115" w:name="_Toc136597951"/>
+            <w:bookmarkStart w:id="113" w:name="_Toc136597951"/>
             <w:r>
               <w:t xml:space="preserve">Внутренняя цилиндрическая поверхность заготовки </w:t>
             </w:r>
@@ -12802,7 +11057,7 @@
             <w:r>
               <w:t>158 мм</w:t>
             </w:r>
-            <w:bookmarkEnd w:id="115"/>
+            <w:bookmarkEnd w:id="113"/>
           </w:p>
         </w:tc>
         <w:tc>
@@ -12820,11 +11075,11 @@
               <w:spacing w:line="240" w:lineRule="auto"/>
               <w:ind w:firstLine="0"/>
             </w:pPr>
-            <w:bookmarkStart w:id="116" w:name="_Toc136597952"/>
+            <w:bookmarkStart w:id="114" w:name="_Toc136597952"/>
             <w:r>
               <w:t>Токарный станок с ЧПУ DMTG CW61100M</w:t>
             </w:r>
-            <w:bookmarkEnd w:id="116"/>
+            <w:bookmarkEnd w:id="114"/>
           </w:p>
         </w:tc>
       </w:tr>
@@ -12844,11 +11099,11 @@
               <w:spacing w:line="240" w:lineRule="auto"/>
               <w:ind w:firstLine="0"/>
             </w:pPr>
-            <w:bookmarkStart w:id="117" w:name="_Toc136597953"/>
+            <w:bookmarkStart w:id="115" w:name="_Toc136597953"/>
             <w:r>
               <w:t>025</w:t>
             </w:r>
-            <w:bookmarkEnd w:id="117"/>
+            <w:bookmarkEnd w:id="115"/>
           </w:p>
         </w:tc>
         <w:tc>
@@ -12862,11 +11117,11 @@
               <w:spacing w:line="240" w:lineRule="auto"/>
               <w:ind w:firstLine="0"/>
             </w:pPr>
-            <w:bookmarkStart w:id="118" w:name="_Toc136597954"/>
+            <w:bookmarkStart w:id="116" w:name="_Toc136597954"/>
             <w:r>
               <w:t>Токарная с ЧПУ</w:t>
             </w:r>
-            <w:bookmarkEnd w:id="118"/>
+            <w:bookmarkEnd w:id="116"/>
           </w:p>
           <w:p>
             <w:pPr>
@@ -12874,11 +11129,11 @@
               <w:spacing w:line="240" w:lineRule="auto"/>
               <w:ind w:firstLine="0"/>
             </w:pPr>
-            <w:bookmarkStart w:id="119" w:name="_Toc136597955"/>
+            <w:bookmarkStart w:id="117" w:name="_Toc136597955"/>
             <w:r>
               <w:t>(черновое и получистовое точение)</w:t>
             </w:r>
-            <w:bookmarkEnd w:id="119"/>
+            <w:bookmarkEnd w:id="117"/>
           </w:p>
         </w:tc>
         <w:tc>
@@ -12892,7 +11147,7 @@
               <w:spacing w:line="240" w:lineRule="auto"/>
               <w:ind w:firstLine="0"/>
             </w:pPr>
-            <w:bookmarkStart w:id="120" w:name="_Toc136597956"/>
+            <w:bookmarkStart w:id="118" w:name="_Toc136597956"/>
             <w:r>
               <w:t xml:space="preserve">Внешняя цилиндрическая поверхность заготовки </w:t>
             </w:r>
@@ -12905,7 +11160,7 @@
             <w:r>
               <w:t>122 мм</w:t>
             </w:r>
-            <w:bookmarkEnd w:id="120"/>
+            <w:bookmarkEnd w:id="118"/>
           </w:p>
         </w:tc>
         <w:tc>
@@ -12923,11 +11178,11 @@
               <w:spacing w:line="240" w:lineRule="auto"/>
               <w:ind w:firstLine="0"/>
             </w:pPr>
-            <w:bookmarkStart w:id="121" w:name="_Toc136597957"/>
+            <w:bookmarkStart w:id="119" w:name="_Toc136597957"/>
             <w:r>
               <w:t>Токарный станок с ЧПУ DMTG CW61100M</w:t>
             </w:r>
-            <w:bookmarkEnd w:id="121"/>
+            <w:bookmarkEnd w:id="119"/>
           </w:p>
         </w:tc>
       </w:tr>
@@ -12947,11 +11202,11 @@
               <w:spacing w:line="240" w:lineRule="auto"/>
               <w:ind w:firstLine="0"/>
             </w:pPr>
-            <w:bookmarkStart w:id="122" w:name="_Toc136597958"/>
+            <w:bookmarkStart w:id="120" w:name="_Toc136597958"/>
             <w:r>
               <w:t>030</w:t>
             </w:r>
-            <w:bookmarkEnd w:id="122"/>
+            <w:bookmarkEnd w:id="120"/>
           </w:p>
         </w:tc>
         <w:tc>
@@ -12965,11 +11220,11 @@
               <w:spacing w:line="240" w:lineRule="auto"/>
               <w:ind w:firstLine="0"/>
             </w:pPr>
-            <w:bookmarkStart w:id="123" w:name="_Toc136597959"/>
+            <w:bookmarkStart w:id="121" w:name="_Toc136597959"/>
             <w:r>
               <w:t>Токарная с ЧПУ</w:t>
             </w:r>
-            <w:bookmarkEnd w:id="123"/>
+            <w:bookmarkEnd w:id="121"/>
           </w:p>
           <w:p>
             <w:pPr>
@@ -12977,11 +11232,11 @@
               <w:spacing w:line="240" w:lineRule="auto"/>
               <w:ind w:firstLine="0"/>
             </w:pPr>
-            <w:bookmarkStart w:id="124" w:name="_Toc136597960"/>
+            <w:bookmarkStart w:id="122" w:name="_Toc136597960"/>
             <w:r>
               <w:t>(черновое и получистовое точение)</w:t>
             </w:r>
-            <w:bookmarkEnd w:id="124"/>
+            <w:bookmarkEnd w:id="122"/>
           </w:p>
         </w:tc>
         <w:tc>
@@ -12995,7 +11250,7 @@
               <w:spacing w:line="240" w:lineRule="auto"/>
               <w:ind w:firstLine="0"/>
             </w:pPr>
-            <w:bookmarkStart w:id="125" w:name="_Toc136597961"/>
+            <w:bookmarkStart w:id="123" w:name="_Toc136597961"/>
             <w:r>
               <w:t xml:space="preserve">Внутренняя цилиндрическая поверхность заготовки </w:t>
             </w:r>
@@ -13008,7 +11263,7 @@
             <w:r>
               <w:t>160 мм</w:t>
             </w:r>
-            <w:bookmarkEnd w:id="125"/>
+            <w:bookmarkEnd w:id="123"/>
           </w:p>
         </w:tc>
         <w:tc>
@@ -13026,11 +11281,11 @@
               <w:spacing w:line="240" w:lineRule="auto"/>
               <w:ind w:firstLine="0"/>
             </w:pPr>
-            <w:bookmarkStart w:id="126" w:name="_Toc136597962"/>
+            <w:bookmarkStart w:id="124" w:name="_Toc136597962"/>
             <w:r>
               <w:t>Токарный станок с ЧПУ DMTG CW61100M</w:t>
             </w:r>
-            <w:bookmarkEnd w:id="126"/>
+            <w:bookmarkEnd w:id="124"/>
           </w:p>
         </w:tc>
       </w:tr>
@@ -13050,11 +11305,11 @@
               <w:spacing w:line="240" w:lineRule="auto"/>
               <w:ind w:firstLine="0"/>
             </w:pPr>
-            <w:bookmarkStart w:id="127" w:name="_Toc136597963"/>
+            <w:bookmarkStart w:id="125" w:name="_Toc136597963"/>
             <w:r>
               <w:t>035</w:t>
             </w:r>
-            <w:bookmarkEnd w:id="127"/>
+            <w:bookmarkEnd w:id="125"/>
           </w:p>
         </w:tc>
         <w:tc>
@@ -13068,11 +11323,11 @@
               <w:spacing w:line="240" w:lineRule="auto"/>
               <w:ind w:firstLine="0"/>
             </w:pPr>
-            <w:bookmarkStart w:id="128" w:name="_Toc136597964"/>
+            <w:bookmarkStart w:id="126" w:name="_Toc136597964"/>
             <w:r>
               <w:t>Контрольная, контроль базовых поверхностей</w:t>
             </w:r>
-            <w:bookmarkEnd w:id="128"/>
+            <w:bookmarkEnd w:id="126"/>
           </w:p>
         </w:tc>
         <w:tc>
@@ -13089,11 +11344,11 @@
             <w:r>
               <w:t xml:space="preserve"> </w:t>
             </w:r>
-            <w:bookmarkStart w:id="129" w:name="_Toc136597965"/>
+            <w:bookmarkStart w:id="127" w:name="_Toc136597965"/>
             <w:r>
               <w:t>-</w:t>
             </w:r>
-            <w:bookmarkEnd w:id="129"/>
+            <w:bookmarkEnd w:id="127"/>
             <w:r>
               <w:t xml:space="preserve"> </w:t>
             </w:r>
@@ -13117,11 +11372,11 @@
             <w:r>
               <w:t xml:space="preserve"> </w:t>
             </w:r>
-            <w:bookmarkStart w:id="130" w:name="_Toc136597966"/>
+            <w:bookmarkStart w:id="128" w:name="_Toc136597966"/>
             <w:r>
               <w:t>-</w:t>
             </w:r>
-            <w:bookmarkEnd w:id="130"/>
+            <w:bookmarkEnd w:id="128"/>
             <w:r>
               <w:t xml:space="preserve"> </w:t>
             </w:r>
@@ -13144,11 +11399,11 @@
               <w:spacing w:line="240" w:lineRule="auto"/>
               <w:ind w:firstLine="0"/>
             </w:pPr>
-            <w:bookmarkStart w:id="131" w:name="_Toc136597967"/>
+            <w:bookmarkStart w:id="129" w:name="_Toc136597967"/>
             <w:r>
               <w:t>040</w:t>
             </w:r>
-            <w:bookmarkEnd w:id="131"/>
+            <w:bookmarkEnd w:id="129"/>
           </w:p>
         </w:tc>
         <w:tc>
@@ -13162,11 +11417,11 @@
               <w:spacing w:line="240" w:lineRule="auto"/>
               <w:ind w:firstLine="0"/>
             </w:pPr>
-            <w:bookmarkStart w:id="132" w:name="_Toc136597968"/>
+            <w:bookmarkStart w:id="130" w:name="_Toc136597968"/>
             <w:r>
               <w:t>Термообработки, неполный отпуск</w:t>
             </w:r>
-            <w:bookmarkEnd w:id="132"/>
+            <w:bookmarkEnd w:id="130"/>
           </w:p>
         </w:tc>
         <w:tc>
@@ -13183,11 +11438,11 @@
             <w:r>
               <w:t xml:space="preserve"> </w:t>
             </w:r>
-            <w:bookmarkStart w:id="133" w:name="_Toc136597969"/>
+            <w:bookmarkStart w:id="131" w:name="_Toc136597969"/>
             <w:r>
               <w:t>-</w:t>
             </w:r>
-            <w:bookmarkEnd w:id="133"/>
+            <w:bookmarkEnd w:id="131"/>
             <w:r>
               <w:t xml:space="preserve"> </w:t>
             </w:r>
@@ -13208,11 +11463,11 @@
               <w:spacing w:line="240" w:lineRule="auto"/>
               <w:ind w:firstLine="0"/>
             </w:pPr>
-            <w:bookmarkStart w:id="134" w:name="_Toc136597970"/>
+            <w:bookmarkStart w:id="132" w:name="_Toc136597970"/>
             <w:r>
               <w:t>Комплекс термической обработки</w:t>
             </w:r>
-            <w:bookmarkEnd w:id="134"/>
+            <w:bookmarkEnd w:id="132"/>
           </w:p>
         </w:tc>
       </w:tr>
@@ -13232,11 +11487,11 @@
               <w:spacing w:line="240" w:lineRule="auto"/>
               <w:ind w:firstLine="0"/>
             </w:pPr>
-            <w:bookmarkStart w:id="135" w:name="_Toc136597971"/>
+            <w:bookmarkStart w:id="133" w:name="_Toc136597971"/>
             <w:r>
               <w:t>045</w:t>
             </w:r>
-            <w:bookmarkEnd w:id="135"/>
+            <w:bookmarkEnd w:id="133"/>
           </w:p>
         </w:tc>
         <w:tc>
@@ -13250,11 +11505,11 @@
               <w:spacing w:line="240" w:lineRule="auto"/>
               <w:ind w:firstLine="0"/>
             </w:pPr>
-            <w:bookmarkStart w:id="136" w:name="_Toc136597972"/>
+            <w:bookmarkStart w:id="134" w:name="_Toc136597972"/>
             <w:r>
               <w:t>Контроль ультразвуковой</w:t>
             </w:r>
-            <w:bookmarkEnd w:id="136"/>
+            <w:bookmarkEnd w:id="134"/>
             <w:r>
               <w:t xml:space="preserve"> </w:t>
             </w:r>
@@ -13274,11 +11529,11 @@
             <w:r>
               <w:t xml:space="preserve"> </w:t>
             </w:r>
-            <w:bookmarkStart w:id="137" w:name="_Toc136597973"/>
+            <w:bookmarkStart w:id="135" w:name="_Toc136597973"/>
             <w:r>
               <w:t>-</w:t>
             </w:r>
-            <w:bookmarkEnd w:id="137"/>
+            <w:bookmarkEnd w:id="135"/>
             <w:r>
               <w:t xml:space="preserve"> </w:t>
             </w:r>
@@ -13299,11 +11554,11 @@
               <w:spacing w:line="240" w:lineRule="auto"/>
               <w:ind w:firstLine="0"/>
             </w:pPr>
-            <w:bookmarkStart w:id="138" w:name="_Toc136597974"/>
+            <w:bookmarkStart w:id="136" w:name="_Toc136597974"/>
             <w:r>
               <w:t>Ультразвуковой дефектоскоп</w:t>
             </w:r>
-            <w:bookmarkEnd w:id="138"/>
+            <w:bookmarkEnd w:id="136"/>
           </w:p>
         </w:tc>
       </w:tr>
@@ -13323,11 +11578,11 @@
               <w:spacing w:line="240" w:lineRule="auto"/>
               <w:ind w:firstLine="0"/>
             </w:pPr>
-            <w:bookmarkStart w:id="139" w:name="_Toc136597975"/>
+            <w:bookmarkStart w:id="137" w:name="_Toc136597975"/>
             <w:r>
               <w:t>050</w:t>
             </w:r>
-            <w:bookmarkEnd w:id="139"/>
+            <w:bookmarkEnd w:id="137"/>
           </w:p>
         </w:tc>
         <w:tc>
@@ -13341,11 +11596,11 @@
               <w:spacing w:line="240" w:lineRule="auto"/>
               <w:ind w:firstLine="0"/>
             </w:pPr>
-            <w:bookmarkStart w:id="140" w:name="_Toc136597976"/>
+            <w:bookmarkStart w:id="138" w:name="_Toc136597976"/>
             <w:r>
               <w:t>Токарная с ЧПУ</w:t>
             </w:r>
-            <w:bookmarkEnd w:id="140"/>
+            <w:bookmarkEnd w:id="138"/>
           </w:p>
           <w:p>
             <w:pPr>
@@ -13353,11 +11608,11 @@
               <w:spacing w:line="240" w:lineRule="auto"/>
               <w:ind w:firstLine="0"/>
             </w:pPr>
-            <w:bookmarkStart w:id="141" w:name="_Toc136597977"/>
+            <w:bookmarkStart w:id="139" w:name="_Toc136597977"/>
             <w:r>
               <w:t>(точение черновое)</w:t>
             </w:r>
-            <w:bookmarkEnd w:id="141"/>
+            <w:bookmarkEnd w:id="139"/>
           </w:p>
         </w:tc>
         <w:tc>
@@ -13371,7 +11626,7 @@
               <w:spacing w:line="240" w:lineRule="auto"/>
               <w:ind w:firstLine="0"/>
             </w:pPr>
-            <w:bookmarkStart w:id="142" w:name="_Toc136597978"/>
+            <w:bookmarkStart w:id="140" w:name="_Toc136597978"/>
             <w:r>
               <w:t xml:space="preserve">Внешняя цилиндрическая поверхность заготовки </w:t>
             </w:r>
@@ -13384,7 +11639,7 @@
             <w:r>
               <w:t>122 мм</w:t>
             </w:r>
-            <w:bookmarkEnd w:id="142"/>
+            <w:bookmarkEnd w:id="140"/>
           </w:p>
         </w:tc>
         <w:tc>
@@ -13402,11 +11657,11 @@
               <w:spacing w:line="240" w:lineRule="auto"/>
               <w:ind w:firstLine="0"/>
             </w:pPr>
-            <w:bookmarkStart w:id="143" w:name="_Toc136597979"/>
+            <w:bookmarkStart w:id="141" w:name="_Toc136597979"/>
             <w:r>
               <w:t>Токарный станок с ЧПУ DMTG CW61100M</w:t>
             </w:r>
-            <w:bookmarkEnd w:id="143"/>
+            <w:bookmarkEnd w:id="141"/>
           </w:p>
         </w:tc>
       </w:tr>
@@ -13426,11 +11681,11 @@
               <w:spacing w:line="240" w:lineRule="auto"/>
               <w:ind w:firstLine="0"/>
             </w:pPr>
-            <w:bookmarkStart w:id="144" w:name="_Toc136597980"/>
+            <w:bookmarkStart w:id="142" w:name="_Toc136597980"/>
             <w:r>
               <w:t>055</w:t>
             </w:r>
-            <w:bookmarkEnd w:id="144"/>
+            <w:bookmarkEnd w:id="142"/>
           </w:p>
         </w:tc>
         <w:tc>
@@ -13444,11 +11699,11 @@
               <w:spacing w:line="240" w:lineRule="auto"/>
               <w:ind w:firstLine="0"/>
             </w:pPr>
-            <w:bookmarkStart w:id="145" w:name="_Toc136597981"/>
+            <w:bookmarkStart w:id="143" w:name="_Toc136597981"/>
             <w:r>
               <w:t>Токарная с ЧПУ</w:t>
             </w:r>
-            <w:bookmarkEnd w:id="145"/>
+            <w:bookmarkEnd w:id="143"/>
           </w:p>
           <w:p>
             <w:pPr>
@@ -13456,11 +11711,11 @@
               <w:spacing w:line="240" w:lineRule="auto"/>
               <w:ind w:firstLine="0"/>
             </w:pPr>
-            <w:bookmarkStart w:id="146" w:name="_Toc136597982"/>
+            <w:bookmarkStart w:id="144" w:name="_Toc136597982"/>
             <w:r>
               <w:t>(точение черновое)</w:t>
             </w:r>
-            <w:bookmarkEnd w:id="146"/>
+            <w:bookmarkEnd w:id="144"/>
           </w:p>
         </w:tc>
         <w:tc>
@@ -13474,7 +11729,7 @@
               <w:spacing w:line="240" w:lineRule="auto"/>
               <w:ind w:firstLine="0"/>
             </w:pPr>
-            <w:bookmarkStart w:id="147" w:name="_Toc136597983"/>
+            <w:bookmarkStart w:id="145" w:name="_Toc136597983"/>
             <w:r>
               <w:t xml:space="preserve">Внутренняя цилиндрическая поверхность заготовки </w:t>
             </w:r>
@@ -13487,7 +11742,7 @@
             <w:r>
               <w:t>162 мм</w:t>
             </w:r>
-            <w:bookmarkEnd w:id="147"/>
+            <w:bookmarkEnd w:id="145"/>
           </w:p>
         </w:tc>
         <w:tc>
@@ -13505,11 +11760,11 @@
               <w:spacing w:line="240" w:lineRule="auto"/>
               <w:ind w:firstLine="0"/>
             </w:pPr>
-            <w:bookmarkStart w:id="148" w:name="_Toc136597984"/>
+            <w:bookmarkStart w:id="146" w:name="_Toc136597984"/>
             <w:r>
               <w:t>Токарный станок с ЧПУ DMTG CW61100M</w:t>
             </w:r>
-            <w:bookmarkEnd w:id="148"/>
+            <w:bookmarkEnd w:id="146"/>
           </w:p>
         </w:tc>
       </w:tr>
@@ -13529,12 +11784,12 @@
               <w:spacing w:line="240" w:lineRule="auto"/>
               <w:ind w:firstLine="0"/>
             </w:pPr>
-            <w:bookmarkStart w:id="149" w:name="_Toc136597985"/>
+            <w:bookmarkStart w:id="147" w:name="_Toc136597985"/>
             <w:r>
               <w:lastRenderedPageBreak/>
               <w:t>060</w:t>
             </w:r>
-            <w:bookmarkEnd w:id="149"/>
+            <w:bookmarkEnd w:id="147"/>
           </w:p>
         </w:tc>
         <w:tc>
@@ -13548,11 +11803,11 @@
               <w:spacing w:line="240" w:lineRule="auto"/>
               <w:ind w:firstLine="0"/>
             </w:pPr>
-            <w:bookmarkStart w:id="150" w:name="_Toc136597986"/>
+            <w:bookmarkStart w:id="148" w:name="_Toc136597986"/>
             <w:r>
               <w:t>Долбежная</w:t>
             </w:r>
-            <w:bookmarkEnd w:id="150"/>
+            <w:bookmarkEnd w:id="148"/>
           </w:p>
         </w:tc>
         <w:tc>
@@ -13566,7 +11821,7 @@
               <w:spacing w:line="240" w:lineRule="auto"/>
               <w:ind w:firstLine="0"/>
             </w:pPr>
-            <w:bookmarkStart w:id="151" w:name="_Toc136597987"/>
+            <w:bookmarkStart w:id="149" w:name="_Toc136597987"/>
             <w:r>
               <w:t xml:space="preserve">Внутренняя цилиндрическая поверхность заготовки </w:t>
             </w:r>
@@ -13579,7 +11834,7 @@
             <w:r>
               <w:t>162 мм</w:t>
             </w:r>
-            <w:bookmarkEnd w:id="151"/>
+            <w:bookmarkEnd w:id="149"/>
           </w:p>
         </w:tc>
         <w:tc>
@@ -13597,11 +11852,11 @@
               <w:spacing w:line="240" w:lineRule="auto"/>
               <w:ind w:firstLine="0"/>
             </w:pPr>
-            <w:bookmarkStart w:id="152" w:name="_Toc136597988"/>
+            <w:bookmarkStart w:id="150" w:name="_Toc136597988"/>
             <w:r>
               <w:t>Станок BK5032 с ЧПУ</w:t>
             </w:r>
-            <w:bookmarkEnd w:id="152"/>
+            <w:bookmarkEnd w:id="150"/>
           </w:p>
         </w:tc>
       </w:tr>
@@ -13621,11 +11876,11 @@
               <w:spacing w:line="240" w:lineRule="auto"/>
               <w:ind w:firstLine="0"/>
             </w:pPr>
-            <w:bookmarkStart w:id="153" w:name="_Toc136597989"/>
+            <w:bookmarkStart w:id="151" w:name="_Toc136597989"/>
             <w:r>
               <w:t>065</w:t>
             </w:r>
-            <w:bookmarkEnd w:id="153"/>
+            <w:bookmarkEnd w:id="151"/>
           </w:p>
         </w:tc>
         <w:tc>
@@ -13639,11 +11894,11 @@
               <w:spacing w:line="240" w:lineRule="auto"/>
               <w:ind w:firstLine="0"/>
             </w:pPr>
-            <w:bookmarkStart w:id="154" w:name="_Toc136597990"/>
+            <w:bookmarkStart w:id="152" w:name="_Toc136597990"/>
             <w:r>
               <w:t>Токарная с ЧПУ</w:t>
             </w:r>
-            <w:bookmarkEnd w:id="154"/>
+            <w:bookmarkEnd w:id="152"/>
           </w:p>
           <w:p>
             <w:pPr>
@@ -13651,11 +11906,11 @@
               <w:spacing w:line="240" w:lineRule="auto"/>
               <w:ind w:firstLine="0"/>
             </w:pPr>
-            <w:bookmarkStart w:id="155" w:name="_Toc136597991"/>
+            <w:bookmarkStart w:id="153" w:name="_Toc136597991"/>
             <w:r>
               <w:t>(точение черновое)</w:t>
             </w:r>
-            <w:bookmarkEnd w:id="155"/>
+            <w:bookmarkEnd w:id="153"/>
           </w:p>
         </w:tc>
         <w:tc>
@@ -13669,7 +11924,7 @@
               <w:spacing w:line="240" w:lineRule="auto"/>
               <w:ind w:firstLine="0"/>
             </w:pPr>
-            <w:bookmarkStart w:id="156" w:name="_Toc136597992"/>
+            <w:bookmarkStart w:id="154" w:name="_Toc136597992"/>
             <w:r>
               <w:t xml:space="preserve">Внутренняя цилиндрическая поверхность заготовки </w:t>
             </w:r>
@@ -13682,7 +11937,7 @@
             <w:r>
               <w:t>162 мм</w:t>
             </w:r>
-            <w:bookmarkEnd w:id="156"/>
+            <w:bookmarkEnd w:id="154"/>
           </w:p>
         </w:tc>
         <w:tc>
@@ -13700,11 +11955,11 @@
               <w:spacing w:line="240" w:lineRule="auto"/>
               <w:ind w:firstLine="0"/>
             </w:pPr>
-            <w:bookmarkStart w:id="157" w:name="_Toc136597993"/>
+            <w:bookmarkStart w:id="155" w:name="_Toc136597993"/>
             <w:r>
               <w:t>Токарный станок с ЧПУ DMTG CW61100M</w:t>
             </w:r>
-            <w:bookmarkEnd w:id="157"/>
+            <w:bookmarkEnd w:id="155"/>
           </w:p>
         </w:tc>
       </w:tr>
@@ -13724,11 +11979,11 @@
               <w:spacing w:line="240" w:lineRule="auto"/>
               <w:ind w:firstLine="0"/>
             </w:pPr>
-            <w:bookmarkStart w:id="158" w:name="_Toc136597994"/>
+            <w:bookmarkStart w:id="156" w:name="_Toc136597994"/>
             <w:r>
               <w:t>070</w:t>
             </w:r>
-            <w:bookmarkEnd w:id="158"/>
+            <w:bookmarkEnd w:id="156"/>
           </w:p>
         </w:tc>
         <w:tc>
@@ -13742,11 +11997,11 @@
               <w:spacing w:line="240" w:lineRule="auto"/>
               <w:ind w:firstLine="0"/>
             </w:pPr>
-            <w:bookmarkStart w:id="159" w:name="_Toc136597995"/>
+            <w:bookmarkStart w:id="157" w:name="_Toc136597995"/>
             <w:r>
               <w:t>Контрольная, контроль базовых поверхностей</w:t>
             </w:r>
-            <w:bookmarkEnd w:id="159"/>
+            <w:bookmarkEnd w:id="157"/>
           </w:p>
         </w:tc>
         <w:tc>
@@ -13763,11 +12018,11 @@
             <w:r>
               <w:t xml:space="preserve"> </w:t>
             </w:r>
-            <w:bookmarkStart w:id="160" w:name="_Toc136597996"/>
+            <w:bookmarkStart w:id="158" w:name="_Toc136597996"/>
             <w:r>
               <w:t>-</w:t>
             </w:r>
-            <w:bookmarkEnd w:id="160"/>
+            <w:bookmarkEnd w:id="158"/>
             <w:r>
               <w:t xml:space="preserve"> </w:t>
             </w:r>
@@ -13791,11 +12046,11 @@
             <w:r>
               <w:t xml:space="preserve"> </w:t>
             </w:r>
-            <w:bookmarkStart w:id="161" w:name="_Toc136597997"/>
+            <w:bookmarkStart w:id="159" w:name="_Toc136597997"/>
             <w:r>
               <w:t>-</w:t>
             </w:r>
-            <w:bookmarkEnd w:id="161"/>
+            <w:bookmarkEnd w:id="159"/>
             <w:r>
               <w:t xml:space="preserve"> </w:t>
             </w:r>
@@ -13818,11 +12073,11 @@
               <w:spacing w:line="240" w:lineRule="auto"/>
               <w:ind w:firstLine="0"/>
             </w:pPr>
-            <w:bookmarkStart w:id="162" w:name="_Toc136597998"/>
+            <w:bookmarkStart w:id="160" w:name="_Toc136597998"/>
             <w:r>
               <w:t>075</w:t>
             </w:r>
-            <w:bookmarkEnd w:id="162"/>
+            <w:bookmarkEnd w:id="160"/>
           </w:p>
         </w:tc>
         <w:tc>
@@ -13836,11 +12091,11 @@
               <w:spacing w:line="240" w:lineRule="auto"/>
               <w:ind w:firstLine="0"/>
             </w:pPr>
-            <w:bookmarkStart w:id="163" w:name="_Toc136597999"/>
+            <w:bookmarkStart w:id="161" w:name="_Toc136597999"/>
             <w:r>
               <w:t>Вертикально-сверлильная с ЧПУ</w:t>
             </w:r>
-            <w:bookmarkEnd w:id="163"/>
+            <w:bookmarkEnd w:id="161"/>
           </w:p>
         </w:tc>
         <w:tc>
@@ -13854,7 +12109,7 @@
               <w:spacing w:line="240" w:lineRule="auto"/>
               <w:ind w:firstLine="0"/>
             </w:pPr>
-            <w:bookmarkStart w:id="164" w:name="_Toc136598000"/>
+            <w:bookmarkStart w:id="162" w:name="_Toc136598000"/>
             <w:r>
               <w:t xml:space="preserve">Внешняя цилиндрическая поверхность заготовки </w:t>
             </w:r>
@@ -13867,7 +12122,7 @@
             <w:r>
               <w:t>120 мм</w:t>
             </w:r>
-            <w:bookmarkEnd w:id="164"/>
+            <w:bookmarkEnd w:id="162"/>
           </w:p>
         </w:tc>
         <w:tc>
@@ -13885,11 +12140,11 @@
               <w:spacing w:line="240" w:lineRule="auto"/>
               <w:ind w:firstLine="0"/>
             </w:pPr>
-            <w:bookmarkStart w:id="165" w:name="_Toc136598001"/>
+            <w:bookmarkStart w:id="163" w:name="_Toc136598001"/>
             <w:r>
               <w:t>Сверлильный станок Роутер 6050КС</w:t>
             </w:r>
-            <w:bookmarkEnd w:id="165"/>
+            <w:bookmarkEnd w:id="163"/>
           </w:p>
         </w:tc>
       </w:tr>
@@ -13909,11 +12164,11 @@
               <w:spacing w:line="240" w:lineRule="auto"/>
               <w:ind w:firstLine="0"/>
             </w:pPr>
-            <w:bookmarkStart w:id="166" w:name="_Toc136598002"/>
+            <w:bookmarkStart w:id="164" w:name="_Toc136598002"/>
             <w:r>
               <w:t>080</w:t>
             </w:r>
-            <w:bookmarkEnd w:id="166"/>
+            <w:bookmarkEnd w:id="164"/>
           </w:p>
         </w:tc>
         <w:tc>
@@ -13927,11 +12182,11 @@
               <w:spacing w:line="240" w:lineRule="auto"/>
               <w:ind w:firstLine="0"/>
             </w:pPr>
-            <w:bookmarkStart w:id="167" w:name="_Toc136598003"/>
+            <w:bookmarkStart w:id="165" w:name="_Toc136598003"/>
             <w:r>
               <w:t>Вертикально-сверлильная с ЧПУ</w:t>
             </w:r>
-            <w:bookmarkEnd w:id="167"/>
+            <w:bookmarkEnd w:id="165"/>
           </w:p>
         </w:tc>
         <w:tc>
@@ -13945,7 +12200,7 @@
               <w:spacing w:line="240" w:lineRule="auto"/>
               <w:ind w:firstLine="0"/>
             </w:pPr>
-            <w:bookmarkStart w:id="168" w:name="_Toc136598004"/>
+            <w:bookmarkStart w:id="166" w:name="_Toc136598004"/>
             <w:r>
               <w:t xml:space="preserve">Внешняя цилиндрическая поверхность заготовки </w:t>
             </w:r>
@@ -13958,7 +12213,7 @@
             <w:r>
               <w:t>120 мм</w:t>
             </w:r>
-            <w:bookmarkEnd w:id="168"/>
+            <w:bookmarkEnd w:id="166"/>
           </w:p>
         </w:tc>
         <w:tc>
@@ -13976,11 +12231,11 @@
               <w:spacing w:line="240" w:lineRule="auto"/>
               <w:ind w:firstLine="0"/>
             </w:pPr>
-            <w:bookmarkStart w:id="169" w:name="_Toc136598005"/>
+            <w:bookmarkStart w:id="167" w:name="_Toc136598005"/>
             <w:r>
               <w:t>Сверлильный станок Роутер 6050КС</w:t>
             </w:r>
-            <w:bookmarkEnd w:id="169"/>
+            <w:bookmarkEnd w:id="167"/>
           </w:p>
         </w:tc>
       </w:tr>
@@ -14000,11 +12255,11 @@
               <w:spacing w:line="240" w:lineRule="auto"/>
               <w:ind w:firstLine="0"/>
             </w:pPr>
-            <w:bookmarkStart w:id="170" w:name="_Toc136598010"/>
+            <w:bookmarkStart w:id="168" w:name="_Toc136598010"/>
             <w:r>
               <w:t>090</w:t>
             </w:r>
-            <w:bookmarkEnd w:id="170"/>
+            <w:bookmarkEnd w:id="168"/>
           </w:p>
         </w:tc>
         <w:tc>
@@ -14018,11 +12273,11 @@
               <w:spacing w:line="240" w:lineRule="auto"/>
               <w:ind w:firstLine="0"/>
             </w:pPr>
-            <w:bookmarkStart w:id="171" w:name="_Toc136598011"/>
+            <w:bookmarkStart w:id="169" w:name="_Toc136598011"/>
             <w:r>
               <w:t>Фрезерная с ЧПУ</w:t>
             </w:r>
-            <w:bookmarkEnd w:id="171"/>
+            <w:bookmarkEnd w:id="169"/>
           </w:p>
         </w:tc>
         <w:tc>
@@ -14036,7 +12291,7 @@
               <w:spacing w:line="240" w:lineRule="auto"/>
               <w:ind w:firstLine="0"/>
             </w:pPr>
-            <w:bookmarkStart w:id="172" w:name="_Toc136598012"/>
+            <w:bookmarkStart w:id="170" w:name="_Toc136598012"/>
             <w:r>
               <w:t xml:space="preserve">Внутренняя цилиндрическая поверхность заготовки </w:t>
             </w:r>
@@ -14049,7 +12304,7 @@
             <w:r>
               <w:t>162 мм</w:t>
             </w:r>
-            <w:bookmarkEnd w:id="172"/>
+            <w:bookmarkEnd w:id="170"/>
           </w:p>
         </w:tc>
         <w:tc>
@@ -14067,11 +12322,11 @@
               <w:spacing w:line="240" w:lineRule="auto"/>
               <w:ind w:firstLine="0"/>
             </w:pPr>
-            <w:bookmarkStart w:id="173" w:name="_Toc136598013"/>
+            <w:bookmarkStart w:id="171" w:name="_Toc136598013"/>
             <w:r>
               <w:t>Фрезерный обрабатывающий центр с ЧПУ S500U</w:t>
             </w:r>
-            <w:bookmarkEnd w:id="173"/>
+            <w:bookmarkEnd w:id="171"/>
           </w:p>
         </w:tc>
       </w:tr>
@@ -14091,11 +12346,11 @@
               <w:spacing w:line="240" w:lineRule="auto"/>
               <w:ind w:firstLine="0"/>
             </w:pPr>
-            <w:bookmarkStart w:id="174" w:name="_Toc136598014"/>
+            <w:bookmarkStart w:id="172" w:name="_Toc136598014"/>
             <w:r>
               <w:t>095</w:t>
             </w:r>
-            <w:bookmarkEnd w:id="174"/>
+            <w:bookmarkEnd w:id="172"/>
           </w:p>
         </w:tc>
         <w:tc>
@@ -14109,11 +12364,11 @@
               <w:spacing w:line="240" w:lineRule="auto"/>
               <w:ind w:firstLine="0"/>
             </w:pPr>
-            <w:bookmarkStart w:id="175" w:name="_Toc136598015"/>
+            <w:bookmarkStart w:id="173" w:name="_Toc136598015"/>
             <w:r>
               <w:t>Контрольная, контроль размеров</w:t>
             </w:r>
-            <w:bookmarkEnd w:id="175"/>
+            <w:bookmarkEnd w:id="173"/>
           </w:p>
         </w:tc>
         <w:tc>
@@ -14130,11 +12385,11 @@
             <w:r>
               <w:t xml:space="preserve"> </w:t>
             </w:r>
-            <w:bookmarkStart w:id="176" w:name="_Toc136598016"/>
+            <w:bookmarkStart w:id="174" w:name="_Toc136598016"/>
             <w:r>
               <w:t>-</w:t>
             </w:r>
-            <w:bookmarkEnd w:id="176"/>
+            <w:bookmarkEnd w:id="174"/>
             <w:r>
               <w:t xml:space="preserve"> </w:t>
             </w:r>
@@ -14158,11 +12413,11 @@
             <w:r>
               <w:t xml:space="preserve"> </w:t>
             </w:r>
-            <w:bookmarkStart w:id="177" w:name="_Toc136598017"/>
+            <w:bookmarkStart w:id="175" w:name="_Toc136598017"/>
             <w:r>
               <w:t>-</w:t>
             </w:r>
-            <w:bookmarkEnd w:id="177"/>
+            <w:bookmarkEnd w:id="175"/>
             <w:r>
               <w:t xml:space="preserve"> </w:t>
             </w:r>
@@ -14184,11 +12439,11 @@
               <w:spacing w:line="240" w:lineRule="auto"/>
               <w:ind w:firstLine="0"/>
             </w:pPr>
-            <w:bookmarkStart w:id="178" w:name="_Toc136598018"/>
+            <w:bookmarkStart w:id="176" w:name="_Toc136598018"/>
             <w:r>
               <w:t>100</w:t>
             </w:r>
-            <w:bookmarkEnd w:id="178"/>
+            <w:bookmarkEnd w:id="176"/>
           </w:p>
         </w:tc>
         <w:tc>
@@ -14202,11 +12457,11 @@
               <w:spacing w:line="240" w:lineRule="auto"/>
               <w:ind w:firstLine="0"/>
             </w:pPr>
-            <w:bookmarkStart w:id="179" w:name="_Toc136598019"/>
+            <w:bookmarkStart w:id="177" w:name="_Toc136598019"/>
             <w:r>
               <w:t>Контрольная, контроль формы и расположения</w:t>
             </w:r>
-            <w:bookmarkEnd w:id="179"/>
+            <w:bookmarkEnd w:id="177"/>
           </w:p>
         </w:tc>
         <w:tc>
@@ -14223,11 +12478,11 @@
             <w:r>
               <w:t xml:space="preserve"> </w:t>
             </w:r>
-            <w:bookmarkStart w:id="180" w:name="_Toc136598020"/>
+            <w:bookmarkStart w:id="178" w:name="_Toc136598020"/>
             <w:r>
               <w:t>-</w:t>
             </w:r>
-            <w:bookmarkEnd w:id="180"/>
+            <w:bookmarkEnd w:id="178"/>
             <w:r>
               <w:t xml:space="preserve"> </w:t>
             </w:r>
@@ -14251,11 +12506,11 @@
             <w:r>
               <w:t xml:space="preserve"> </w:t>
             </w:r>
-            <w:bookmarkStart w:id="181" w:name="_Toc136598021"/>
+            <w:bookmarkStart w:id="179" w:name="_Toc136598021"/>
             <w:r>
               <w:t>-</w:t>
             </w:r>
-            <w:bookmarkEnd w:id="181"/>
+            <w:bookmarkEnd w:id="179"/>
             <w:r>
               <w:t xml:space="preserve"> </w:t>
             </w:r>
@@ -14277,11 +12532,11 @@
               <w:spacing w:line="240" w:lineRule="auto"/>
               <w:ind w:firstLine="0"/>
             </w:pPr>
-            <w:bookmarkStart w:id="182" w:name="_Toc136598022"/>
+            <w:bookmarkStart w:id="180" w:name="_Toc136598022"/>
             <w:r>
               <w:t>105</w:t>
             </w:r>
-            <w:bookmarkEnd w:id="182"/>
+            <w:bookmarkEnd w:id="180"/>
           </w:p>
         </w:tc>
         <w:tc>
@@ -14295,11 +12550,11 @@
               <w:spacing w:line="240" w:lineRule="auto"/>
               <w:ind w:firstLine="0"/>
             </w:pPr>
-            <w:bookmarkStart w:id="183" w:name="_Toc136598023"/>
+            <w:bookmarkStart w:id="181" w:name="_Toc136598023"/>
             <w:r>
               <w:t>Контрольная, контроль магнитный</w:t>
             </w:r>
-            <w:bookmarkEnd w:id="183"/>
+            <w:bookmarkEnd w:id="181"/>
           </w:p>
         </w:tc>
         <w:tc>
@@ -14316,11 +12571,11 @@
             <w:r>
               <w:t xml:space="preserve"> </w:t>
             </w:r>
-            <w:bookmarkStart w:id="184" w:name="_Toc136598024"/>
+            <w:bookmarkStart w:id="182" w:name="_Toc136598024"/>
             <w:r>
               <w:t>-</w:t>
             </w:r>
-            <w:bookmarkEnd w:id="184"/>
+            <w:bookmarkEnd w:id="182"/>
             <w:r>
               <w:t xml:space="preserve"> </w:t>
             </w:r>
@@ -14344,11 +12599,11 @@
             <w:r>
               <w:t xml:space="preserve"> </w:t>
             </w:r>
-            <w:bookmarkStart w:id="185" w:name="_Toc136598025"/>
+            <w:bookmarkStart w:id="183" w:name="_Toc136598025"/>
             <w:r>
               <w:t>-</w:t>
             </w:r>
-            <w:bookmarkEnd w:id="185"/>
+            <w:bookmarkEnd w:id="183"/>
             <w:r>
               <w:t xml:space="preserve"> </w:t>
             </w:r>
@@ -14370,11 +12625,11 @@
               <w:spacing w:line="240" w:lineRule="auto"/>
               <w:ind w:firstLine="0"/>
             </w:pPr>
-            <w:bookmarkStart w:id="186" w:name="_Toc136598026"/>
+            <w:bookmarkStart w:id="184" w:name="_Toc136598026"/>
             <w:r>
               <w:t>110</w:t>
             </w:r>
-            <w:bookmarkEnd w:id="186"/>
+            <w:bookmarkEnd w:id="184"/>
           </w:p>
         </w:tc>
         <w:tc>
@@ -14388,11 +12643,11 @@
               <w:spacing w:line="240" w:lineRule="auto"/>
               <w:ind w:firstLine="0"/>
             </w:pPr>
-            <w:bookmarkStart w:id="187" w:name="_Toc136598027"/>
+            <w:bookmarkStart w:id="185" w:name="_Toc136598027"/>
             <w:r>
               <w:t>Статическая балансировка</w:t>
             </w:r>
-            <w:bookmarkEnd w:id="187"/>
+            <w:bookmarkEnd w:id="185"/>
           </w:p>
         </w:tc>
         <w:tc>
@@ -14409,11 +12664,11 @@
             <w:r>
               <w:t xml:space="preserve"> </w:t>
             </w:r>
-            <w:bookmarkStart w:id="188" w:name="_Toc136598028"/>
+            <w:bookmarkStart w:id="186" w:name="_Toc136598028"/>
             <w:r>
               <w:t>-</w:t>
             </w:r>
-            <w:bookmarkEnd w:id="188"/>
+            <w:bookmarkEnd w:id="186"/>
             <w:r>
               <w:t xml:space="preserve"> </w:t>
             </w:r>
@@ -14437,11 +12692,11 @@
             <w:r>
               <w:t xml:space="preserve"> </w:t>
             </w:r>
-            <w:bookmarkStart w:id="189" w:name="_Toc136598029"/>
+            <w:bookmarkStart w:id="187" w:name="_Toc136598029"/>
             <w:r>
               <w:t>-</w:t>
             </w:r>
-            <w:bookmarkEnd w:id="189"/>
+            <w:bookmarkEnd w:id="187"/>
             <w:r>
               <w:t xml:space="preserve"> </w:t>
             </w:r>
@@ -14501,7 +12756,7 @@
           <w:rFonts w:eastAsia="Times New Roman"/>
         </w:rPr>
       </w:pPr>
-      <w:bookmarkStart w:id="190" w:name="_Toc136598030"/>
+      <w:bookmarkStart w:id="188" w:name="_Toc136598030"/>
       <w:r>
         <w:rPr>
           <w:rStyle w:val="affff6"/>
@@ -14516,7 +12771,7 @@
         </w:rPr>
         <w:t xml:space="preserve"> кривошипный горячештамповочный пресс К8540</w:t>
       </w:r>
-      <w:bookmarkEnd w:id="190"/>
+      <w:bookmarkEnd w:id="188"/>
     </w:p>
     <w:p>
       <w:pPr>
@@ -14547,7 +12802,7 @@
                     <pic:cNvPicPr/>
                   </pic:nvPicPr>
                   <pic:blipFill>
-                    <a:blip r:embed="rId24"/>
+                    <a:blip r:embed="rId17"/>
                     <a:stretch>
                       <a:fillRect/>
                     </a:stretch>
@@ -14691,7 +12946,7 @@
                     <pic:cNvPicPr/>
                   </pic:nvPicPr>
                   <pic:blipFill rotWithShape="1">
-                    <a:blip r:embed="rId25"/>
+                    <a:blip r:embed="rId18"/>
                     <a:srcRect t="7394" b="3538"/>
                     <a:stretch/>
                   </pic:blipFill>
@@ -14875,7 +13130,7 @@
                     <pic:cNvPicPr/>
                   </pic:nvPicPr>
                   <pic:blipFill>
-                    <a:blip r:embed="rId26"/>
+                    <a:blip r:embed="rId19"/>
                     <a:stretch>
                       <a:fillRect/>
                     </a:stretch>
@@ -15064,7 +13319,7 @@
                     <pic:cNvPicPr/>
                   </pic:nvPicPr>
                   <pic:blipFill>
-                    <a:blip r:embed="rId27"/>
+                    <a:blip r:embed="rId20"/>
                     <a:stretch>
                       <a:fillRect/>
                     </a:stretch>
@@ -15144,7 +13399,7 @@
                     <pic:cNvPicPr/>
                   </pic:nvPicPr>
                   <pic:blipFill>
-                    <a:blip r:embed="rId28"/>
+                    <a:blip r:embed="rId21"/>
                     <a:stretch>
                       <a:fillRect/>
                     </a:stretch>
@@ -15333,7 +13588,7 @@
                     <pic:cNvPicPr/>
                   </pic:nvPicPr>
                   <pic:blipFill>
-                    <a:blip r:embed="rId29"/>
+                    <a:blip r:embed="rId22"/>
                     <a:stretch>
                       <a:fillRect/>
                     </a:stretch>
@@ -15509,7 +13764,7 @@
                     <pic:cNvPicPr/>
                   </pic:nvPicPr>
                   <pic:blipFill>
-                    <a:blip r:embed="rId30"/>
+                    <a:blip r:embed="rId23"/>
                     <a:stretch>
                       <a:fillRect/>
                     </a:stretch>
@@ -15669,7 +13924,7 @@
                     <pic:cNvPicPr/>
                   </pic:nvPicPr>
                   <pic:blipFill>
-                    <a:blip r:embed="rId31"/>
+                    <a:blip r:embed="rId24"/>
                     <a:stretch>
                       <a:fillRect/>
                     </a:stretch>
@@ -15901,7 +14156,7 @@
                     <pic:cNvPicPr/>
                   </pic:nvPicPr>
                   <pic:blipFill>
-                    <a:blip r:embed="rId32"/>
+                    <a:blip r:embed="rId25"/>
                     <a:stretch>
                       <a:fillRect/>
                     </a:stretch>
@@ -16074,7 +14329,7 @@
                     <pic:cNvPicPr/>
                   </pic:nvPicPr>
                   <pic:blipFill>
-                    <a:blip r:embed="rId33"/>
+                    <a:blip r:embed="rId26"/>
                     <a:stretch>
                       <a:fillRect/>
                     </a:stretch>
@@ -16233,7 +14488,7 @@
                     <pic:cNvPicPr/>
                   </pic:nvPicPr>
                   <pic:blipFill>
-                    <a:blip r:embed="rId34"/>
+                    <a:blip r:embed="rId27"/>
                     <a:stretch>
                       <a:fillRect/>
                     </a:stretch>
@@ -16406,7 +14661,7 @@
                     <pic:cNvPicPr/>
                   </pic:nvPicPr>
                   <pic:blipFill>
-                    <a:blip r:embed="rId35"/>
+                    <a:blip r:embed="rId28"/>
                     <a:stretch>
                       <a:fillRect/>
                     </a:stretch>
@@ -16457,7 +14712,7 @@
                     <pic:cNvPicPr/>
                   </pic:nvPicPr>
                   <pic:blipFill>
-                    <a:blip r:embed="rId36"/>
+                    <a:blip r:embed="rId29"/>
                     <a:stretch>
                       <a:fillRect/>
                     </a:stretch>
@@ -16498,7 +14753,7 @@
                     <pic:cNvPicPr/>
                   </pic:nvPicPr>
                   <pic:blipFill>
-                    <a:blip r:embed="rId37"/>
+                    <a:blip r:embed="rId30"/>
                     <a:stretch>
                       <a:fillRect/>
                     </a:stretch>
@@ -16535,7 +14790,7 @@
                     <pic:cNvPicPr/>
                   </pic:nvPicPr>
                   <pic:blipFill>
-                    <a:blip r:embed="rId38"/>
+                    <a:blip r:embed="rId31"/>
                     <a:stretch>
                       <a:fillRect/>
                     </a:stretch>
@@ -16585,7 +14840,7 @@
                     <pic:cNvPicPr/>
                   </pic:nvPicPr>
                   <pic:blipFill rotWithShape="1">
-                    <a:blip r:embed="rId39"/>
+                    <a:blip r:embed="rId32"/>
                     <a:srcRect t="6694"/>
                     <a:stretch/>
                   </pic:blipFill>
@@ -16636,7 +14891,7 @@
                     <pic:cNvPicPr/>
                   </pic:nvPicPr>
                   <pic:blipFill>
-                    <a:blip r:embed="rId40"/>
+                    <a:blip r:embed="rId33"/>
                     <a:stretch>
                       <a:fillRect/>
                     </a:stretch>
@@ -16855,7 +15110,7 @@
                     <pic:cNvPicPr/>
                   </pic:nvPicPr>
                   <pic:blipFill>
-                    <a:blip r:embed="rId41"/>
+                    <a:blip r:embed="rId34"/>
                     <a:stretch>
                       <a:fillRect/>
                     </a:stretch>
@@ -17050,7 +15305,7 @@
                     <pic:cNvPicPr/>
                   </pic:nvPicPr>
                   <pic:blipFill>
-                    <a:blip r:embed="rId42"/>
+                    <a:blip r:embed="rId35"/>
                     <a:stretch>
                       <a:fillRect/>
                     </a:stretch>
@@ -17187,7 +15442,7 @@
                     <pic:cNvPicPr/>
                   </pic:nvPicPr>
                   <pic:blipFill>
-                    <a:blip r:embed="rId43"/>
+                    <a:blip r:embed="rId36"/>
                     <a:stretch>
                       <a:fillRect/>
                     </a:stretch>
@@ -17349,7 +15604,7 @@
                     <pic:cNvPicPr/>
                   </pic:nvPicPr>
                   <pic:blipFill>
-                    <a:blip r:embed="rId44">
+                    <a:blip r:embed="rId37">
                       <a:extLst>
                         <a:ext uri="{28A0092B-C50C-407E-A947-70E740481C1C}">
                           <a14:useLocalDpi xmlns:a14="http://schemas.microsoft.com/office/drawing/2010/main" val="0"/>
@@ -17406,7 +15661,7 @@
                     <pic:cNvPicPr/>
                   </pic:nvPicPr>
                   <pic:blipFill>
-                    <a:blip r:embed="rId45"/>
+                    <a:blip r:embed="rId38"/>
                     <a:stretch>
                       <a:fillRect/>
                     </a:stretch>
@@ -17454,7 +15709,7 @@
                     <pic:cNvPicPr/>
                   </pic:nvPicPr>
                   <pic:blipFill>
-                    <a:blip r:embed="rId46"/>
+                    <a:blip r:embed="rId39"/>
                     <a:stretch>
                       <a:fillRect/>
                     </a:stretch>
@@ -17502,7 +15757,7 @@
                     <pic:cNvPicPr/>
                   </pic:nvPicPr>
                   <pic:blipFill>
-                    <a:blip r:embed="rId47"/>
+                    <a:blip r:embed="rId40"/>
                     <a:stretch>
                       <a:fillRect/>
                     </a:stretch>
@@ -17543,7 +15798,7 @@
                     <pic:cNvPicPr/>
                   </pic:nvPicPr>
                   <pic:blipFill>
-                    <a:blip r:embed="rId48"/>
+                    <a:blip r:embed="rId41"/>
                     <a:stretch>
                       <a:fillRect/>
                     </a:stretch>
@@ -17697,9 +15952,9 @@
           <w:lang w:val="ru-RU"/>
         </w:rPr>
       </w:pPr>
-      <w:bookmarkStart w:id="191" w:name="_Toc136598031"/>
-      <w:bookmarkStart w:id="192" w:name="_Toc136602773"/>
-      <w:bookmarkStart w:id="193" w:name="_Toc198758324"/>
+      <w:bookmarkStart w:id="189" w:name="_Toc136598031"/>
+      <w:bookmarkStart w:id="190" w:name="_Toc136602773"/>
+      <w:bookmarkStart w:id="191" w:name="_Toc198761387"/>
       <w:r>
         <w:rPr>
           <w:lang w:val="ru-RU"/>
@@ -17720,9 +15975,9 @@
         <w:tab/>
         <w:t>Разработка операционной технологии обработки. Оформление операционных эскизов механической обработки</w:t>
       </w:r>
+      <w:bookmarkEnd w:id="189"/>
+      <w:bookmarkEnd w:id="190"/>
       <w:bookmarkEnd w:id="191"/>
-      <w:bookmarkEnd w:id="192"/>
-      <w:bookmarkEnd w:id="193"/>
     </w:p>
     <w:p>
       <w:pPr>
@@ -18055,7 +16310,7 @@
                     <pic:cNvPicPr/>
                   </pic:nvPicPr>
                   <pic:blipFill>
-                    <a:blip r:embed="rId49"/>
+                    <a:blip r:embed="rId42"/>
                     <a:stretch>
                       <a:fillRect/>
                     </a:stretch>
@@ -18135,7 +16390,7 @@
                     <pic:cNvPicPr/>
                   </pic:nvPicPr>
                   <pic:blipFill>
-                    <a:blip r:embed="rId50"/>
+                    <a:blip r:embed="rId43"/>
                     <a:stretch>
                       <a:fillRect/>
                     </a:stretch>
@@ -18188,7 +16443,7 @@
                     <pic:cNvPicPr/>
                   </pic:nvPicPr>
                   <pic:blipFill>
-                    <a:blip r:embed="rId51"/>
+                    <a:blip r:embed="rId44"/>
                     <a:stretch>
                       <a:fillRect/>
                     </a:stretch>
@@ -18352,7 +16607,7 @@
                     <pic:cNvPicPr/>
                   </pic:nvPicPr>
                   <pic:blipFill>
-                    <a:blip r:embed="rId52"/>
+                    <a:blip r:embed="rId45"/>
                     <a:stretch>
                       <a:fillRect/>
                     </a:stretch>
@@ -18579,7 +16834,7 @@
                     <pic:cNvPicPr/>
                   </pic:nvPicPr>
                   <pic:blipFill>
-                    <a:blip r:embed="rId53"/>
+                    <a:blip r:embed="rId46"/>
                     <a:stretch>
                       <a:fillRect/>
                     </a:stretch>
@@ -18811,7 +17066,7 @@
                     <pic:cNvPicPr/>
                   </pic:nvPicPr>
                   <pic:blipFill>
-                    <a:blip r:embed="rId54"/>
+                    <a:blip r:embed="rId47"/>
                     <a:stretch>
                       <a:fillRect/>
                     </a:stretch>
@@ -19043,7 +17298,7 @@
                     <pic:cNvPicPr/>
                   </pic:nvPicPr>
                   <pic:blipFill>
-                    <a:blip r:embed="rId55"/>
+                    <a:blip r:embed="rId48"/>
                     <a:stretch>
                       <a:fillRect/>
                     </a:stretch>
@@ -19126,10 +17381,10 @@
           <w:lang w:val="ru-RU"/>
         </w:rPr>
       </w:pPr>
-      <w:bookmarkStart w:id="194" w:name="_Toc135328759"/>
-      <w:bookmarkStart w:id="195" w:name="_Toc136598032"/>
-      <w:bookmarkStart w:id="196" w:name="_Toc136602774"/>
-      <w:bookmarkStart w:id="197" w:name="_Toc198758325"/>
+      <w:bookmarkStart w:id="192" w:name="_Toc135328759"/>
+      <w:bookmarkStart w:id="193" w:name="_Toc136598032"/>
+      <w:bookmarkStart w:id="194" w:name="_Toc136602774"/>
+      <w:bookmarkStart w:id="195" w:name="_Toc198761388"/>
       <w:r>
         <w:rPr>
           <w:lang w:val="ru-RU"/>
@@ -19155,69 +17410,69 @@
         </w:rPr>
         <w:t>Заключение</w:t>
       </w:r>
+      <w:bookmarkEnd w:id="192"/>
+      <w:bookmarkEnd w:id="193"/>
       <w:bookmarkEnd w:id="194"/>
       <w:bookmarkEnd w:id="195"/>
+    </w:p>
+    <w:p>
+      <w:pPr>
+        <w:pStyle w:val="affff3"/>
+      </w:pPr>
+      <w:r>
+        <w:t>В результате проектирования были разработаны технологические процессы сборки подшипникового узла ротора компрессора низкого давления газотурбинного двигателя технологический процесс изготовления ротора компрессора низкого давления.</w:t>
+      </w:r>
+    </w:p>
+    <w:p>
+      <w:pPr>
+        <w:pStyle w:val="affff3"/>
+      </w:pPr>
+      <w:r>
+        <w:t>Для сборки были назначены и обоснованы несколько технических требований, разработан маршрутный технологический процесс сборки и рассчитаны некоторые из операций.</w:t>
+      </w:r>
+    </w:p>
+    <w:p>
+      <w:pPr>
+        <w:pStyle w:val="affff3"/>
+      </w:pPr>
+      <w:r>
+        <w:t>Для детали были назначены и обоснованы несколько технических требований, выбран и обоснован материал и способ получения заготовки, разработан маршрутный процесс изготовления рассчитана основная операция.</w:t>
+      </w:r>
+    </w:p>
+    <w:p>
+      <w:pPr>
+        <w:pStyle w:val="18"/>
+        <w:jc w:val="center"/>
+        <w:rPr>
+          <w:lang w:val="ru-RU"/>
+        </w:rPr>
+      </w:pPr>
+      <w:r>
+        <w:rPr>
+          <w:lang w:val="ru-RU"/>
+        </w:rPr>
+        <w:br w:type="page"/>
+      </w:r>
+      <w:bookmarkStart w:id="196" w:name="_Toc168916049"/>
+      <w:bookmarkStart w:id="197" w:name="_Toc198761389"/>
+      <w:r>
+        <w:rPr>
+          <w:lang w:val="ru-RU"/>
+        </w:rPr>
+        <w:lastRenderedPageBreak/>
+        <w:t>З</w:t>
+      </w:r>
+      <w:r>
+        <w:rPr>
+          <w:lang w:val="ru-RU"/>
+        </w:rPr>
+        <w:t>АКЛЮЧЕНИЕ</w:t>
+      </w:r>
       <w:bookmarkEnd w:id="196"/>
       <w:bookmarkEnd w:id="197"/>
     </w:p>
     <w:p>
       <w:pPr>
-        <w:pStyle w:val="affff3"/>
-      </w:pPr>
-      <w:r>
-        <w:t>В результате проектирования были разработаны технологические процессы сборки подшипникового узла ротора компрессора низкого давления газотурбинного двигателя технологический процесс изготовления ротора компрессора низкого давления.</w:t>
-      </w:r>
-    </w:p>
-    <w:p>
-      <w:pPr>
-        <w:pStyle w:val="affff3"/>
-      </w:pPr>
-      <w:r>
-        <w:t>Для сборки были назначены и обоснованы несколько технических требований, разработан маршрутный технологический процесс сборки и рассчитаны некоторые из операций.</w:t>
-      </w:r>
-    </w:p>
-    <w:p>
-      <w:pPr>
-        <w:pStyle w:val="affff3"/>
-      </w:pPr>
-      <w:r>
-        <w:t>Для детали были назначены и обоснованы несколько технических требований, выбран и обоснован материал и способ получения заготовки, разработан маршрутный процесс изготовления рассчитана основная операция.</w:t>
-      </w:r>
-    </w:p>
-    <w:p>
-      <w:pPr>
-        <w:pStyle w:val="18"/>
-        <w:jc w:val="center"/>
-        <w:rPr>
-          <w:lang w:val="ru-RU"/>
-        </w:rPr>
-      </w:pPr>
-      <w:r>
-        <w:rPr>
-          <w:lang w:val="ru-RU"/>
-        </w:rPr>
-        <w:br w:type="page"/>
-      </w:r>
-      <w:bookmarkStart w:id="198" w:name="_Toc168916049"/>
-      <w:bookmarkStart w:id="199" w:name="_Toc198758326"/>
-      <w:r>
-        <w:rPr>
-          <w:lang w:val="ru-RU"/>
-        </w:rPr>
-        <w:lastRenderedPageBreak/>
-        <w:t>З</w:t>
-      </w:r>
-      <w:r>
-        <w:rPr>
-          <w:lang w:val="ru-RU"/>
-        </w:rPr>
-        <w:t>АКЛЮЧЕНИЕ</w:t>
-      </w:r>
-      <w:bookmarkEnd w:id="198"/>
-      <w:bookmarkEnd w:id="199"/>
-    </w:p>
-    <w:p>
-      <w:pPr>
         <w:pStyle w:val="ad"/>
         <w:rPr>
           <w:lang w:val="ru-RU"/>
@@ -19716,7 +17971,7 @@
           <w:lang w:val="ru-RU"/>
         </w:rPr>
       </w:pPr>
-      <w:bookmarkStart w:id="200" w:name="_Toc198758327"/>
+      <w:bookmarkStart w:id="198" w:name="_Toc198761390"/>
       <w:r>
         <w:rPr>
           <w:lang w:val="ru-RU"/>
@@ -19730,7 +17985,7 @@
         </w:rPr>
         <w:t>ПИСОК ИСПОЛЬЗОВАННЫХ ИСТОЧНИКОВ</w:t>
       </w:r>
-      <w:bookmarkEnd w:id="200"/>
+      <w:bookmarkEnd w:id="198"/>
     </w:p>
     <w:p>
       <w:pPr>
@@ -20100,7 +18355,7 @@
       <w:r>
         <w:t xml:space="preserve">13. </w:t>
       </w:r>
-      <w:hyperlink r:id="rId56" w:history="1">
+      <w:hyperlink r:id="rId49" w:history="1">
         <w:r>
           <w:rPr>
             <w:rStyle w:val="afb"/>
@@ -20800,7 +19055,7 @@
         </w:rPr>
         <w:t xml:space="preserve"> </w:t>
       </w:r>
-      <w:hyperlink r:id="rId57" w:history="1">
+      <w:hyperlink r:id="rId50" w:history="1">
         <w:r>
           <w:rPr>
             <w:rStyle w:val="afb"/>
@@ -21503,7 +19758,7 @@
         </w:rPr>
         <w:t xml:space="preserve">. </w:t>
       </w:r>
-      <w:hyperlink r:id="rId58" w:history="1">
+      <w:hyperlink r:id="rId51" w:history="1">
         <w:r>
           <w:rPr>
             <w:rStyle w:val="afb"/>
@@ -21824,7 +20079,7 @@
           <w:szCs w:val="32"/>
         </w:rPr>
         <w:sectPr>
-          <w:footerReference w:type="default" r:id="rId59"/>
+          <w:footerReference w:type="default" r:id="rId52"/>
           <w:pgSz w:w="11906" w:h="16838"/>
           <w:pgMar w:top="1134" w:right="567" w:bottom="1134" w:left="1701" w:header="709" w:footer="709" w:gutter="0"/>
           <w:cols w:space="708"/>
@@ -21838,7 +20093,7 @@
         <w:ind w:left="709" w:firstLine="0"/>
         <w:jc w:val="center"/>
       </w:pPr>
-      <w:bookmarkStart w:id="201" w:name="_Toc198758328"/>
+      <w:bookmarkStart w:id="199" w:name="_Toc198761391"/>
       <w:r>
         <w:lastRenderedPageBreak/>
         <w:t xml:space="preserve">ПРИЛОЖЕНИЕ </w:t>
@@ -21846,7 +20101,7 @@
       <w:r>
         <w:t>А</w:t>
       </w:r>
-      <w:bookmarkEnd w:id="201"/>
+      <w:bookmarkEnd w:id="199"/>
     </w:p>
     <w:p>
       <w:pPr>
@@ -21900,7 +20155,7 @@
                     <pic:cNvPicPr/>
                   </pic:nvPicPr>
                   <pic:blipFill>
-                    <a:blip r:embed="rId60"/>
+                    <a:blip r:embed="rId53"/>
                     <a:stretch>
                       <a:fillRect/>
                     </a:stretch>
@@ -21948,7 +20203,7 @@
                     <pic:cNvPicPr/>
                   </pic:nvPicPr>
                   <pic:blipFill>
-                    <a:blip r:embed="rId61"/>
+                    <a:blip r:embed="rId54"/>
                     <a:stretch>
                       <a:fillRect/>
                     </a:stretch>
@@ -21996,7 +20251,7 @@
                     <pic:cNvPicPr/>
                   </pic:nvPicPr>
                   <pic:blipFill>
-                    <a:blip r:embed="rId62"/>
+                    <a:blip r:embed="rId55"/>
                     <a:stretch>
                       <a:fillRect/>
                     </a:stretch>
@@ -22005,102 +20260,6 @@
                     <a:xfrm>
                       <a:off x="0" y="0"/>
                       <a:ext cx="8655685" cy="6120130"/>
-                    </a:xfrm>
-                    <a:prstGeom prst="rect">
-                      <a:avLst/>
-                    </a:prstGeom>
-                  </pic:spPr>
-                </pic:pic>
-              </a:graphicData>
-            </a:graphic>
-          </wp:inline>
-        </w:drawing>
-      </w:r>
-    </w:p>
-    <w:p>
-      <w:pPr>
-        <w:spacing w:after="160" w:line="259" w:lineRule="auto"/>
-        <w:jc w:val="left"/>
-      </w:pPr>
-      <w:r>
-        <w:rPr>
-          <w:noProof/>
-          <w:lang w:eastAsia="ru-RU"/>
-        </w:rPr>
-        <w:lastRenderedPageBreak/>
-        <w:drawing>
-          <wp:inline distT="0" distB="0" distL="0" distR="0" wp14:anchorId="30FC9AC7" wp14:editId="7488E5E7">
-            <wp:extent cx="8121650" cy="5720709"/>
-            <wp:effectExtent l="0" t="0" r="0" b="0"/>
-            <wp:docPr id="1047039069" name="Рисунок 1" descr="Изображение выглядит как зарисовка, рисунок, диаграмма, круг&#10;&#10;Автоматически созданное описание"/>
-            <wp:cNvGraphicFramePr>
-              <a:graphicFrameLocks xmlns:a="http://schemas.openxmlformats.org/drawingml/2006/main" noChangeAspect="1"/>
-            </wp:cNvGraphicFramePr>
-            <a:graphic xmlns:a="http://schemas.openxmlformats.org/drawingml/2006/main">
-              <a:graphicData uri="http://schemas.openxmlformats.org/drawingml/2006/picture">
-                <pic:pic xmlns:pic="http://schemas.openxmlformats.org/drawingml/2006/picture">
-                  <pic:nvPicPr>
-                    <pic:cNvPr id="1047039069" name="Рисунок 1" descr="Изображение выглядит как зарисовка, рисунок, диаграмма, круг&#10;&#10;Автоматически созданное описание"/>
-                    <pic:cNvPicPr/>
-                  </pic:nvPicPr>
-                  <pic:blipFill>
-                    <a:blip r:embed="rId63"/>
-                    <a:stretch>
-                      <a:fillRect/>
-                    </a:stretch>
-                  </pic:blipFill>
-                  <pic:spPr>
-                    <a:xfrm>
-                      <a:off x="0" y="0"/>
-                      <a:ext cx="8127735" cy="5724995"/>
-                    </a:xfrm>
-                    <a:prstGeom prst="rect">
-                      <a:avLst/>
-                    </a:prstGeom>
-                  </pic:spPr>
-                </pic:pic>
-              </a:graphicData>
-            </a:graphic>
-          </wp:inline>
-        </w:drawing>
-      </w:r>
-    </w:p>
-    <w:p>
-      <w:pPr>
-        <w:spacing w:after="160" w:line="259" w:lineRule="auto"/>
-        <w:jc w:val="left"/>
-      </w:pPr>
-      <w:r>
-        <w:rPr>
-          <w:noProof/>
-          <w:lang w:eastAsia="ru-RU"/>
-        </w:rPr>
-        <w:lastRenderedPageBreak/>
-        <w:drawing>
-          <wp:inline distT="0" distB="0" distL="0" distR="0" wp14:anchorId="7CFB8C8B" wp14:editId="2B1467CE">
-            <wp:extent cx="8013700" cy="5687903"/>
-            <wp:effectExtent l="0" t="0" r="6350" b="8255"/>
-            <wp:docPr id="1893536" name="Рисунок 1" descr="Изображение выглядит как текст, снимок экрана, обувь, дизайн&#10;&#10;Автоматически созданное описание"/>
-            <wp:cNvGraphicFramePr>
-              <a:graphicFrameLocks xmlns:a="http://schemas.openxmlformats.org/drawingml/2006/main" noChangeAspect="1"/>
-            </wp:cNvGraphicFramePr>
-            <a:graphic xmlns:a="http://schemas.openxmlformats.org/drawingml/2006/main">
-              <a:graphicData uri="http://schemas.openxmlformats.org/drawingml/2006/picture">
-                <pic:pic xmlns:pic="http://schemas.openxmlformats.org/drawingml/2006/picture">
-                  <pic:nvPicPr>
-                    <pic:cNvPr id="1893536" name="Рисунок 1" descr="Изображение выглядит как текст, снимок экрана, обувь, дизайн&#10;&#10;Автоматически созданное описание"/>
-                    <pic:cNvPicPr/>
-                  </pic:nvPicPr>
-                  <pic:blipFill>
-                    <a:blip r:embed="rId64"/>
-                    <a:stretch>
-                      <a:fillRect/>
-                    </a:stretch>
-                  </pic:blipFill>
-                  <pic:spPr>
-                    <a:xfrm>
-                      <a:off x="0" y="0"/>
-                      <a:ext cx="8017159" cy="5690358"/>
                     </a:xfrm>
                     <a:prstGeom prst="rect">
                       <a:avLst/>
@@ -22177,7 +20336,7 @@
           <w:rPr>
             <w:noProof/>
           </w:rPr>
-          <w:t>30</w:t>
+          <w:t>7</w:t>
         </w:r>
         <w:r>
           <w:fldChar w:fldCharType="end"/>
@@ -22217,7 +20376,7 @@
           <w:rPr>
             <w:noProof/>
           </w:rPr>
-          <w:t>68</w:t>
+          <w:t>56</w:t>
         </w:r>
         <w:r>
           <w:fldChar w:fldCharType="end"/>
@@ -28197,7 +26356,7 @@
 </file>
 
 <file path=customXml/itemProps1.xml><?xml version="1.0" encoding="utf-8"?>
-<ds:datastoreItem xmlns:ds="http://schemas.openxmlformats.org/officeDocument/2006/customXml" ds:itemID="{1B0996FC-DAD2-4E35-B382-528840364356}">
+<ds:datastoreItem xmlns:ds="http://schemas.openxmlformats.org/officeDocument/2006/customXml" ds:itemID="{61B2E768-A4B0-4CA8-9DA6-4B4BC63D4584}">
   <ds:schemaRefs>
     <ds:schemaRef ds:uri="http://schemas.openxmlformats.org/officeDocument/2006/bibliography"/>
   </ds:schemaRefs>
